--- a/Beacon-Capabilities-Statement.docx
+++ b/Beacon-Capabilities-Statement.docx
@@ -1,26 +1,34 @@
 
 <file path=word/document.xml><?xml version="1.0" encoding="utf-8"?>
 <w:document xmlns:wpc="http://schemas.microsoft.com/office/word/2010/wordprocessingCanvas" xmlns:mo="http://schemas.microsoft.com/office/mac/office/2008/main" xmlns:mc="http://schemas.openxmlformats.org/markup-compatibility/2006" xmlns:mv="urn:schemas-microsoft-com:mac:vml" xmlns:o="urn:schemas-microsoft-com:office:office" xmlns:r="http://schemas.openxmlformats.org/officeDocument/2006/relationships" xmlns:m="http://schemas.openxmlformats.org/officeDocument/2006/math" xmlns:v="urn:schemas-microsoft-com:vml" xmlns:wp14="http://schemas.microsoft.com/office/word/2010/wordprocessingDrawing" xmlns:wp="http://schemas.openxmlformats.org/drawingml/2006/wordprocessingDrawing" xmlns:w10="urn:schemas-microsoft-com:office:word" xmlns:w="http://schemas.openxmlformats.org/wordprocessingml/2006/main" xmlns:w14="http://schemas.microsoft.com/office/word/2010/wordml" xmlns:wpg="http://schemas.microsoft.com/office/word/2010/wordprocessingGroup" xmlns:wpi="http://schemas.microsoft.com/office/word/2010/wordprocessingInk" xmlns:wne="http://schemas.microsoft.com/office/word/2006/wordml" xmlns:wps="http://schemas.microsoft.com/office/word/2010/wordprocessingShape" mc:Ignorable="w14 wp14">
-  <w:background w:color="FCF6E6"/>
+  <w:background w:color="FDF6E4"/>
   <w:body>
     <w:tbl>
       <w:tblPr>
         <w:tblW w:type="auto" w:w="0"/>
         <w:tblLayout w:type="fixed"/>
         <w:tblLook w:firstColumn="1" w:firstRow="1" w:lastColumn="0" w:lastRow="0" w:noHBand="0" w:noVBand="1" w:val="04A0"/>
+        <w:tblBorders>
+          <w:top w:val="nil"/>
+          <w:left w:val="nil"/>
+          <w:bottom w:val="nil"/>
+          <w:right w:val="nil"/>
+          <w:insideH w:val="nil"/>
+          <w:insideV w:val="nil"/>
+        </w:tblBorders>
       </w:tblPr>
       <w:tblGrid>
-        <w:gridCol w:w="6624"/>
+        <w:gridCol w:w="6768"/>
         <w:gridCol w:w="4032"/>
       </w:tblGrid>
       <w:tr>
         <w:tc>
           <w:tcPr>
-            <w:tcW w:type="dxa" w:w="6624"/>
+            <w:tcW w:type="dxa" w:w="6768"/>
             <w:tcBorders>
               <w:top w:val="nil" w:sz="4" w:space="0" w:color="000000"/>
               <w:left w:val="nil" w:sz="4" w:space="0" w:color="000000"/>
-              <w:bottom w:val="single" w:sz="16" w:space="0" w:color="1B2738"/>
+              <w:bottom w:val="single" w:sz="24" w:space="0" w:color="022429"/>
               <w:right w:val="nil" w:sz="4" w:space="0" w:color="000000"/>
             </w:tcBorders>
           </w:tcPr>
@@ -34,50 +42,70 @@
               <w:tblW w:type="auto" w:w="0"/>
               <w:tblLayout w:type="fixed"/>
               <w:tblLook w:firstColumn="1" w:firstRow="1" w:lastColumn="0" w:lastRow="0" w:noHBand="0" w:noVBand="1" w:val="04A0"/>
+              <w:tblBorders>
+                <w:top w:val="nil"/>
+                <w:left w:val="nil"/>
+                <w:bottom w:val="nil"/>
+                <w:right w:val="nil"/>
+                <w:insideH w:val="nil"/>
+                <w:insideV w:val="nil"/>
+              </w:tblBorders>
             </w:tblPr>
             <w:tblGrid>
-              <w:gridCol w:w="1080"/>
-              <w:gridCol w:w="5328"/>
+              <w:gridCol w:w="1123"/>
+              <w:gridCol w:w="5544"/>
             </w:tblGrid>
             <w:tr>
               <w:tc>
                 <w:tcPr>
-                  <w:tcW w:type="dxa" w:w="1080"/>
-                  <w:shd w:val="clear" w:color="auto" w:fill="F5B82E"/>
+                  <w:tcW w:type="dxa" w:w="1123"/>
                   <w:vAlign w:val="center"/>
-                  <w:tcBorders>
-                    <w:top w:val="nil" w:sz="4" w:space="0" w:color="000000"/>
-                    <w:left w:val="nil" w:sz="4" w:space="0" w:color="000000"/>
-                    <w:bottom w:val="nil" w:sz="4" w:space="0" w:color="000000"/>
-                    <w:right w:val="nil" w:sz="4" w:space="0" w:color="000000"/>
-                  </w:tcBorders>
                 </w:tcPr>
                 <w:p>
                   <w:pPr>
-                    <w:spacing w:before="40" w:after="0" w:line="276" w:lineRule="auto"/>
-                    <w:jc w:val="center"/>
+                    <w:spacing w:before="0" w:after="0" w:line="276" w:lineRule="auto"/>
+                    <w:jc w:val="left"/>
                   </w:pPr>
                   <w:r>
-                    <w:rPr>
-                      <w:rFonts w:ascii="Helvetica" w:hAnsi="Helvetica"/>
-                      <w:b/>
-                      <w:color w:val="1B2738"/>
-                      <w:sz w:val="68"/>
-                    </w:rPr>
-                    <w:t>B</w:t>
+                    <w:drawing>
+                      <wp:inline xmlns:a="http://schemas.openxmlformats.org/drawingml/2006/main" xmlns:pic="http://schemas.openxmlformats.org/drawingml/2006/picture">
+                        <wp:extent cx="594360" cy="594360"/>
+                        <wp:docPr id="1" name="Picture 1"/>
+                        <wp:cNvGraphicFramePr>
+                          <a:graphicFrameLocks noChangeAspect="1"/>
+                        </wp:cNvGraphicFramePr>
+                        <a:graphic>
+                          <a:graphicData uri="http://schemas.openxmlformats.org/drawingml/2006/picture">
+                            <pic:pic>
+                              <pic:nvPicPr>
+                                <pic:cNvPr id="0" name="beacon-mark.png"/>
+                                <pic:cNvPicPr/>
+                              </pic:nvPicPr>
+                              <pic:blipFill>
+                                <a:blip r:embed="rId9"/>
+                                <a:stretch>
+                                  <a:fillRect/>
+                                </a:stretch>
+                              </pic:blipFill>
+                              <pic:spPr>
+                                <a:xfrm>
+                                  <a:off x="0" y="0"/>
+                                  <a:ext cx="594360" cy="594360"/>
+                                </a:xfrm>
+                                <a:prstGeom prst="rect"/>
+                              </pic:spPr>
+                            </pic:pic>
+                          </a:graphicData>
+                        </a:graphic>
+                      </wp:inline>
+                    </w:drawing>
                   </w:r>
                 </w:p>
               </w:tc>
               <w:tc>
                 <w:tcPr>
-                  <w:tcW w:type="dxa" w:w="3312"/>
+                  <w:tcW w:type="dxa" w:w="3384"/>
                   <w:vAlign w:val="center"/>
-                  <w:tcBorders>
-                    <w:top w:val="nil" w:sz="4" w:space="0" w:color="000000"/>
-                    <w:left w:val="nil" w:sz="4" w:space="0" w:color="000000"/>
-                    <w:bottom w:val="nil" w:sz="4" w:space="0" w:color="000000"/>
-                    <w:right w:val="nil" w:sz="4" w:space="0" w:color="000000"/>
-                  </w:tcBorders>
                 </w:tcPr>
                 <w:p>
                   <w:pPr>
@@ -85,27 +113,39 @@
                   </w:pPr>
                   <w:r>
                     <w:rPr>
-                      <w:rFonts w:ascii="Helvetica" w:hAnsi="Helvetica"/>
+                      <w:rFonts w:ascii="Figtree" w:hAnsi="Figtree" w:cs="Figtree"/>
                       <w:b/>
-                      <w:color w:val="1B2738"/>
+                      <w:i w:val="0"/>
+                      <w:color w:val="022429"/>
                       <w:sz w:val="16"/>
-                      <w:spacing w:val="40"/>
+                      <w:spacing w:val="50"/>
                     </w:rPr>
-                    <w:t>CAPABILITIES STATEMENT</w:t>
+                    <w:t>CAPABILITIES STATEMENT · V2</w:t>
                   </w:r>
                 </w:p>
                 <w:p>
                   <w:pPr>
-                    <w:spacing w:before="0" w:after="0" w:line="276" w:lineRule="auto"/>
+                    <w:spacing w:before="20" w:after="0" w:line="276" w:lineRule="auto"/>
                   </w:pPr>
                   <w:r>
                     <w:rPr>
-                      <w:rFonts w:ascii="Helvetica" w:hAnsi="Helvetica"/>
+                      <w:rFonts w:ascii="Barlow Condensed" w:hAnsi="Barlow Condensed" w:cs="Barlow Condensed"/>
                       <w:b/>
-                      <w:color w:val="1B2738"/>
-                      <w:sz w:val="40"/>
+                      <w:i w:val="0"/>
+                      <w:color w:val="022429"/>
+                      <w:sz w:val="52"/>
                     </w:rPr>
-                    <w:t>Beacon Manufacturing</w:t>
+                    <w:t xml:space="preserve">BEACON </w:t>
+                  </w:r>
+                  <w:r>
+                    <w:rPr>
+                      <w:rFonts w:ascii="Barlow Condensed" w:hAnsi="Barlow Condensed" w:cs="Barlow Condensed"/>
+                      <w:b w:val="0"/>
+                      <w:i w:val="0"/>
+                      <w:color w:val="022429"/>
+                      <w:sz w:val="52"/>
+                    </w:rPr>
+                    <w:t>MANUFACTURING</w:t>
                   </w:r>
                 </w:p>
               </w:tc>
@@ -116,11 +156,10 @@
         <w:tc>
           <w:tcPr>
             <w:tcW w:type="dxa" w:w="4032"/>
-            <w:vAlign w:val="top"/>
             <w:tcBorders>
               <w:top w:val="nil" w:sz="4" w:space="0" w:color="000000"/>
               <w:left w:val="nil" w:sz="4" w:space="0" w:color="000000"/>
-              <w:bottom w:val="single" w:sz="16" w:space="0" w:color="1B2738"/>
+              <w:bottom w:val="single" w:sz="24" w:space="0" w:color="022429"/>
               <w:right w:val="nil" w:sz="4" w:space="0" w:color="000000"/>
             </w:tcBorders>
           </w:tcPr>
@@ -131,13 +170,14 @@
             </w:pPr>
             <w:r>
               <w:rPr>
-                <w:rFonts w:ascii="Helvetica" w:hAnsi="Helvetica"/>
+                <w:rFonts w:ascii="Barlow Condensed" w:hAnsi="Barlow Condensed" w:cs="Barlow Condensed"/>
                 <w:b/>
-                <w:color w:val="1B2738"/>
-                <w:sz w:val="18"/>
-                <w:spacing w:val="30"/>
+                <w:i w:val="0"/>
+                <w:color w:val="022429"/>
+                <w:sz w:val="22"/>
+                <w:spacing w:val="40"/>
               </w:rPr>
-              <w:t>DETROIT, MICHIGAN</w:t>
+              <w:t>DETROIT · MICHIGAN</w:t>
             </w:r>
           </w:p>
           <w:p>
@@ -147,12 +187,13 @@
             </w:pPr>
             <w:r>
               <w:rPr>
-                <w:rFonts w:ascii="Helvetica" w:hAnsi="Helvetica"/>
+                <w:rFonts w:ascii="Figtree" w:hAnsi="Figtree" w:cs="Figtree"/>
                 <w:b w:val="0"/>
-                <w:color w:val="1B2738"/>
+                <w:i w:val="0"/>
+                <w:color w:val="022429"/>
                 <w:sz w:val="18"/>
               </w:rPr>
-              <w:t>2200 Beaufait Avenue</w:t>
+              <w:t>2050 15th St</w:t>
             </w:r>
           </w:p>
           <w:p>
@@ -162,12 +203,13 @@
             </w:pPr>
             <w:r>
               <w:rPr>
-                <w:rFonts w:ascii="Helvetica" w:hAnsi="Helvetica"/>
+                <w:rFonts w:ascii="Figtree" w:hAnsi="Figtree" w:cs="Figtree"/>
                 <w:b w:val="0"/>
-                <w:color w:val="1B2738"/>
+                <w:i w:val="0"/>
+                <w:color w:val="022429"/>
                 <w:sz w:val="18"/>
               </w:rPr>
-              <w:t>Detroit, MI 48207</w:t>
+              <w:t>Detroit, MI 48216</w:t>
             </w:r>
           </w:p>
           <w:p>
@@ -177,27 +219,30 @@
             </w:pPr>
             <w:r>
               <w:rPr>
-                <w:rFonts w:ascii="Helvetica" w:hAnsi="Helvetica"/>
+                <w:rFonts w:ascii="Figtree" w:hAnsi="Figtree" w:cs="Figtree"/>
                 <w:b w:val="0"/>
-                <w:color w:val="1B2738"/>
+                <w:i w:val="0"/>
+                <w:color w:val="022429"/>
                 <w:sz w:val="18"/>
               </w:rPr>
-              <w:t>hello@beaconmfg.com · (313) 555-0184</w:t>
+              <w:t>Local Mfg. · 100% Onshore</w:t>
             </w:r>
           </w:p>
           <w:p>
             <w:pPr>
-              <w:spacing w:before="0" w:after="0" w:line="276" w:lineRule="auto"/>
+              <w:spacing w:before="60" w:after="0" w:line="276" w:lineRule="auto"/>
               <w:jc w:val="right"/>
             </w:pPr>
             <w:r>
               <w:rPr>
-                <w:rFonts w:ascii="Helvetica" w:hAnsi="Helvetica"/>
-                <w:b w:val="0"/>
-                <w:color w:val="1B2738"/>
-                <w:sz w:val="18"/>
+                <w:rFonts w:ascii="Figtree" w:hAnsi="Figtree" w:cs="Figtree"/>
+                <w:b/>
+                <w:i w:val="0"/>
+                <w:color w:val="022429"/>
+                <w:sz w:val="20"/>
+                <w:shd w:val="clear" w:color="auto" w:fill="FDB602"/>
               </w:rPr>
-              <w:t>beaconmfg.com</w:t>
+              <w:t xml:space="preserve">  beaconmfg.us  </w:t>
             </w:r>
           </w:p>
         </w:tc>
@@ -205,68 +250,93 @@
     </w:tbl>
     <w:p>
       <w:pPr>
-        <w:spacing w:before="0" w:after="160" w:line="276" w:lineRule="auto"/>
+        <w:spacing w:before="0" w:after="120" w:line="276" w:lineRule="auto"/>
       </w:pPr>
     </w:p>
     <w:p>
       <w:pPr>
-        <w:spacing w:before="0" w:after="0" w:line="276" w:lineRule="auto"/>
+        <w:spacing w:before="0" w:after="40" w:line="276" w:lineRule="auto"/>
       </w:pPr>
       <w:r>
         <w:rPr>
-          <w:rFonts w:ascii="Helvetica" w:hAnsi="Helvetica"/>
+          <w:rFonts w:ascii="Barlow Condensed" w:hAnsi="Barlow Condensed" w:cs="Barlow Condensed"/>
           <w:b/>
-          <w:color w:val="1B2738"/>
-          <w:sz w:val="36"/>
+          <w:i w:val="0"/>
+          <w:color w:val="022429"/>
+          <w:sz w:val="52"/>
         </w:rPr>
-        <w:t xml:space="preserve">Metal fabrication, assembly, and prototyping </w:t>
+        <w:t xml:space="preserve">BUILDER-LED </w:t>
       </w:r>
       <w:r>
         <w:rPr>
-          <w:rFonts w:ascii="Helvetica" w:hAnsi="Helvetica"/>
+          <w:rFonts w:ascii="Barlow Condensed" w:hAnsi="Barlow Condensed" w:cs="Barlow Condensed"/>
           <w:b/>
-          <w:color w:val="F5B82E"/>
-          <w:sz w:val="36"/>
+          <w:i w:val="0"/>
+          <w:color w:val="022429"/>
+          <w:sz w:val="52"/>
+          <w:shd w:val="clear" w:color="auto" w:fill="FDB602"/>
         </w:rPr>
-        <w:t>—</w:t>
-      </w:r>
-      <w:r>
-        <w:rPr>
-          <w:rFonts w:ascii="Helvetica" w:hAnsi="Helvetica"/>
-          <w:b/>
-          <w:color w:val="1B2738"/>
-          <w:sz w:val="36"/>
-        </w:rPr>
-        <w:t xml:space="preserve"> made in Detroit.</w:t>
+        <w:t xml:space="preserve">  CONTRACT MANUFACTURING  </w:t>
       </w:r>
     </w:p>
     <w:p>
       <w:pPr>
-        <w:spacing w:before="80" w:after="120" w:line="276" w:lineRule="auto"/>
+        <w:spacing w:before="0" w:after="80" w:line="276" w:lineRule="auto"/>
       </w:pPr>
       <w:r>
         <w:rPr>
-          <w:rFonts w:ascii="Helvetica" w:hAnsi="Helvetica"/>
-          <w:b w:val="0"/>
-          <w:color w:val="1B2738"/>
-          <w:sz w:val="20"/>
+          <w:rFonts w:ascii="Barlow Condensed" w:hAnsi="Barlow Condensed" w:cs="Barlow Condensed"/>
+          <w:b/>
+          <w:i w:val="0"/>
+          <w:color w:val="022429"/>
+          <w:sz w:val="52"/>
         </w:rPr>
-        <w:t>Beacon Manufacturing is a Detroit-based contract manufacturer pairing decades of skilled-trade craftsmanship with modern digital fabrication. From one-off prototypes to recurring production runs, we cut, form, weld, finish, assemble, kit, and ship — all under one roof. Short lead times, tight tolerances, and a single point of accountability for engineers, founders, and procurement teams.</w:t>
+        <w:t>MADE IN DETROIT.</w:t>
       </w:r>
     </w:p>
     <w:p>
       <w:pPr>
-        <w:spacing w:before="120" w:after="80" w:line="276" w:lineRule="auto"/>
+        <w:spacing w:before="40" w:after="80" w:line="336" w:lineRule="auto"/>
       </w:pPr>
       <w:r>
         <w:rPr>
-          <w:rFonts w:ascii="Helvetica" w:hAnsi="Helvetica"/>
+          <w:rFonts w:ascii="Figtree" w:hAnsi="Figtree" w:cs="Figtree"/>
           <w:b/>
-          <w:color w:val="1B2738"/>
-          <w:sz w:val="18"/>
-          <w:spacing w:val="50"/>
+          <w:i w:val="0"/>
+          <w:color w:val="022429"/>
+          <w:sz w:val="21"/>
         </w:rPr>
-        <w:t>CORE CAPABILITIES</w:t>
+        <w:t xml:space="preserve">Beacon is a builder-led contract manufacturer in Detroit </w:t>
+      </w:r>
+      <w:r>
+        <w:rPr>
+          <w:rFonts w:ascii="Figtree" w:hAnsi="Figtree" w:cs="Figtree"/>
+          <w:b w:val="0"/>
+          <w:i w:val="0"/>
+          <w:color w:val="022429"/>
+          <w:sz w:val="21"/>
+        </w:rPr>
+        <w:t xml:space="preserve">delivering metal fabrication, assembly, and rapid prototyping — from one-off prototypes to repeatable short runs and full production. </w:t>
+      </w:r>
+      <w:r>
+        <w:rPr>
+          <w:rFonts w:ascii="Figtree" w:hAnsi="Figtree" w:cs="Figtree"/>
+          <w:b/>
+          <w:i w:val="0"/>
+          <w:color w:val="022429"/>
+          <w:sz w:val="21"/>
+        </w:rPr>
+        <w:t xml:space="preserve">Bring us a problem. </w:t>
+      </w:r>
+      <w:r>
+        <w:rPr>
+          <w:rFonts w:ascii="Figtree" w:hAnsi="Figtree" w:cs="Figtree"/>
+          <w:b w:val="0"/>
+          <w:i w:val="0"/>
+          <w:color w:val="022429"/>
+          <w:sz w:val="21"/>
+        </w:rPr>
+        <w:t>We'll quote it, prototype it, and put it on a line.</w:t>
       </w:r>
     </w:p>
     <w:tbl>
@@ -274,752 +344,57 @@
         <w:tblW w:type="auto" w:w="0"/>
         <w:tblLayout w:type="fixed"/>
         <w:tblLook w:firstColumn="1" w:firstRow="1" w:lastColumn="0" w:lastRow="0" w:noHBand="0" w:noVBand="1" w:val="04A0"/>
+        <w:tblBorders>
+          <w:top w:val="nil"/>
+          <w:left w:val="nil"/>
+          <w:bottom w:val="nil"/>
+          <w:right w:val="nil"/>
+          <w:insideH w:val="nil"/>
+          <w:insideV w:val="nil"/>
+        </w:tblBorders>
       </w:tblPr>
       <w:tblGrid>
-        <w:gridCol w:w="3499"/>
-        <w:gridCol w:w="3499"/>
-        <w:gridCol w:w="3499"/>
+        <w:gridCol w:w="10800"/>
       </w:tblGrid>
       <w:tr>
         <w:tc>
           <w:tcPr>
-            <w:tcW w:type="dxa" w:w="3499"/>
-            <w:shd w:val="clear" w:color="auto" w:fill="FFFDF5"/>
-            <w:tcBorders>
-              <w:top w:val="single" w:sz="4" w:space="0" w:color="E5DDC0"/>
-              <w:left w:val="single" w:sz="36" w:space="0" w:color="F5B82E"/>
-              <w:bottom w:val="single" w:sz="4" w:space="0" w:color="E5DDC0"/>
-              <w:right w:val="single" w:sz="4" w:space="0" w:color="E5DDC0"/>
-            </w:tcBorders>
+            <w:tcW w:type="dxa" w:w="10800"/>
           </w:tcPr>
           <w:p>
             <w:pPr>
-              <w:spacing w:before="40" w:after="0" w:line="276" w:lineRule="auto"/>
+              <w:spacing w:before="120" w:after="40" w:line="276" w:lineRule="auto"/>
             </w:pPr>
             <w:r>
               <w:rPr>
-                <w:rFonts w:ascii="Helvetica" w:hAnsi="Helvetica"/>
+                <w:rFonts w:ascii="Figtree" w:hAnsi="Figtree" w:cs="Figtree"/>
                 <w:b/>
-                <w:color w:val="1B2738"/>
-                <w:sz w:val="24"/>
+                <w:i w:val="0"/>
+                <w:color w:val="FDB602"/>
+                <w:sz w:val="28"/>
               </w:rPr>
-              <w:t>Fabrication</w:t>
-            </w:r>
-          </w:p>
-          <w:p>
-            <w:pPr>
-              <w:spacing w:before="40" w:after="80" w:line="276" w:lineRule="auto"/>
-            </w:pPr>
-            <w:r>
-              <w:rPr>
-                <w:rFonts w:ascii="Helvetica" w:hAnsi="Helvetica"/>
-                <w:b w:val="0"/>
-                <w:color w:val="1B2738"/>
-                <w:sz w:val="18"/>
-              </w:rPr>
-              <w:t>Precision sheet-metal and structural metalwork from raw stock to finished part.</w:t>
-            </w:r>
-          </w:p>
-          <w:p>
-            <w:pPr>
-              <w:spacing w:before="0" w:after="0" w:line="276" w:lineRule="auto"/>
-              <w:ind w:left="115"/>
-            </w:pPr>
-            <w:r>
-              <w:rPr>
-                <w:rFonts w:ascii="Helvetica" w:hAnsi="Helvetica"/>
-                <w:b/>
-                <w:color w:val="F5B82E"/>
-                <w:sz w:val="16"/>
-              </w:rPr>
-              <w:t xml:space="preserve">■ </w:t>
+              <w:t xml:space="preserve">▮ </w:t>
             </w:r>
             <w:r>
               <w:rPr>
-                <w:rFonts w:ascii="Helvetica" w:hAnsi="Helvetica"/>
-                <w:b w:val="0"/>
-                <w:color w:val="1B2738"/>
-                <w:sz w:val="18"/>
+                <w:rFonts w:ascii="Barlow Condensed" w:hAnsi="Barlow Condensed" w:cs="Barlow Condensed"/>
+                <w:b/>
+                <w:i w:val="0"/>
+                <w:color w:val="022429"/>
+                <w:sz w:val="26"/>
+                <w:spacing w:val="70"/>
               </w:rPr>
-              <w:t>Fiber laser cutting (up to 1/2")</w:t>
-            </w:r>
-          </w:p>
-          <w:p>
-            <w:pPr>
-              <w:spacing w:before="0" w:after="0" w:line="276" w:lineRule="auto"/>
-              <w:ind w:left="115"/>
-            </w:pPr>
-            <w:r>
-              <w:rPr>
-                <w:rFonts w:ascii="Helvetica" w:hAnsi="Helvetica"/>
-                <w:b/>
-                <w:color w:val="F5B82E"/>
-                <w:sz w:val="16"/>
-              </w:rPr>
-              <w:t xml:space="preserve">■ </w:t>
+              <w:t xml:space="preserve">CORE CAPABILITIES   </w:t>
             </w:r>
             <w:r>
               <w:rPr>
-                <w:rFonts w:ascii="Helvetica" w:hAnsi="Helvetica"/>
+                <w:rFonts w:ascii="Figtree" w:hAnsi="Figtree" w:cs="Figtree"/>
                 <w:b w:val="0"/>
-                <w:color w:val="1B2738"/>
+                <w:i/>
+                <w:color w:val="022429"/>
                 <w:sz w:val="18"/>
               </w:rPr>
-              <w:t>CNC press brake forming</w:t>
-            </w:r>
-          </w:p>
-          <w:p>
-            <w:pPr>
-              <w:spacing w:before="0" w:after="0" w:line="276" w:lineRule="auto"/>
-              <w:ind w:left="115"/>
-            </w:pPr>
-            <w:r>
-              <w:rPr>
-                <w:rFonts w:ascii="Helvetica" w:hAnsi="Helvetica"/>
-                <w:b/>
-                <w:color w:val="F5B82E"/>
-                <w:sz w:val="16"/>
-              </w:rPr>
-              <w:t xml:space="preserve">■ </w:t>
-            </w:r>
-            <w:r>
-              <w:rPr>
-                <w:rFonts w:ascii="Helvetica" w:hAnsi="Helvetica"/>
-                <w:b w:val="0"/>
-                <w:color w:val="1B2738"/>
-                <w:sz w:val="18"/>
-              </w:rPr>
-              <w:t>MIG / TIG / spot welding</w:t>
-            </w:r>
-          </w:p>
-          <w:p>
-            <w:pPr>
-              <w:spacing w:before="0" w:after="0" w:line="276" w:lineRule="auto"/>
-              <w:ind w:left="115"/>
-            </w:pPr>
-            <w:r>
-              <w:rPr>
-                <w:rFonts w:ascii="Helvetica" w:hAnsi="Helvetica"/>
-                <w:b/>
-                <w:color w:val="F5B82E"/>
-                <w:sz w:val="16"/>
-              </w:rPr>
-              <w:t xml:space="preserve">■ </w:t>
-            </w:r>
-            <w:r>
-              <w:rPr>
-                <w:rFonts w:ascii="Helvetica" w:hAnsi="Helvetica"/>
-                <w:b w:val="0"/>
-                <w:color w:val="1B2738"/>
-                <w:sz w:val="18"/>
-              </w:rPr>
-              <w:t>Powder coat &amp; wet paint</w:t>
-            </w:r>
-          </w:p>
-          <w:p>
-            <w:pPr>
-              <w:spacing w:before="0" w:after="0" w:line="276" w:lineRule="auto"/>
-              <w:ind w:left="115"/>
-            </w:pPr>
-            <w:r>
-              <w:rPr>
-                <w:rFonts w:ascii="Helvetica" w:hAnsi="Helvetica"/>
-                <w:b/>
-                <w:color w:val="F5B82E"/>
-                <w:sz w:val="16"/>
-              </w:rPr>
-              <w:t xml:space="preserve">■ </w:t>
-            </w:r>
-            <w:r>
-              <w:rPr>
-                <w:rFonts w:ascii="Helvetica" w:hAnsi="Helvetica"/>
-                <w:b w:val="0"/>
-                <w:color w:val="1B2738"/>
-                <w:sz w:val="18"/>
-              </w:rPr>
-              <w:t>Grinding, deburring, polishing</w:t>
-            </w:r>
-          </w:p>
-          <w:p>
-            <w:pPr>
-              <w:spacing w:before="0" w:after="40" w:line="276" w:lineRule="auto"/>
-            </w:pPr>
-          </w:p>
-        </w:tc>
-        <w:tc>
-          <w:tcPr>
-            <w:tcW w:type="dxa" w:w="3499"/>
-            <w:shd w:val="clear" w:color="auto" w:fill="FFFDF5"/>
-            <w:tcBorders>
-              <w:top w:val="single" w:sz="4" w:space="0" w:color="E5DDC0"/>
-              <w:left w:val="single" w:sz="36" w:space="0" w:color="F5B82E"/>
-              <w:bottom w:val="single" w:sz="4" w:space="0" w:color="E5DDC0"/>
-              <w:right w:val="single" w:sz="4" w:space="0" w:color="E5DDC0"/>
-            </w:tcBorders>
-          </w:tcPr>
-          <w:p>
-            <w:pPr>
-              <w:spacing w:before="40" w:after="0" w:line="276" w:lineRule="auto"/>
-            </w:pPr>
-            <w:r>
-              <w:rPr>
-                <w:rFonts w:ascii="Helvetica" w:hAnsi="Helvetica"/>
-                <w:b/>
-                <w:color w:val="1B2738"/>
-                <w:sz w:val="24"/>
-              </w:rPr>
-              <w:t>Assembly</w:t>
-            </w:r>
-          </w:p>
-          <w:p>
-            <w:pPr>
-              <w:spacing w:before="40" w:after="80" w:line="276" w:lineRule="auto"/>
-            </w:pPr>
-            <w:r>
-              <w:rPr>
-                <w:rFonts w:ascii="Helvetica" w:hAnsi="Helvetica"/>
-                <w:b w:val="0"/>
-                <w:color w:val="1B2738"/>
-                <w:sz w:val="18"/>
-              </w:rPr>
-              <w:t>Sub-assembly and finished-goods build with mechanical, electrical, and pneumatic integration.</w:t>
-            </w:r>
-          </w:p>
-          <w:p>
-            <w:pPr>
-              <w:spacing w:before="0" w:after="0" w:line="276" w:lineRule="auto"/>
-              <w:ind w:left="115"/>
-            </w:pPr>
-            <w:r>
-              <w:rPr>
-                <w:rFonts w:ascii="Helvetica" w:hAnsi="Helvetica"/>
-                <w:b/>
-                <w:color w:val="F5B82E"/>
-                <w:sz w:val="16"/>
-              </w:rPr>
-              <w:t xml:space="preserve">■ </w:t>
-            </w:r>
-            <w:r>
-              <w:rPr>
-                <w:rFonts w:ascii="Helvetica" w:hAnsi="Helvetica"/>
-                <w:b w:val="0"/>
-                <w:color w:val="1B2738"/>
-                <w:sz w:val="18"/>
-              </w:rPr>
-              <w:t>Mechanical &amp; fastener assembly</w:t>
-            </w:r>
-          </w:p>
-          <w:p>
-            <w:pPr>
-              <w:spacing w:before="0" w:after="0" w:line="276" w:lineRule="auto"/>
-              <w:ind w:left="115"/>
-            </w:pPr>
-            <w:r>
-              <w:rPr>
-                <w:rFonts w:ascii="Helvetica" w:hAnsi="Helvetica"/>
-                <w:b/>
-                <w:color w:val="F5B82E"/>
-                <w:sz w:val="16"/>
-              </w:rPr>
-              <w:t xml:space="preserve">■ </w:t>
-            </w:r>
-            <w:r>
-              <w:rPr>
-                <w:rFonts w:ascii="Helvetica" w:hAnsi="Helvetica"/>
-                <w:b w:val="0"/>
-                <w:color w:val="1B2738"/>
-                <w:sz w:val="18"/>
-              </w:rPr>
-              <w:t>Electrical harness &amp; panel build</w:t>
-            </w:r>
-          </w:p>
-          <w:p>
-            <w:pPr>
-              <w:spacing w:before="0" w:after="0" w:line="276" w:lineRule="auto"/>
-              <w:ind w:left="115"/>
-            </w:pPr>
-            <w:r>
-              <w:rPr>
-                <w:rFonts w:ascii="Helvetica" w:hAnsi="Helvetica"/>
-                <w:b/>
-                <w:color w:val="F5B82E"/>
-                <w:sz w:val="16"/>
-              </w:rPr>
-              <w:t xml:space="preserve">■ </w:t>
-            </w:r>
-            <w:r>
-              <w:rPr>
-                <w:rFonts w:ascii="Helvetica" w:hAnsi="Helvetica"/>
-                <w:b w:val="0"/>
-                <w:color w:val="1B2738"/>
-                <w:sz w:val="18"/>
-              </w:rPr>
-              <w:t>Pneumatic / hydraulic integration</w:t>
-            </w:r>
-          </w:p>
-          <w:p>
-            <w:pPr>
-              <w:spacing w:before="0" w:after="0" w:line="276" w:lineRule="auto"/>
-              <w:ind w:left="115"/>
-            </w:pPr>
-            <w:r>
-              <w:rPr>
-                <w:rFonts w:ascii="Helvetica" w:hAnsi="Helvetica"/>
-                <w:b/>
-                <w:color w:val="F5B82E"/>
-                <w:sz w:val="16"/>
-              </w:rPr>
-              <w:t xml:space="preserve">■ </w:t>
-            </w:r>
-            <w:r>
-              <w:rPr>
-                <w:rFonts w:ascii="Helvetica" w:hAnsi="Helvetica"/>
-                <w:b w:val="0"/>
-                <w:color w:val="1B2738"/>
-                <w:sz w:val="18"/>
-              </w:rPr>
-              <w:t>Functional test &amp; QA</w:t>
-            </w:r>
-          </w:p>
-          <w:p>
-            <w:pPr>
-              <w:spacing w:before="0" w:after="0" w:line="276" w:lineRule="auto"/>
-              <w:ind w:left="115"/>
-            </w:pPr>
-            <w:r>
-              <w:rPr>
-                <w:rFonts w:ascii="Helvetica" w:hAnsi="Helvetica"/>
-                <w:b/>
-                <w:color w:val="F5B82E"/>
-                <w:sz w:val="16"/>
-              </w:rPr>
-              <w:t xml:space="preserve">■ </w:t>
-            </w:r>
-            <w:r>
-              <w:rPr>
-                <w:rFonts w:ascii="Helvetica" w:hAnsi="Helvetica"/>
-                <w:b w:val="0"/>
-                <w:color w:val="1B2738"/>
-                <w:sz w:val="18"/>
-              </w:rPr>
-              <w:t>Kitting &amp; final packaging</w:t>
-            </w:r>
-          </w:p>
-          <w:p>
-            <w:pPr>
-              <w:spacing w:before="0" w:after="40" w:line="276" w:lineRule="auto"/>
-            </w:pPr>
-          </w:p>
-        </w:tc>
-        <w:tc>
-          <w:tcPr>
-            <w:tcW w:type="dxa" w:w="3499"/>
-            <w:shd w:val="clear" w:color="auto" w:fill="FFFDF5"/>
-            <w:tcBorders>
-              <w:top w:val="single" w:sz="4" w:space="0" w:color="E5DDC0"/>
-              <w:left w:val="single" w:sz="36" w:space="0" w:color="F5B82E"/>
-              <w:bottom w:val="single" w:sz="4" w:space="0" w:color="E5DDC0"/>
-              <w:right w:val="single" w:sz="4" w:space="0" w:color="E5DDC0"/>
-            </w:tcBorders>
-          </w:tcPr>
-          <w:p>
-            <w:pPr>
-              <w:spacing w:before="40" w:after="0" w:line="276" w:lineRule="auto"/>
-            </w:pPr>
-            <w:r>
-              <w:rPr>
-                <w:rFonts w:ascii="Helvetica" w:hAnsi="Helvetica"/>
-                <w:b/>
-                <w:color w:val="1B2738"/>
-                <w:sz w:val="24"/>
-              </w:rPr>
-              <w:t>Prototyping &amp; DigiFab</w:t>
-            </w:r>
-          </w:p>
-          <w:p>
-            <w:pPr>
-              <w:spacing w:before="40" w:after="80" w:line="276" w:lineRule="auto"/>
-            </w:pPr>
-            <w:r>
-              <w:rPr>
-                <w:rFonts w:ascii="Helvetica" w:hAnsi="Helvetica"/>
-                <w:b w:val="0"/>
-                <w:color w:val="1B2738"/>
-                <w:sz w:val="18"/>
-              </w:rPr>
-              <w:t>Rapid iteration with digital fabrication for fast turns on form, fit, and function.</w:t>
-            </w:r>
-          </w:p>
-          <w:p>
-            <w:pPr>
-              <w:spacing w:before="0" w:after="0" w:line="276" w:lineRule="auto"/>
-              <w:ind w:left="115"/>
-            </w:pPr>
-            <w:r>
-              <w:rPr>
-                <w:rFonts w:ascii="Helvetica" w:hAnsi="Helvetica"/>
-                <w:b/>
-                <w:color w:val="F5B82E"/>
-                <w:sz w:val="16"/>
-              </w:rPr>
-              <w:t xml:space="preserve">■ </w:t>
-            </w:r>
-            <w:r>
-              <w:rPr>
-                <w:rFonts w:ascii="Helvetica" w:hAnsi="Helvetica"/>
-                <w:b w:val="0"/>
-                <w:color w:val="1B2738"/>
-                <w:sz w:val="18"/>
-              </w:rPr>
-              <w:t>3D printing (FDM, SLA, SLS)</w:t>
-            </w:r>
-          </w:p>
-          <w:p>
-            <w:pPr>
-              <w:spacing w:before="0" w:after="0" w:line="276" w:lineRule="auto"/>
-              <w:ind w:left="115"/>
-            </w:pPr>
-            <w:r>
-              <w:rPr>
-                <w:rFonts w:ascii="Helvetica" w:hAnsi="Helvetica"/>
-                <w:b/>
-                <w:color w:val="F5B82E"/>
-                <w:sz w:val="16"/>
-              </w:rPr>
-              <w:t xml:space="preserve">■ </w:t>
-            </w:r>
-            <w:r>
-              <w:rPr>
-                <w:rFonts w:ascii="Helvetica" w:hAnsi="Helvetica"/>
-                <w:b w:val="0"/>
-                <w:color w:val="1B2738"/>
-                <w:sz w:val="18"/>
-              </w:rPr>
-              <w:t>CNC routing &amp; milling</w:t>
-            </w:r>
-          </w:p>
-          <w:p>
-            <w:pPr>
-              <w:spacing w:before="0" w:after="0" w:line="276" w:lineRule="auto"/>
-              <w:ind w:left="115"/>
-            </w:pPr>
-            <w:r>
-              <w:rPr>
-                <w:rFonts w:ascii="Helvetica" w:hAnsi="Helvetica"/>
-                <w:b/>
-                <w:color w:val="F5B82E"/>
-                <w:sz w:val="16"/>
-              </w:rPr>
-              <w:t xml:space="preserve">■ </w:t>
-            </w:r>
-            <w:r>
-              <w:rPr>
-                <w:rFonts w:ascii="Helvetica" w:hAnsi="Helvetica"/>
-                <w:b w:val="0"/>
-                <w:color w:val="1B2738"/>
-                <w:sz w:val="18"/>
-              </w:rPr>
-              <w:t>Laser engraving &amp; cutting</w:t>
-            </w:r>
-          </w:p>
-          <w:p>
-            <w:pPr>
-              <w:spacing w:before="0" w:after="0" w:line="276" w:lineRule="auto"/>
-              <w:ind w:left="115"/>
-            </w:pPr>
-            <w:r>
-              <w:rPr>
-                <w:rFonts w:ascii="Helvetica" w:hAnsi="Helvetica"/>
-                <w:b/>
-                <w:color w:val="F5B82E"/>
-                <w:sz w:val="16"/>
-              </w:rPr>
-              <w:t xml:space="preserve">■ </w:t>
-            </w:r>
-            <w:r>
-              <w:rPr>
-                <w:rFonts w:ascii="Helvetica" w:hAnsi="Helvetica"/>
-                <w:b w:val="0"/>
-                <w:color w:val="1B2738"/>
-                <w:sz w:val="18"/>
-              </w:rPr>
-              <w:t>DFM review &amp; design support</w:t>
-            </w:r>
-          </w:p>
-          <w:p>
-            <w:pPr>
-              <w:spacing w:before="0" w:after="0" w:line="276" w:lineRule="auto"/>
-              <w:ind w:left="115"/>
-            </w:pPr>
-            <w:r>
-              <w:rPr>
-                <w:rFonts w:ascii="Helvetica" w:hAnsi="Helvetica"/>
-                <w:b/>
-                <w:color w:val="F5B82E"/>
-                <w:sz w:val="16"/>
-              </w:rPr>
-              <w:t xml:space="preserve">■ </w:t>
-            </w:r>
-            <w:r>
-              <w:rPr>
-                <w:rFonts w:ascii="Helvetica" w:hAnsi="Helvetica"/>
-                <w:b w:val="0"/>
-                <w:color w:val="1B2738"/>
-                <w:sz w:val="18"/>
-              </w:rPr>
-              <w:t>Low-volume pilot runs</w:t>
-            </w:r>
-          </w:p>
-          <w:p>
-            <w:pPr>
-              <w:spacing w:before="0" w:after="40" w:line="276" w:lineRule="auto"/>
-            </w:pPr>
-          </w:p>
-        </w:tc>
-      </w:tr>
-    </w:tbl>
-    <w:p>
-      <w:pPr>
-        <w:spacing w:before="160" w:after="80" w:line="276" w:lineRule="auto"/>
-      </w:pPr>
-      <w:r>
-        <w:rPr>
-          <w:rFonts w:ascii="Helvetica" w:hAnsi="Helvetica"/>
-          <w:b/>
-          <w:color w:val="1B2738"/>
-          <w:sz w:val="18"/>
-          <w:spacing w:val="50"/>
-        </w:rPr>
-        <w:t>WAREHOUSING &amp; LOGISTICS</w:t>
-      </w:r>
-    </w:p>
-    <w:tbl>
-      <w:tblPr>
-        <w:tblW w:type="auto" w:w="0"/>
-        <w:tblLayout w:type="fixed"/>
-        <w:tblLook w:firstColumn="1" w:firstRow="1" w:lastColumn="0" w:lastRow="0" w:noHBand="0" w:noVBand="1" w:val="04A0"/>
-      </w:tblPr>
-      <w:tblGrid>
-        <w:gridCol w:w="2448"/>
-        <w:gridCol w:w="8208"/>
-      </w:tblGrid>
-      <w:tr>
-        <w:tc>
-          <w:tcPr>
-            <w:tcW w:type="dxa" w:w="2448"/>
-            <w:shd w:val="clear" w:color="auto" w:fill="FFFDF5"/>
-            <w:tcBorders>
-              <w:top w:val="single" w:sz="4" w:space="0" w:color="E5DDC0"/>
-              <w:left w:val="single" w:sz="36" w:space="0" w:color="1B2738"/>
-              <w:bottom w:val="single" w:sz="4" w:space="0" w:color="E5DDC0"/>
-              <w:right w:val="nil" w:sz="4" w:space="0" w:color="000000"/>
-            </w:tcBorders>
-          </w:tcPr>
-          <w:p>
-            <w:pPr>
-              <w:spacing w:before="40" w:after="0" w:line="276" w:lineRule="auto"/>
-            </w:pPr>
-            <w:r>
-              <w:rPr>
-                <w:rFonts w:ascii="Helvetica" w:hAnsi="Helvetica"/>
-                <w:b/>
-                <w:color w:val="1B2738"/>
-                <w:sz w:val="22"/>
-              </w:rPr>
-              <w:t>One roof, end to end.</w:t>
-            </w:r>
-          </w:p>
-          <w:p>
-            <w:pPr>
-              <w:spacing w:before="0" w:after="0" w:line="276" w:lineRule="auto"/>
-            </w:pPr>
-            <w:r>
-              <w:rPr>
-                <w:rFonts w:ascii="Helvetica" w:hAnsi="Helvetica"/>
-                <w:b w:val="0"/>
-                <w:color w:val="1B2738"/>
-                <w:sz w:val="16"/>
-              </w:rPr>
-              <w:t>42,000 sq ft Detroit facility</w:t>
-            </w:r>
-          </w:p>
-        </w:tc>
-        <w:tc>
-          <w:tcPr>
-            <w:tcW w:type="dxa" w:w="8208"/>
-            <w:shd w:val="clear" w:color="auto" w:fill="FFFDF5"/>
-            <w:tcBorders>
-              <w:top w:val="single" w:sz="4" w:space="0" w:color="E5DDC0"/>
-              <w:left w:val="nil" w:sz="4" w:space="0" w:color="000000"/>
-              <w:bottom w:val="single" w:sz="4" w:space="0" w:color="E5DDC0"/>
-              <w:right w:val="single" w:sz="4" w:space="0" w:color="E5DDC0"/>
-            </w:tcBorders>
-          </w:tcPr>
-          <w:p>
-            <w:pPr>
-              <w:spacing w:before="40" w:after="0" w:line="276" w:lineRule="auto"/>
-            </w:pPr>
-            <w:r>
-              <w:rPr>
-                <w:rFonts w:ascii="Helvetica" w:hAnsi="Helvetica"/>
-                <w:b w:val="0"/>
-                <w:color w:val="1B2738"/>
-                <w:sz w:val="18"/>
-              </w:rPr>
-              <w:t>On-site warehousing, inventory programs, and outbound logistics keep your supply chain tight. We hold stock, manage Kanban replenishment, and ship direct to your line, your customer, or your DC.</w:t>
-            </w:r>
-          </w:p>
-          <w:p>
-            <w:pPr>
-              <w:spacing w:before="80" w:after="0" w:line="276" w:lineRule="auto"/>
-            </w:pPr>
-            <w:r>
-              <w:rPr>
-                <w:rFonts w:ascii="Helvetica" w:hAnsi="Helvetica"/>
-                <w:b/>
-                <w:color w:val="1B2738"/>
-                <w:sz w:val="16"/>
-                <w:spacing w:val="20"/>
-                <w:shd w:val="clear" w:color="auto" w:fill="F5B82E"/>
-              </w:rPr>
-              <w:t xml:space="preserve">  PICK &amp; PACK  </w:t>
-            </w:r>
-            <w:r>
-              <w:rPr>
-                <w:rFonts w:ascii="Helvetica" w:hAnsi="Helvetica"/>
-                <w:b w:val="0"/>
-                <w:color w:val="1B2738"/>
-                <w:sz w:val="16"/>
-              </w:rPr>
-              <w:t xml:space="preserve">  </w:t>
-            </w:r>
-            <w:r>
-              <w:rPr>
-                <w:rFonts w:ascii="Helvetica" w:hAnsi="Helvetica"/>
-                <w:b/>
-                <w:color w:val="1B2738"/>
-                <w:sz w:val="16"/>
-                <w:spacing w:val="20"/>
-                <w:shd w:val="clear" w:color="auto" w:fill="F5B82E"/>
-              </w:rPr>
-              <w:t xml:space="preserve">  KITTING  </w:t>
-            </w:r>
-            <w:r>
-              <w:rPr>
-                <w:rFonts w:ascii="Helvetica" w:hAnsi="Helvetica"/>
-                <w:b w:val="0"/>
-                <w:color w:val="1B2738"/>
-                <w:sz w:val="16"/>
-              </w:rPr>
-              <w:t xml:space="preserve">  </w:t>
-            </w:r>
-            <w:r>
-              <w:rPr>
-                <w:rFonts w:ascii="Helvetica" w:hAnsi="Helvetica"/>
-                <w:b/>
-                <w:color w:val="1B2738"/>
-                <w:sz w:val="16"/>
-                <w:spacing w:val="20"/>
-                <w:shd w:val="clear" w:color="auto" w:fill="F5B82E"/>
-              </w:rPr>
-              <w:t xml:space="preserve">  KANBAN  </w:t>
-            </w:r>
-            <w:r>
-              <w:rPr>
-                <w:rFonts w:ascii="Helvetica" w:hAnsi="Helvetica"/>
-                <w:b w:val="0"/>
-                <w:color w:val="1B2738"/>
-                <w:sz w:val="16"/>
-              </w:rPr>
-              <w:t xml:space="preserve">  </w:t>
-            </w:r>
-            <w:r>
-              <w:rPr>
-                <w:rFonts w:ascii="Helvetica" w:hAnsi="Helvetica"/>
-                <w:b/>
-                <w:color w:val="1B2738"/>
-                <w:sz w:val="16"/>
-                <w:spacing w:val="20"/>
-                <w:shd w:val="clear" w:color="auto" w:fill="F5B82E"/>
-              </w:rPr>
-              <w:t xml:space="preserve">  VMI  </w:t>
-            </w:r>
-            <w:r>
-              <w:rPr>
-                <w:rFonts w:ascii="Helvetica" w:hAnsi="Helvetica"/>
-                <w:b w:val="0"/>
-                <w:color w:val="1B2738"/>
-                <w:sz w:val="16"/>
-              </w:rPr>
-              <w:t xml:space="preserve">  </w:t>
-            </w:r>
-            <w:r>
-              <w:rPr>
-                <w:rFonts w:ascii="Helvetica" w:hAnsi="Helvetica"/>
-                <w:b/>
-                <w:color w:val="1B2738"/>
-                <w:sz w:val="16"/>
-                <w:spacing w:val="20"/>
-                <w:shd w:val="clear" w:color="auto" w:fill="F5B82E"/>
-              </w:rPr>
-              <w:t xml:space="preserve">  INVENTORY MGMT  </w:t>
-            </w:r>
-            <w:r>
-              <w:rPr>
-                <w:rFonts w:ascii="Helvetica" w:hAnsi="Helvetica"/>
-                <w:b w:val="0"/>
-                <w:color w:val="1B2738"/>
-                <w:sz w:val="16"/>
-              </w:rPr>
-              <w:t xml:space="preserve">  </w:t>
-            </w:r>
-            <w:r>
-              <w:rPr>
-                <w:rFonts w:ascii="Helvetica" w:hAnsi="Helvetica"/>
-                <w:b/>
-                <w:color w:val="1B2738"/>
-                <w:sz w:val="16"/>
-                <w:spacing w:val="20"/>
-              </w:rPr>
-              <w:t>[ LTL / PARCEL ]</w:t>
-            </w:r>
-            <w:r>
-              <w:rPr>
-                <w:rFonts w:ascii="Helvetica" w:hAnsi="Helvetica"/>
-                <w:b w:val="0"/>
-                <w:color w:val="1B2738"/>
-                <w:sz w:val="16"/>
-              </w:rPr>
-              <w:t xml:space="preserve">  </w:t>
-            </w:r>
-            <w:r>
-              <w:rPr>
-                <w:rFonts w:ascii="Helvetica" w:hAnsi="Helvetica"/>
-                <w:b/>
-                <w:color w:val="1B2738"/>
-                <w:sz w:val="16"/>
-                <w:spacing w:val="20"/>
-              </w:rPr>
-              <w:t>[ DROP SHIP ]</w:t>
-            </w:r>
-            <w:r>
-              <w:rPr>
-                <w:rFonts w:ascii="Helvetica" w:hAnsi="Helvetica"/>
-                <w:b w:val="0"/>
-                <w:color w:val="1B2738"/>
-                <w:sz w:val="16"/>
-              </w:rPr>
-              <w:t xml:space="preserve">  </w:t>
-            </w:r>
-            <w:r>
-              <w:rPr>
-                <w:rFonts w:ascii="Helvetica" w:hAnsi="Helvetica"/>
-                <w:b/>
-                <w:color w:val="1B2738"/>
-                <w:sz w:val="16"/>
-                <w:spacing w:val="20"/>
-              </w:rPr>
-              <w:t>[ CROSS-DOCK ]</w:t>
+              <w:t>Fabrication · Assembly · Prototyping</w:t>
             </w:r>
           </w:p>
         </w:tc>
@@ -1030,36 +405,707 @@
         <w:tblW w:type="auto" w:w="0"/>
         <w:tblLayout w:type="fixed"/>
         <w:tblLook w:firstColumn="1" w:firstRow="1" w:lastColumn="0" w:lastRow="0" w:noHBand="0" w:noVBand="1" w:val="04A0"/>
+        <w:tblBorders>
+          <w:top w:val="nil"/>
+          <w:left w:val="nil"/>
+          <w:bottom w:val="nil"/>
+          <w:right w:val="nil"/>
+          <w:insideH w:val="nil"/>
+          <w:insideV w:val="nil"/>
+        </w:tblBorders>
       </w:tblPr>
       <w:tblGrid>
-        <w:gridCol w:w="3499"/>
-        <w:gridCol w:w="3499"/>
-        <w:gridCol w:w="3499"/>
+        <w:gridCol w:w="3542"/>
+        <w:gridCol w:w="3542"/>
+        <w:gridCol w:w="3542"/>
       </w:tblGrid>
       <w:tr>
         <w:tc>
           <w:tcPr>
-            <w:tcW w:type="dxa" w:w="3499"/>
+            <w:tcW w:type="dxa" w:w="3542"/>
+            <w:shd w:val="clear" w:color="auto" w:fill="FFFFFF"/>
             <w:tcBorders>
-              <w:top w:val="single" w:sz="16" w:space="0" w:color="1B2738"/>
-              <w:left w:val="nil" w:sz="4" w:space="0" w:color="000000"/>
+              <w:top w:val="single" w:sz="4" w:space="0" w:color="E8DFC0"/>
+              <w:left w:val="single" w:sz="48" w:space="0" w:color="FDB602"/>
+              <w:bottom w:val="single" w:sz="4" w:space="0" w:color="E8DFC0"/>
+              <w:right w:val="single" w:sz="4" w:space="0" w:color="E8DFC0"/>
+            </w:tcBorders>
+            <w:tcMar>
+              <w:top w:w="140" w:type="dxa"/>
+              <w:left w:w="180" w:type="dxa"/>
+              <w:bottom w:w="140" w:type="dxa"/>
+              <w:right w:w="180" w:type="dxa"/>
+            </w:tcMar>
+          </w:tcPr>
+          <w:p>
+            <w:pPr>
+              <w:spacing w:before="0" w:after="0" w:line="276" w:lineRule="auto"/>
+            </w:pPr>
+            <w:r>
+              <w:rPr>
+                <w:rFonts w:ascii="Barlow Condensed" w:hAnsi="Barlow Condensed" w:cs="Barlow Condensed"/>
+                <w:b/>
+                <w:i w:val="0"/>
+                <w:color w:val="022429"/>
+                <w:sz w:val="20"/>
+                <w:spacing w:val="40"/>
+              </w:rPr>
+              <w:t>01 · FAB</w:t>
+            </w:r>
+          </w:p>
+          <w:p>
+            <w:pPr>
+              <w:spacing w:before="20" w:after="40" w:line="276" w:lineRule="auto"/>
+            </w:pPr>
+            <w:r>
+              <w:rPr>
+                <w:rFonts w:ascii="Barlow Condensed" w:hAnsi="Barlow Condensed" w:cs="Barlow Condensed"/>
+                <w:b/>
+                <w:i w:val="0"/>
+                <w:color w:val="022429"/>
+                <w:sz w:val="34"/>
+              </w:rPr>
+              <w:t>FABRICATION</w:t>
+            </w:r>
+          </w:p>
+          <w:p>
+            <w:pPr>
+              <w:spacing w:before="0" w:after="80" w:line="324" w:lineRule="auto"/>
+            </w:pPr>
+            <w:r>
+              <w:rPr>
+                <w:rFonts w:ascii="Figtree" w:hAnsi="Figtree" w:cs="Figtree"/>
+                <w:b w:val="0"/>
+                <w:i/>
+                <w:color w:val="022429"/>
+                <w:sz w:val="18"/>
+              </w:rPr>
+              <w:t>Cutting, forming, and welding for metal parts and structures.</w:t>
+            </w:r>
+          </w:p>
+          <w:p>
+            <w:pPr>
+              <w:spacing w:before="0" w:after="0" w:line="336" w:lineRule="auto"/>
+              <w:ind w:left="115"/>
+            </w:pPr>
+            <w:r>
+              <w:rPr>
+                <w:rFonts w:ascii="Figtree" w:hAnsi="Figtree" w:cs="Figtree"/>
+                <w:b/>
+                <w:i w:val="0"/>
+                <w:color w:val="FDB602"/>
+                <w:sz w:val="16"/>
+              </w:rPr>
+              <w:t xml:space="preserve">■ </w:t>
+            </w:r>
+            <w:r>
+              <w:rPr>
+                <w:rFonts w:ascii="Figtree" w:hAnsi="Figtree" w:cs="Figtree"/>
+                <w:b/>
+                <w:i w:val="0"/>
+                <w:color w:val="022429"/>
+                <w:sz w:val="19"/>
+              </w:rPr>
+              <w:t>Laser cutting</w:t>
+            </w:r>
+            <w:r>
+              <w:rPr>
+                <w:rFonts w:ascii="Figtree" w:hAnsi="Figtree" w:cs="Figtree"/>
+                <w:b w:val="0"/>
+                <w:i w:val="0"/>
+                <w:color w:val="022429"/>
+                <w:sz w:val="19"/>
+              </w:rPr>
+              <w:t xml:space="preserve"> — tube + flat</w:t>
+            </w:r>
+          </w:p>
+          <w:p>
+            <w:pPr>
+              <w:spacing w:before="0" w:after="0" w:line="336" w:lineRule="auto"/>
+              <w:ind w:left="115"/>
+            </w:pPr>
+            <w:r>
+              <w:rPr>
+                <w:rFonts w:ascii="Figtree" w:hAnsi="Figtree" w:cs="Figtree"/>
+                <w:b/>
+                <w:i w:val="0"/>
+                <w:color w:val="FDB602"/>
+                <w:sz w:val="16"/>
+              </w:rPr>
+              <w:t xml:space="preserve">■ </w:t>
+            </w:r>
+            <w:r>
+              <w:rPr>
+                <w:rFonts w:ascii="Figtree" w:hAnsi="Figtree" w:cs="Figtree"/>
+                <w:b/>
+                <w:i w:val="0"/>
+                <w:color w:val="022429"/>
+                <w:sz w:val="19"/>
+              </w:rPr>
+              <w:t>Forming</w:t>
+            </w:r>
+            <w:r>
+              <w:rPr>
+                <w:rFonts w:ascii="Figtree" w:hAnsi="Figtree" w:cs="Figtree"/>
+                <w:b w:val="0"/>
+                <w:i w:val="0"/>
+                <w:color w:val="022429"/>
+                <w:sz w:val="19"/>
+              </w:rPr>
+              <w:t xml:space="preserve"> — brake press, tube bending, punch &amp; press</w:t>
+            </w:r>
+          </w:p>
+          <w:p>
+            <w:pPr>
+              <w:spacing w:before="0" w:after="0" w:line="336" w:lineRule="auto"/>
+              <w:ind w:left="115"/>
+            </w:pPr>
+            <w:r>
+              <w:rPr>
+                <w:rFonts w:ascii="Figtree" w:hAnsi="Figtree" w:cs="Figtree"/>
+                <w:b/>
+                <w:i w:val="0"/>
+                <w:color w:val="FDB602"/>
+                <w:sz w:val="16"/>
+              </w:rPr>
+              <w:t xml:space="preserve">■ </w:t>
+            </w:r>
+            <w:r>
+              <w:rPr>
+                <w:rFonts w:ascii="Figtree" w:hAnsi="Figtree" w:cs="Figtree"/>
+                <w:b/>
+                <w:i w:val="0"/>
+                <w:color w:val="022429"/>
+                <w:sz w:val="19"/>
+              </w:rPr>
+              <w:t>Welding</w:t>
+            </w:r>
+            <w:r>
+              <w:rPr>
+                <w:rFonts w:ascii="Figtree" w:hAnsi="Figtree" w:cs="Figtree"/>
+                <w:b w:val="0"/>
+                <w:i w:val="0"/>
+                <w:color w:val="022429"/>
+                <w:sz w:val="19"/>
+              </w:rPr>
+              <w:t xml:space="preserve"> — MIG / TIG / laser + robotic</w:t>
+            </w:r>
+          </w:p>
+          <w:p>
+            <w:pPr>
+              <w:spacing w:before="0" w:after="0" w:line="336" w:lineRule="auto"/>
+              <w:ind w:left="115"/>
+            </w:pPr>
+            <w:r>
+              <w:rPr>
+                <w:rFonts w:ascii="Figtree" w:hAnsi="Figtree" w:cs="Figtree"/>
+                <w:b/>
+                <w:i w:val="0"/>
+                <w:color w:val="FDB602"/>
+                <w:sz w:val="16"/>
+              </w:rPr>
+              <w:t xml:space="preserve">■ </w:t>
+            </w:r>
+            <w:r>
+              <w:rPr>
+                <w:rFonts w:ascii="Figtree" w:hAnsi="Figtree" w:cs="Figtree"/>
+                <w:b/>
+                <w:i w:val="0"/>
+                <w:color w:val="022429"/>
+                <w:sz w:val="19"/>
+              </w:rPr>
+              <w:t>Short runs</w:t>
+            </w:r>
+            <w:r>
+              <w:rPr>
+                <w:rFonts w:ascii="Figtree" w:hAnsi="Figtree" w:cs="Figtree"/>
+                <w:b w:val="0"/>
+                <w:i w:val="0"/>
+                <w:color w:val="022429"/>
+                <w:sz w:val="19"/>
+              </w:rPr>
+              <w:t xml:space="preserve"> — jigs &amp; fixtures for repeatability</w:t>
+            </w:r>
+          </w:p>
+        </w:tc>
+        <w:tc>
+          <w:tcPr>
+            <w:tcW w:type="dxa" w:w="3542"/>
+            <w:shd w:val="clear" w:color="auto" w:fill="FFFFFF"/>
+            <w:tcBorders>
+              <w:top w:val="single" w:sz="4" w:space="0" w:color="E8DFC0"/>
+              <w:left w:val="single" w:sz="48" w:space="0" w:color="FDB602"/>
+              <w:bottom w:val="single" w:sz="4" w:space="0" w:color="E8DFC0"/>
+              <w:right w:val="single" w:sz="4" w:space="0" w:color="E8DFC0"/>
+            </w:tcBorders>
+            <w:tcMar>
+              <w:top w:w="140" w:type="dxa"/>
+              <w:left w:w="180" w:type="dxa"/>
+              <w:bottom w:w="140" w:type="dxa"/>
+              <w:right w:w="180" w:type="dxa"/>
+            </w:tcMar>
+          </w:tcPr>
+          <w:p>
+            <w:pPr>
+              <w:spacing w:before="0" w:after="0" w:line="276" w:lineRule="auto"/>
+            </w:pPr>
+            <w:r>
+              <w:rPr>
+                <w:rFonts w:ascii="Barlow Condensed" w:hAnsi="Barlow Condensed" w:cs="Barlow Condensed"/>
+                <w:b/>
+                <w:i w:val="0"/>
+                <w:color w:val="022429"/>
+                <w:sz w:val="20"/>
+                <w:spacing w:val="40"/>
+              </w:rPr>
+              <w:t>02 · ASM</w:t>
+            </w:r>
+          </w:p>
+          <w:p>
+            <w:pPr>
+              <w:spacing w:before="20" w:after="40" w:line="276" w:lineRule="auto"/>
+            </w:pPr>
+            <w:r>
+              <w:rPr>
+                <w:rFonts w:ascii="Barlow Condensed" w:hAnsi="Barlow Condensed" w:cs="Barlow Condensed"/>
+                <w:b/>
+                <w:i w:val="0"/>
+                <w:color w:val="022429"/>
+                <w:sz w:val="34"/>
+              </w:rPr>
+              <w:t>ASSEMBLY</w:t>
+            </w:r>
+          </w:p>
+          <w:p>
+            <w:pPr>
+              <w:spacing w:before="0" w:after="80" w:line="324" w:lineRule="auto"/>
+            </w:pPr>
+            <w:r>
+              <w:rPr>
+                <w:rFonts w:ascii="Figtree" w:hAnsi="Figtree" w:cs="Figtree"/>
+                <w:b w:val="0"/>
+                <w:i/>
+                <w:color w:val="022429"/>
+                <w:sz w:val="18"/>
+              </w:rPr>
+              <w:t>Kitting, sub-assembly, full builds — and everything in between.</w:t>
+            </w:r>
+          </w:p>
+          <w:p>
+            <w:pPr>
+              <w:spacing w:before="0" w:after="0" w:line="336" w:lineRule="auto"/>
+              <w:ind w:left="115"/>
+            </w:pPr>
+            <w:r>
+              <w:rPr>
+                <w:rFonts w:ascii="Figtree" w:hAnsi="Figtree" w:cs="Figtree"/>
+                <w:b/>
+                <w:i w:val="0"/>
+                <w:color w:val="FDB602"/>
+                <w:sz w:val="16"/>
+              </w:rPr>
+              <w:t xml:space="preserve">■ </w:t>
+            </w:r>
+            <w:r>
+              <w:rPr>
+                <w:rFonts w:ascii="Figtree" w:hAnsi="Figtree" w:cs="Figtree"/>
+                <w:b w:val="0"/>
+                <w:i w:val="0"/>
+                <w:color w:val="022429"/>
+                <w:sz w:val="19"/>
+              </w:rPr>
+              <w:t>Kitting + sub-assembly + final assembly</w:t>
+            </w:r>
+          </w:p>
+          <w:p>
+            <w:pPr>
+              <w:spacing w:before="0" w:after="0" w:line="336" w:lineRule="auto"/>
+              <w:ind w:left="115"/>
+            </w:pPr>
+            <w:r>
+              <w:rPr>
+                <w:rFonts w:ascii="Figtree" w:hAnsi="Figtree" w:cs="Figtree"/>
+                <w:b/>
+                <w:i w:val="0"/>
+                <w:color w:val="FDB602"/>
+                <w:sz w:val="16"/>
+              </w:rPr>
+              <w:t xml:space="preserve">■ </w:t>
+            </w:r>
+            <w:r>
+              <w:rPr>
+                <w:rFonts w:ascii="Figtree" w:hAnsi="Figtree" w:cs="Figtree"/>
+                <w:b w:val="0"/>
+                <w:i w:val="0"/>
+                <w:color w:val="022429"/>
+                <w:sz w:val="19"/>
+              </w:rPr>
+              <w:t>Complete build-ups with CAD / 3xD support</w:t>
+            </w:r>
+          </w:p>
+          <w:p>
+            <w:pPr>
+              <w:spacing w:before="0" w:after="0" w:line="336" w:lineRule="auto"/>
+              <w:ind w:left="115"/>
+            </w:pPr>
+            <w:r>
+              <w:rPr>
+                <w:rFonts w:ascii="Figtree" w:hAnsi="Figtree" w:cs="Figtree"/>
+                <w:b/>
+                <w:i w:val="0"/>
+                <w:color w:val="FDB602"/>
+                <w:sz w:val="16"/>
+              </w:rPr>
+              <w:t xml:space="preserve">■ </w:t>
+            </w:r>
+            <w:r>
+              <w:rPr>
+                <w:rFonts w:ascii="Figtree" w:hAnsi="Figtree" w:cs="Figtree"/>
+                <w:b w:val="0"/>
+                <w:i w:val="0"/>
+                <w:color w:val="022429"/>
+                <w:sz w:val="19"/>
+              </w:rPr>
+              <w:t>Torque &amp; fastener standards · EOL test</w:t>
+            </w:r>
+          </w:p>
+          <w:p>
+            <w:pPr>
+              <w:spacing w:before="0" w:after="0" w:line="336" w:lineRule="auto"/>
+              <w:ind w:left="115"/>
+            </w:pPr>
+            <w:r>
+              <w:rPr>
+                <w:rFonts w:ascii="Figtree" w:hAnsi="Figtree" w:cs="Figtree"/>
+                <w:b/>
+                <w:i w:val="0"/>
+                <w:color w:val="FDB602"/>
+                <w:sz w:val="16"/>
+              </w:rPr>
+              <w:t xml:space="preserve">■ </w:t>
+            </w:r>
+            <w:r>
+              <w:rPr>
+                <w:rFonts w:ascii="Figtree" w:hAnsi="Figtree" w:cs="Figtree"/>
+                <w:b w:val="0"/>
+                <w:i w:val="0"/>
+                <w:color w:val="022429"/>
+                <w:sz w:val="19"/>
+              </w:rPr>
+              <w:t>Quality checks + rework when needed</w:t>
+            </w:r>
+          </w:p>
+        </w:tc>
+        <w:tc>
+          <w:tcPr>
+            <w:tcW w:type="dxa" w:w="3542"/>
+            <w:shd w:val="clear" w:color="auto" w:fill="FFFFFF"/>
+            <w:tcBorders>
+              <w:top w:val="single" w:sz="4" w:space="0" w:color="E8DFC0"/>
+              <w:left w:val="single" w:sz="48" w:space="0" w:color="FDB602"/>
+              <w:bottom w:val="single" w:sz="4" w:space="0" w:color="E8DFC0"/>
+              <w:right w:val="single" w:sz="4" w:space="0" w:color="E8DFC0"/>
+            </w:tcBorders>
+            <w:tcMar>
+              <w:top w:w="140" w:type="dxa"/>
+              <w:left w:w="180" w:type="dxa"/>
+              <w:bottom w:w="140" w:type="dxa"/>
+              <w:right w:w="180" w:type="dxa"/>
+            </w:tcMar>
+          </w:tcPr>
+          <w:p>
+            <w:pPr>
+              <w:spacing w:before="0" w:after="0" w:line="276" w:lineRule="auto"/>
+            </w:pPr>
+            <w:r>
+              <w:rPr>
+                <w:rFonts w:ascii="Barlow Condensed" w:hAnsi="Barlow Condensed" w:cs="Barlow Condensed"/>
+                <w:b/>
+                <w:i w:val="0"/>
+                <w:color w:val="022429"/>
+                <w:sz w:val="20"/>
+                <w:spacing w:val="40"/>
+              </w:rPr>
+              <w:t>03 · PROTO</w:t>
+            </w:r>
+          </w:p>
+          <w:p>
+            <w:pPr>
+              <w:spacing w:before="20" w:after="40" w:line="276" w:lineRule="auto"/>
+            </w:pPr>
+            <w:r>
+              <w:rPr>
+                <w:rFonts w:ascii="Barlow Condensed" w:hAnsi="Barlow Condensed" w:cs="Barlow Condensed"/>
+                <w:b/>
+                <w:i w:val="0"/>
+                <w:color w:val="022429"/>
+                <w:sz w:val="34"/>
+              </w:rPr>
+              <w:t>PROTOTYPING &amp; DIGIFAB</w:t>
+            </w:r>
+          </w:p>
+          <w:p>
+            <w:pPr>
+              <w:spacing w:before="0" w:after="80" w:line="324" w:lineRule="auto"/>
+            </w:pPr>
+            <w:r>
+              <w:rPr>
+                <w:rFonts w:ascii="Figtree" w:hAnsi="Figtree" w:cs="Figtree"/>
+                <w:b w:val="0"/>
+                <w:i/>
+                <w:color w:val="022429"/>
+                <w:sz w:val="18"/>
+              </w:rPr>
+              <w:t>Fast prototypes and fixtures, CAD to part.</w:t>
+            </w:r>
+          </w:p>
+          <w:p>
+            <w:pPr>
+              <w:spacing w:before="0" w:after="0" w:line="336" w:lineRule="auto"/>
+              <w:ind w:left="115"/>
+            </w:pPr>
+            <w:r>
+              <w:rPr>
+                <w:rFonts w:ascii="Figtree" w:hAnsi="Figtree" w:cs="Figtree"/>
+                <w:b/>
+                <w:i w:val="0"/>
+                <w:color w:val="FDB602"/>
+                <w:sz w:val="16"/>
+              </w:rPr>
+              <w:t xml:space="preserve">■ </w:t>
+            </w:r>
+            <w:r>
+              <w:rPr>
+                <w:rFonts w:ascii="Figtree" w:hAnsi="Figtree" w:cs="Figtree"/>
+                <w:b/>
+                <w:i w:val="0"/>
+                <w:color w:val="022429"/>
+                <w:sz w:val="19"/>
+              </w:rPr>
+              <w:t>3D printing</w:t>
+            </w:r>
+            <w:r>
+              <w:rPr>
+                <w:rFonts w:ascii="Figtree" w:hAnsi="Figtree" w:cs="Figtree"/>
+                <w:b w:val="0"/>
+                <w:i w:val="0"/>
+                <w:color w:val="022429"/>
+                <w:sz w:val="19"/>
+              </w:rPr>
+              <w:t xml:space="preserve"> — FDM, SLA, SLS (EOS)</w:t>
+            </w:r>
+          </w:p>
+          <w:p>
+            <w:pPr>
+              <w:spacing w:before="0" w:after="0" w:line="336" w:lineRule="auto"/>
+              <w:ind w:left="115"/>
+            </w:pPr>
+            <w:r>
+              <w:rPr>
+                <w:rFonts w:ascii="Figtree" w:hAnsi="Figtree" w:cs="Figtree"/>
+                <w:b/>
+                <w:i w:val="0"/>
+                <w:color w:val="FDB602"/>
+                <w:sz w:val="16"/>
+              </w:rPr>
+              <w:t xml:space="preserve">■ </w:t>
+            </w:r>
+            <w:r>
+              <w:rPr>
+                <w:rFonts w:ascii="Figtree" w:hAnsi="Figtree" w:cs="Figtree"/>
+                <w:b w:val="0"/>
+                <w:i w:val="0"/>
+                <w:color w:val="022429"/>
+                <w:sz w:val="19"/>
+              </w:rPr>
+              <w:t>Quick jigs, check-fixtures, POCs, mockups</w:t>
+            </w:r>
+          </w:p>
+          <w:p>
+            <w:pPr>
+              <w:spacing w:before="0" w:after="0" w:line="336" w:lineRule="auto"/>
+              <w:ind w:left="115"/>
+            </w:pPr>
+            <w:r>
+              <w:rPr>
+                <w:rFonts w:ascii="Figtree" w:hAnsi="Figtree" w:cs="Figtree"/>
+                <w:b/>
+                <w:i w:val="0"/>
+                <w:color w:val="FDB602"/>
+                <w:sz w:val="16"/>
+              </w:rPr>
+              <w:t xml:space="preserve">■ </w:t>
+            </w:r>
+            <w:r>
+              <w:rPr>
+                <w:rFonts w:ascii="Figtree" w:hAnsi="Figtree" w:cs="Figtree"/>
+                <w:b w:val="0"/>
+                <w:i w:val="0"/>
+                <w:color w:val="022429"/>
+                <w:sz w:val="19"/>
+              </w:rPr>
+              <w:t>Same-week iteration on form, fit, function</w:t>
+            </w:r>
+          </w:p>
+          <w:p>
+            <w:pPr>
+              <w:spacing w:before="0" w:after="0" w:line="336" w:lineRule="auto"/>
+              <w:ind w:left="115"/>
+            </w:pPr>
+            <w:r>
+              <w:rPr>
+                <w:rFonts w:ascii="Figtree" w:hAnsi="Figtree" w:cs="Figtree"/>
+                <w:b/>
+                <w:i w:val="0"/>
+                <w:color w:val="FDB602"/>
+                <w:sz w:val="16"/>
+              </w:rPr>
+              <w:t xml:space="preserve">■ </w:t>
+            </w:r>
+            <w:r>
+              <w:rPr>
+                <w:rFonts w:ascii="Figtree" w:hAnsi="Figtree" w:cs="Figtree"/>
+                <w:b w:val="0"/>
+                <w:i w:val="0"/>
+                <w:color w:val="022429"/>
+                <w:sz w:val="19"/>
+              </w:rPr>
+              <w:t>Design-for-manufacture review &amp; support</w:t>
+            </w:r>
+          </w:p>
+        </w:tc>
+      </w:tr>
+    </w:tbl>
+    <w:p>
+      <w:pPr>
+        <w:spacing w:before="0" w:after="40" w:line="276" w:lineRule="auto"/>
+      </w:pPr>
+    </w:p>
+    <w:tbl>
+      <w:tblPr>
+        <w:tblW w:type="auto" w:w="0"/>
+        <w:tblLayout w:type="fixed"/>
+        <w:tblLook w:firstColumn="1" w:firstRow="1" w:lastColumn="0" w:lastRow="0" w:noHBand="0" w:noVBand="1" w:val="04A0"/>
+        <w:tblBorders>
+          <w:top w:val="nil"/>
+          <w:left w:val="nil"/>
+          <w:bottom w:val="nil"/>
+          <w:right w:val="nil"/>
+          <w:insideH w:val="nil"/>
+          <w:insideV w:val="nil"/>
+        </w:tblBorders>
+      </w:tblPr>
+      <w:tblGrid>
+        <w:gridCol w:w="10800"/>
+      </w:tblGrid>
+      <w:tr>
+        <w:tc>
+          <w:tcPr>
+            <w:tcW w:type="dxa" w:w="10800"/>
+          </w:tcPr>
+          <w:p>
+            <w:pPr>
+              <w:spacing w:before="120" w:after="40" w:line="276" w:lineRule="auto"/>
+            </w:pPr>
+            <w:r>
+              <w:rPr>
+                <w:rFonts w:ascii="Figtree" w:hAnsi="Figtree" w:cs="Figtree"/>
+                <w:b/>
+                <w:i w:val="0"/>
+                <w:color w:val="FDB602"/>
+                <w:sz w:val="28"/>
+              </w:rPr>
+              <w:t xml:space="preserve">▮ </w:t>
+            </w:r>
+            <w:r>
+              <w:rPr>
+                <w:rFonts w:ascii="Barlow Condensed" w:hAnsi="Barlow Condensed" w:cs="Barlow Condensed"/>
+                <w:b/>
+                <w:i w:val="0"/>
+                <w:color w:val="022429"/>
+                <w:sz w:val="26"/>
+                <w:spacing w:val="70"/>
+              </w:rPr>
+              <w:t xml:space="preserve">WAREHOUSING &amp; LOGISTICS   </w:t>
+            </w:r>
+            <w:r>
+              <w:rPr>
+                <w:rFonts w:ascii="Figtree" w:hAnsi="Figtree" w:cs="Figtree"/>
+                <w:b w:val="0"/>
+                <w:i/>
+                <w:color w:val="022429"/>
+                <w:sz w:val="18"/>
+              </w:rPr>
+              <w:t>Products in, products out — without the chaos.</w:t>
+            </w:r>
+          </w:p>
+        </w:tc>
+      </w:tr>
+    </w:tbl>
+    <w:tbl>
+      <w:tblPr>
+        <w:tblW w:type="auto" w:w="0"/>
+        <w:tblLayout w:type="fixed"/>
+        <w:tblLook w:firstColumn="1" w:firstRow="1" w:lastColumn="0" w:lastRow="0" w:noHBand="0" w:noVBand="1" w:val="04A0"/>
+        <w:tblBorders>
+          <w:top w:val="nil"/>
+          <w:left w:val="nil"/>
+          <w:bottom w:val="nil"/>
+          <w:right w:val="nil"/>
+          <w:insideH w:val="nil"/>
+          <w:insideV w:val="nil"/>
+        </w:tblBorders>
+      </w:tblPr>
+      <w:tblGrid>
+        <w:gridCol w:w="2664"/>
+        <w:gridCol w:w="8136"/>
+      </w:tblGrid>
+      <w:tr>
+        <w:tc>
+          <w:tcPr>
+            <w:tcW w:type="dxa" w:w="2664"/>
+            <w:shd w:val="clear" w:color="auto" w:fill="022429"/>
+            <w:tcMar>
+              <w:top w:w="140" w:type="dxa"/>
+              <w:left w:w="160" w:type="dxa"/>
+              <w:bottom w:w="140" w:type="dxa"/>
+              <w:right w:w="140" w:type="dxa"/>
+            </w:tcMar>
+            <w:tcBorders>
+              <w:top w:val="nil" w:sz="4" w:space="0" w:color="000000"/>
+              <w:left w:val="single" w:sz="48" w:space="0" w:color="FDB602"/>
               <w:bottom w:val="nil" w:sz="4" w:space="0" w:color="000000"/>
               <w:right w:val="nil" w:sz="4" w:space="0" w:color="000000"/>
             </w:tcBorders>
           </w:tcPr>
           <w:p>
             <w:pPr>
-              <w:spacing w:before="80" w:after="0" w:line="276" w:lineRule="auto"/>
+              <w:spacing w:before="0" w:after="0" w:line="276" w:lineRule="auto"/>
             </w:pPr>
             <w:r>
               <w:rPr>
-                <w:rFonts w:ascii="Helvetica" w:hAnsi="Helvetica"/>
+                <w:rFonts w:ascii="Barlow Condensed" w:hAnsi="Barlow Condensed" w:cs="Barlow Condensed"/>
                 <w:b/>
-                <w:color w:val="1B2738"/>
-                <w:sz w:val="16"/>
-                <w:spacing w:val="40"/>
+                <w:i w:val="0"/>
+                <w:color w:val="FDF6E4"/>
+                <w:sz w:val="32"/>
               </w:rPr>
-              <w:t>INDUSTRIES</w:t>
+              <w:t>ONE ROOF.</w:t>
+            </w:r>
+          </w:p>
+          <w:p>
+            <w:pPr>
+              <w:spacing w:before="0" w:after="40" w:line="276" w:lineRule="auto"/>
+            </w:pPr>
+            <w:r>
+              <w:rPr>
+                <w:rFonts w:ascii="Barlow Condensed" w:hAnsi="Barlow Condensed" w:cs="Barlow Condensed"/>
+                <w:b/>
+                <w:i w:val="0"/>
+                <w:color w:val="FDF6E4"/>
+                <w:sz w:val="32"/>
+              </w:rPr>
+              <w:t>END TO END.</w:t>
             </w:r>
           </w:p>
           <w:p>
@@ -1068,158 +1114,26 @@
             </w:pPr>
             <w:r>
               <w:rPr>
-                <w:rFonts w:ascii="Helvetica" w:hAnsi="Helvetica"/>
+                <w:rFonts w:ascii="Figtree" w:hAnsi="Figtree" w:cs="Figtree"/>
                 <w:b w:val="0"/>
-                <w:color w:val="1B2738"/>
-                <w:sz w:val="18"/>
+                <w:i/>
+                <w:color w:val="C9B789"/>
+                <w:sz w:val="16"/>
               </w:rPr>
-              <w:t>Automotive · Mobility · Industrial OEM · Consumer hardware · Architectural · Defense</w:t>
+              <w:t>Receiving · inventory · outbound.</w:t>
             </w:r>
           </w:p>
         </w:tc>
         <w:tc>
           <w:tcPr>
-            <w:tcW w:type="dxa" w:w="3499"/>
-            <w:tcBorders>
-              <w:top w:val="single" w:sz="16" w:space="0" w:color="1B2738"/>
-              <w:left w:val="nil" w:sz="4" w:space="0" w:color="000000"/>
-              <w:bottom w:val="nil" w:sz="4" w:space="0" w:color="000000"/>
-              <w:right w:val="nil" w:sz="4" w:space="0" w:color="000000"/>
-            </w:tcBorders>
-          </w:tcPr>
-          <w:p>
-            <w:pPr>
-              <w:spacing w:before="80" w:after="0" w:line="276" w:lineRule="auto"/>
-            </w:pPr>
-            <w:r>
-              <w:rPr>
-                <w:rFonts w:ascii="Helvetica" w:hAnsi="Helvetica"/>
-                <w:b/>
-                <w:color w:val="1B2738"/>
-                <w:sz w:val="16"/>
-                <w:spacing w:val="40"/>
-              </w:rPr>
-              <w:t>CERTIFICATIONS</w:t>
-            </w:r>
-          </w:p>
-          <w:p>
-            <w:pPr>
-              <w:spacing w:before="0" w:after="0" w:line="276" w:lineRule="auto"/>
-            </w:pPr>
-            <w:r>
-              <w:rPr>
-                <w:rFonts w:ascii="Helvetica" w:hAnsi="Helvetica"/>
-                <w:b w:val="0"/>
-                <w:color w:val="1B2738"/>
-                <w:sz w:val="18"/>
-              </w:rPr>
-              <w:t>ISO 9001:2015 · AWS D1.1 welders · ITAR registered · Detroit-based small business</w:t>
-            </w:r>
-          </w:p>
-        </w:tc>
-        <w:tc>
-          <w:tcPr>
-            <w:tcW w:type="dxa" w:w="3499"/>
-            <w:tcBorders>
-              <w:top w:val="single" w:sz="16" w:space="0" w:color="1B2738"/>
-              <w:left w:val="nil" w:sz="4" w:space="0" w:color="000000"/>
-              <w:bottom w:val="nil" w:sz="4" w:space="0" w:color="000000"/>
-              <w:right w:val="nil" w:sz="4" w:space="0" w:color="000000"/>
-            </w:tcBorders>
-          </w:tcPr>
-          <w:p>
-            <w:pPr>
-              <w:spacing w:before="80" w:after="0" w:line="276" w:lineRule="auto"/>
-            </w:pPr>
-            <w:r>
-              <w:rPr>
-                <w:rFonts w:ascii="Helvetica" w:hAnsi="Helvetica"/>
-                <w:b/>
-                <w:color w:val="1B2738"/>
-                <w:sz w:val="16"/>
-                <w:spacing w:val="40"/>
-              </w:rPr>
-              <w:t>NAICS</w:t>
-            </w:r>
-          </w:p>
-          <w:p>
-            <w:pPr>
-              <w:spacing w:before="0" w:after="0" w:line="276" w:lineRule="auto"/>
-            </w:pPr>
-            <w:r>
-              <w:rPr>
-                <w:rFonts w:ascii="Helvetica" w:hAnsi="Helvetica"/>
-                <w:b w:val="0"/>
-                <w:color w:val="1B2738"/>
-                <w:sz w:val="18"/>
-              </w:rPr>
-              <w:t>332710 · 332312 · 332999 · 333249 · 488991</w:t>
-            </w:r>
-          </w:p>
-        </w:tc>
-      </w:tr>
-    </w:tbl>
-    <w:p>
-      <w:pPr>
-        <w:spacing w:before="0" w:after="200" w:line="276" w:lineRule="auto"/>
-      </w:pPr>
-    </w:p>
-    <w:tbl>
-      <w:tblPr>
-        <w:tblW w:type="auto" w:w="0"/>
-        <w:tblLayout w:type="fixed"/>
-        <w:tblLook w:firstColumn="1" w:firstRow="1" w:lastColumn="0" w:lastRow="0" w:noHBand="0" w:noVBand="1" w:val="04A0"/>
-      </w:tblPr>
-      <w:tblGrid>
-        <w:gridCol w:w="6480"/>
-        <w:gridCol w:w="4176"/>
-      </w:tblGrid>
-      <w:tr>
-        <w:tc>
-          <w:tcPr>
-            <w:tcW w:type="dxa" w:w="6480"/>
-            <w:shd w:val="clear" w:color="auto" w:fill="1B2738"/>
-            <w:tcBorders>
-              <w:top w:val="nil" w:sz="4" w:space="0" w:color="000000"/>
-              <w:left w:val="single" w:sz="48" w:space="0" w:color="F5B82E"/>
-              <w:bottom w:val="nil" w:sz="4" w:space="0" w:color="000000"/>
-              <w:right w:val="nil" w:sz="4" w:space="0" w:color="000000"/>
-            </w:tcBorders>
-          </w:tcPr>
-          <w:p>
-            <w:pPr>
-              <w:spacing w:before="120" w:after="0" w:line="276" w:lineRule="auto"/>
-            </w:pPr>
-            <w:r>
-              <w:rPr>
-                <w:rFonts w:ascii="Helvetica" w:hAnsi="Helvetica"/>
-                <w:b/>
-                <w:color w:val="F5B82E"/>
-                <w:sz w:val="18"/>
-                <w:spacing w:val="50"/>
-              </w:rPr>
-              <w:t>LET'S BUILD IT</w:t>
-            </w:r>
-          </w:p>
-          <w:p>
-            <w:pPr>
-              <w:spacing w:before="0" w:after="120" w:line="276" w:lineRule="auto"/>
-            </w:pPr>
-            <w:r>
-              <w:rPr>
-                <w:rFonts w:ascii="Helvetica" w:hAnsi="Helvetica"/>
-                <w:b/>
-                <w:color w:val="FCF6E6"/>
-                <w:sz w:val="26"/>
-              </w:rPr>
-              <w:t>Send a print. Get a quote in 48 hours.</w:t>
-            </w:r>
-          </w:p>
-        </w:tc>
-        <w:tc>
-          <w:tcPr>
-            <w:tcW w:type="dxa" w:w="4176"/>
-            <w:shd w:val="clear" w:color="auto" w:fill="1B2738"/>
+            <w:tcW w:type="dxa" w:w="8136"/>
+            <w:shd w:val="clear" w:color="auto" w:fill="022429"/>
+            <w:tcMar>
+              <w:top w:w="140" w:type="dxa"/>
+              <w:left w:w="140" w:type="dxa"/>
+              <w:bottom w:w="140" w:type="dxa"/>
+              <w:right w:w="160" w:type="dxa"/>
+            </w:tcMar>
             <w:tcBorders>
               <w:top w:val="nil" w:sz="4" w:space="0" w:color="000000"/>
               <w:left w:val="nil" w:sz="4" w:space="0" w:color="000000"/>
@@ -1229,40 +1143,511 @@
           </w:tcPr>
           <w:p>
             <w:pPr>
-              <w:spacing w:before="160" w:after="0" w:line="276" w:lineRule="auto"/>
-              <w:jc w:val="right"/>
+              <w:spacing w:before="0" w:after="0" w:line="336" w:lineRule="auto"/>
             </w:pPr>
             <w:r>
               <w:rPr>
-                <w:rFonts w:ascii="Helvetica" w:hAnsi="Helvetica"/>
-                <w:b/>
-                <w:color w:val="F5B82E"/>
-                <w:sz w:val="22"/>
+                <w:rFonts w:ascii="Figtree" w:hAnsi="Figtree" w:cs="Figtree"/>
+                <w:b w:val="0"/>
+                <w:i w:val="0"/>
+                <w:color w:val="FDF6E4"/>
+                <w:sz w:val="19"/>
               </w:rPr>
-              <w:t>quotes@beaconmfg.com</w:t>
+              <w:t>Receiving, inventory, and part management with flexible storage on the floor. Parcel and freight outbound — including no-box, roll-on / roll-off for awkward builds. We keep your supply tight so the line never starves.</w:t>
             </w:r>
           </w:p>
           <w:p>
             <w:pPr>
-              <w:spacing w:before="0" w:after="120" w:line="276" w:lineRule="auto"/>
-              <w:jc w:val="right"/>
+              <w:spacing w:before="100" w:after="0" w:line="276" w:lineRule="auto"/>
             </w:pPr>
             <w:r>
               <w:rPr>
-                <w:rFonts w:ascii="Helvetica" w:hAnsi="Helvetica"/>
+                <w:rFonts w:ascii="Figtree" w:hAnsi="Figtree" w:cs="Figtree"/>
+                <w:b/>
+                <w:i w:val="0"/>
+                <w:color w:val="022429"/>
+                <w:sz w:val="16"/>
+                <w:spacing w:val="20"/>
+                <w:shd w:val="clear" w:color="auto" w:fill="FDB602"/>
+              </w:rPr>
+              <w:t xml:space="preserve">  RECEIVING  </w:t>
+            </w:r>
+            <w:r>
+              <w:rPr>
+                <w:rFonts w:ascii="Figtree" w:hAnsi="Figtree" w:cs="Figtree"/>
                 <w:b w:val="0"/>
-                <w:color w:val="FCF6E6"/>
-                <w:sz w:val="20"/>
+                <w:i w:val="0"/>
+                <w:color w:val="022429"/>
+                <w:sz w:val="16"/>
               </w:rPr>
-              <w:t>(313) 555-0184 · beaconmfg.com</w:t>
+              <w:t xml:space="preserve">  </w:t>
+            </w:r>
+            <w:r>
+              <w:rPr>
+                <w:rFonts w:ascii="Figtree" w:hAnsi="Figtree" w:cs="Figtree"/>
+                <w:b/>
+                <w:i w:val="0"/>
+                <w:color w:val="022429"/>
+                <w:sz w:val="16"/>
+                <w:spacing w:val="20"/>
+                <w:shd w:val="clear" w:color="auto" w:fill="FDB602"/>
+              </w:rPr>
+              <w:t xml:space="preserve">  INVENTORY  </w:t>
+            </w:r>
+            <w:r>
+              <w:rPr>
+                <w:rFonts w:ascii="Figtree" w:hAnsi="Figtree" w:cs="Figtree"/>
+                <w:b w:val="0"/>
+                <w:i w:val="0"/>
+                <w:color w:val="022429"/>
+                <w:sz w:val="16"/>
+              </w:rPr>
+              <w:t xml:space="preserve">  </w:t>
+            </w:r>
+            <w:r>
+              <w:rPr>
+                <w:rFonts w:ascii="Figtree" w:hAnsi="Figtree" w:cs="Figtree"/>
+                <w:b/>
+                <w:i w:val="0"/>
+                <w:color w:val="022429"/>
+                <w:sz w:val="16"/>
+                <w:spacing w:val="20"/>
+                <w:shd w:val="clear" w:color="auto" w:fill="FDB602"/>
+              </w:rPr>
+              <w:t xml:space="preserve">  PART MGMT  </w:t>
+            </w:r>
+            <w:r>
+              <w:rPr>
+                <w:rFonts w:ascii="Figtree" w:hAnsi="Figtree" w:cs="Figtree"/>
+                <w:b w:val="0"/>
+                <w:i w:val="0"/>
+                <w:color w:val="022429"/>
+                <w:sz w:val="16"/>
+              </w:rPr>
+              <w:t xml:space="preserve">  </w:t>
+            </w:r>
+            <w:r>
+              <w:rPr>
+                <w:rFonts w:ascii="Figtree" w:hAnsi="Figtree" w:cs="Figtree"/>
+                <w:b/>
+                <w:i w:val="0"/>
+                <w:color w:val="022429"/>
+                <w:sz w:val="16"/>
+                <w:spacing w:val="20"/>
+                <w:shd w:val="clear" w:color="auto" w:fill="FDB602"/>
+              </w:rPr>
+              <w:t xml:space="preserve">  FLEXIBLE STORAGE  </w:t>
+            </w:r>
+            <w:r>
+              <w:rPr>
+                <w:rFonts w:ascii="Figtree" w:hAnsi="Figtree" w:cs="Figtree"/>
+                <w:b w:val="0"/>
+                <w:i w:val="0"/>
+                <w:color w:val="022429"/>
+                <w:sz w:val="16"/>
+              </w:rPr>
+              <w:t xml:space="preserve">  </w:t>
+            </w:r>
+            <w:r>
+              <w:rPr>
+                <w:rFonts w:ascii="Figtree" w:hAnsi="Figtree" w:cs="Figtree"/>
+                <w:b/>
+                <w:i w:val="0"/>
+                <w:color w:val="FDB602"/>
+                <w:sz w:val="16"/>
+                <w:spacing w:val="20"/>
+              </w:rPr>
+              <w:t>[ PARCEL ]</w:t>
+            </w:r>
+            <w:r>
+              <w:rPr>
+                <w:rFonts w:ascii="Figtree" w:hAnsi="Figtree" w:cs="Figtree"/>
+                <w:b w:val="0"/>
+                <w:i w:val="0"/>
+                <w:color w:val="022429"/>
+                <w:sz w:val="16"/>
+              </w:rPr>
+              <w:t xml:space="preserve">  </w:t>
+            </w:r>
+            <w:r>
+              <w:rPr>
+                <w:rFonts w:ascii="Figtree" w:hAnsi="Figtree" w:cs="Figtree"/>
+                <w:b/>
+                <w:i w:val="0"/>
+                <w:color w:val="FDB602"/>
+                <w:sz w:val="16"/>
+                <w:spacing w:val="20"/>
+              </w:rPr>
+              <w:t>[ FREIGHT ]</w:t>
+            </w:r>
+            <w:r>
+              <w:rPr>
+                <w:rFonts w:ascii="Figtree" w:hAnsi="Figtree" w:cs="Figtree"/>
+                <w:b w:val="0"/>
+                <w:i w:val="0"/>
+                <w:color w:val="022429"/>
+                <w:sz w:val="16"/>
+              </w:rPr>
+              <w:t xml:space="preserve">  </w:t>
+            </w:r>
+            <w:r>
+              <w:rPr>
+                <w:rFonts w:ascii="Figtree" w:hAnsi="Figtree" w:cs="Figtree"/>
+                <w:b/>
+                <w:i w:val="0"/>
+                <w:color w:val="FDB602"/>
+                <w:sz w:val="16"/>
+                <w:spacing w:val="20"/>
+              </w:rPr>
+              <w:t>[ ROLL-ON / ROLL-OFF ]</w:t>
             </w:r>
           </w:p>
         </w:tc>
       </w:tr>
     </w:tbl>
+    <w:p>
+      <w:pPr>
+        <w:spacing w:before="0" w:after="40" w:line="276" w:lineRule="auto"/>
+      </w:pPr>
+    </w:p>
+    <w:tbl>
+      <w:tblPr>
+        <w:tblW w:type="auto" w:w="0"/>
+        <w:tblLayout w:type="fixed"/>
+        <w:tblLook w:firstColumn="1" w:firstRow="1" w:lastColumn="0" w:lastRow="0" w:noHBand="0" w:noVBand="1" w:val="04A0"/>
+        <w:tblBorders>
+          <w:top w:val="nil"/>
+          <w:left w:val="nil"/>
+          <w:bottom w:val="nil"/>
+          <w:right w:val="nil"/>
+          <w:insideH w:val="nil"/>
+          <w:insideV w:val="nil"/>
+        </w:tblBorders>
+      </w:tblPr>
+      <w:tblGrid>
+        <w:gridCol w:w="3542"/>
+        <w:gridCol w:w="3542"/>
+        <w:gridCol w:w="3542"/>
+      </w:tblGrid>
+      <w:tr>
+        <w:tc>
+          <w:tcPr>
+            <w:tcW w:type="dxa" w:w="3542"/>
+            <w:tcBorders>
+              <w:top w:val="single" w:sz="18" w:space="0" w:color="022429"/>
+              <w:left w:val="nil" w:sz="4" w:space="0" w:color="000000"/>
+              <w:bottom w:val="nil" w:sz="4" w:space="0" w:color="000000"/>
+              <w:right w:val="nil" w:sz="4" w:space="0" w:color="000000"/>
+            </w:tcBorders>
+            <w:tcMar>
+              <w:top w:w="100" w:type="dxa"/>
+              <w:left w:w="40" w:type="dxa"/>
+              <w:bottom w:w="40" w:type="dxa"/>
+              <w:right w:w="80" w:type="dxa"/>
+            </w:tcMar>
+          </w:tcPr>
+          <w:p>
+            <w:pPr>
+              <w:spacing w:before="0" w:after="0" w:line="276" w:lineRule="auto"/>
+            </w:pPr>
+            <w:r>
+              <w:rPr>
+                <w:rFonts w:ascii="Barlow Condensed" w:hAnsi="Barlow Condensed" w:cs="Barlow Condensed"/>
+                <w:b/>
+                <w:i w:val="0"/>
+                <w:color w:val="022429"/>
+                <w:sz w:val="20"/>
+                <w:spacing w:val="50"/>
+              </w:rPr>
+              <w:t>MADE FOR</w:t>
+            </w:r>
+          </w:p>
+          <w:p>
+            <w:pPr>
+              <w:spacing w:before="0" w:after="0" w:line="324" w:lineRule="auto"/>
+            </w:pPr>
+            <w:r>
+              <w:rPr>
+                <w:rFonts w:ascii="Figtree" w:hAnsi="Figtree" w:cs="Figtree"/>
+                <w:b w:val="0"/>
+                <w:i w:val="0"/>
+                <w:color w:val="022429"/>
+                <w:sz w:val="18"/>
+              </w:rPr>
+              <w:t>Hardware founders · Industrial OEMs · Mobility · Architectural · Defense &amp; gov · Consumer goods</w:t>
+            </w:r>
+          </w:p>
+        </w:tc>
+        <w:tc>
+          <w:tcPr>
+            <w:tcW w:type="dxa" w:w="3542"/>
+            <w:tcBorders>
+              <w:top w:val="single" w:sz="18" w:space="0" w:color="022429"/>
+              <w:left w:val="nil" w:sz="4" w:space="0" w:color="000000"/>
+              <w:bottom w:val="nil" w:sz="4" w:space="0" w:color="000000"/>
+              <w:right w:val="nil" w:sz="4" w:space="0" w:color="000000"/>
+            </w:tcBorders>
+            <w:tcMar>
+              <w:top w:w="100" w:type="dxa"/>
+              <w:left w:w="40" w:type="dxa"/>
+              <w:bottom w:w="40" w:type="dxa"/>
+              <w:right w:w="80" w:type="dxa"/>
+            </w:tcMar>
+          </w:tcPr>
+          <w:p>
+            <w:pPr>
+              <w:spacing w:before="0" w:after="0" w:line="276" w:lineRule="auto"/>
+            </w:pPr>
+            <w:r>
+              <w:rPr>
+                <w:rFonts w:ascii="Barlow Condensed" w:hAnsi="Barlow Condensed" w:cs="Barlow Condensed"/>
+                <w:b/>
+                <w:i w:val="0"/>
+                <w:color w:val="022429"/>
+                <w:sz w:val="20"/>
+                <w:spacing w:val="50"/>
+              </w:rPr>
+              <w:t>HOW WE WORK</w:t>
+            </w:r>
+          </w:p>
+          <w:p>
+            <w:pPr>
+              <w:spacing w:before="0" w:after="0" w:line="324" w:lineRule="auto"/>
+            </w:pPr>
+            <w:r>
+              <w:rPr>
+                <w:rFonts w:ascii="Figtree" w:hAnsi="Figtree" w:cs="Figtree"/>
+                <w:b w:val="0"/>
+                <w:i w:val="0"/>
+                <w:color w:val="022429"/>
+                <w:sz w:val="18"/>
+              </w:rPr>
+              <w:t>Send a print, a CAD file, or a napkin sketch. We quote, prototype, and put it on a line.</w:t>
+            </w:r>
+          </w:p>
+        </w:tc>
+        <w:tc>
+          <w:tcPr>
+            <w:tcW w:type="dxa" w:w="3542"/>
+            <w:tcBorders>
+              <w:top w:val="single" w:sz="18" w:space="0" w:color="022429"/>
+              <w:left w:val="nil" w:sz="4" w:space="0" w:color="000000"/>
+              <w:bottom w:val="nil" w:sz="4" w:space="0" w:color="000000"/>
+              <w:right w:val="nil" w:sz="4" w:space="0" w:color="000000"/>
+            </w:tcBorders>
+            <w:tcMar>
+              <w:top w:w="100" w:type="dxa"/>
+              <w:left w:w="40" w:type="dxa"/>
+              <w:bottom w:w="40" w:type="dxa"/>
+              <w:right w:w="80" w:type="dxa"/>
+            </w:tcMar>
+          </w:tcPr>
+          <w:p>
+            <w:pPr>
+              <w:spacing w:before="0" w:after="0" w:line="276" w:lineRule="auto"/>
+            </w:pPr>
+            <w:r>
+              <w:rPr>
+                <w:rFonts w:ascii="Barlow Condensed" w:hAnsi="Barlow Condensed" w:cs="Barlow Condensed"/>
+                <w:b/>
+                <w:i w:val="0"/>
+                <w:color w:val="022429"/>
+                <w:sz w:val="20"/>
+                <w:spacing w:val="50"/>
+              </w:rPr>
+              <w:t>ETHOS</w:t>
+            </w:r>
+          </w:p>
+          <w:p>
+            <w:pPr>
+              <w:spacing w:before="0" w:after="0" w:line="324" w:lineRule="auto"/>
+            </w:pPr>
+            <w:r>
+              <w:rPr>
+                <w:rFonts w:ascii="Figtree" w:hAnsi="Figtree" w:cs="Figtree"/>
+                <w:b w:val="0"/>
+                <w:i w:val="0"/>
+                <w:color w:val="022429"/>
+                <w:sz w:val="18"/>
+              </w:rPr>
+              <w:t>Local Mfg. · 100% Onshore American Industry · Builder-led · Detroit</w:t>
+            </w:r>
+          </w:p>
+        </w:tc>
+      </w:tr>
+    </w:tbl>
+    <w:p>
+      <w:pPr>
+        <w:spacing w:before="0" w:after="120" w:line="276" w:lineRule="auto"/>
+      </w:pPr>
+    </w:p>
+    <w:p>
+      <w:pPr>
+        <w:spacing w:before="0" w:after="120" w:line="276" w:lineRule="auto"/>
+      </w:pPr>
+    </w:p>
+    <w:tbl>
+      <w:tblPr>
+        <w:tblW w:type="auto" w:w="0"/>
+        <w:tblLayout w:type="fixed"/>
+        <w:tblLook w:firstColumn="1" w:firstRow="1" w:lastColumn="0" w:lastRow="0" w:noHBand="0" w:noVBand="1" w:val="04A0"/>
+        <w:tblBorders>
+          <w:top w:val="nil"/>
+          <w:left w:val="nil"/>
+          <w:bottom w:val="nil"/>
+          <w:right w:val="nil"/>
+          <w:insideH w:val="nil"/>
+          <w:insideV w:val="nil"/>
+        </w:tblBorders>
+      </w:tblPr>
+      <w:tblGrid>
+        <w:gridCol w:w="6624"/>
+        <w:gridCol w:w="4176"/>
+      </w:tblGrid>
+      <w:tr>
+        <w:tc>
+          <w:tcPr>
+            <w:tcW w:type="dxa" w:w="6624"/>
+            <w:shd w:val="clear" w:color="auto" w:fill="FDB602"/>
+            <w:tcMar>
+              <w:top w:w="180" w:type="dxa"/>
+              <w:left w:w="220" w:type="dxa"/>
+              <w:bottom w:w="180" w:type="dxa"/>
+              <w:right w:w="140" w:type="dxa"/>
+            </w:tcMar>
+            <w:tcBorders>
+              <w:top w:val="nil" w:sz="4" w:space="0" w:color="000000"/>
+              <w:left w:val="single" w:sz="64" w:space="0" w:color="022429"/>
+              <w:bottom w:val="nil" w:sz="4" w:space="0" w:color="000000"/>
+              <w:right w:val="nil" w:sz="4" w:space="0" w:color="000000"/>
+            </w:tcBorders>
+          </w:tcPr>
+          <w:p>
+            <w:pPr>
+              <w:spacing w:before="0" w:after="0" w:line="276" w:lineRule="auto"/>
+            </w:pPr>
+            <w:r>
+              <w:rPr>
+                <w:rFonts w:ascii="Barlow Condensed" w:hAnsi="Barlow Condensed" w:cs="Barlow Condensed"/>
+                <w:b/>
+                <w:i w:val="0"/>
+                <w:color w:val="022429"/>
+                <w:sz w:val="20"/>
+                <w:spacing w:val="50"/>
+              </w:rPr>
+              <w:t>HAVE A PART, KIT, OR ASSEMBLY IN MIND?</w:t>
+            </w:r>
+          </w:p>
+          <w:p>
+            <w:pPr>
+              <w:spacing w:before="40" w:after="0" w:line="276" w:lineRule="auto"/>
+            </w:pPr>
+            <w:r>
+              <w:rPr>
+                <w:rFonts w:ascii="Barlow Condensed" w:hAnsi="Barlow Condensed" w:cs="Barlow Condensed"/>
+                <w:b/>
+                <w:i w:val="0"/>
+                <w:color w:val="022429"/>
+                <w:sz w:val="40"/>
+              </w:rPr>
+              <w:t>SEND A PRINT. WE'LL PUT IT ON A LINE.</w:t>
+            </w:r>
+          </w:p>
+        </w:tc>
+        <w:tc>
+          <w:tcPr>
+            <w:tcW w:type="dxa" w:w="4176"/>
+            <w:shd w:val="clear" w:color="auto" w:fill="FDB602"/>
+            <w:tcMar>
+              <w:top w:w="180" w:type="dxa"/>
+              <w:left w:w="140" w:type="dxa"/>
+              <w:bottom w:w="180" w:type="dxa"/>
+              <w:right w:w="200" w:type="dxa"/>
+            </w:tcMar>
+            <w:tcBorders>
+              <w:top w:val="nil" w:sz="4" w:space="0" w:color="000000"/>
+              <w:left w:val="nil" w:sz="4" w:space="0" w:color="000000"/>
+              <w:bottom w:val="nil" w:sz="4" w:space="0" w:color="000000"/>
+              <w:right w:val="nil" w:sz="4" w:space="0" w:color="000000"/>
+            </w:tcBorders>
+          </w:tcPr>
+          <w:p>
+            <w:pPr>
+              <w:spacing w:before="80" w:after="0" w:line="276" w:lineRule="auto"/>
+              <w:jc w:val="right"/>
+            </w:pPr>
+            <w:r>
+              <w:rPr>
+                <w:rFonts w:ascii="Barlow Condensed" w:hAnsi="Barlow Condensed" w:cs="Barlow Condensed"/>
+                <w:b/>
+                <w:i w:val="0"/>
+                <w:color w:val="022429"/>
+                <w:sz w:val="28"/>
+                <w:spacing w:val="50"/>
+              </w:rPr>
+              <w:t>BEACONMFG.US</w:t>
+            </w:r>
+          </w:p>
+          <w:p>
+            <w:pPr>
+              <w:spacing w:before="20" w:after="0" w:line="276" w:lineRule="auto"/>
+              <w:jc w:val="right"/>
+            </w:pPr>
+            <w:r>
+              <w:rPr>
+                <w:rFonts w:ascii="Figtree" w:hAnsi="Figtree" w:cs="Figtree"/>
+                <w:b w:val="0"/>
+                <w:i w:val="0"/>
+                <w:color w:val="022429"/>
+                <w:sz w:val="18"/>
+              </w:rPr>
+              <w:t>2050 15th St · Detroit, MI 48216</w:t>
+            </w:r>
+          </w:p>
+        </w:tc>
+      </w:tr>
+    </w:tbl>
+    <w:p>
+      <w:pPr>
+        <w:spacing w:before="80" w:after="0" w:line="276" w:lineRule="auto"/>
+      </w:pPr>
+      <w:r>
+        <w:rPr>
+          <w:rFonts w:ascii="Figtree" w:hAnsi="Figtree" w:cs="Figtree"/>
+          <w:b/>
+          <w:i w:val="0"/>
+          <w:color w:val="022429"/>
+          <w:sz w:val="15"/>
+          <w:spacing w:val="30"/>
+        </w:rPr>
+        <w:t xml:space="preserve">BEACON © 2026     </w:t>
+      </w:r>
+      <w:r>
+        <w:rPr>
+          <w:rFonts w:ascii="Figtree" w:hAnsi="Figtree" w:cs="Figtree"/>
+          <w:b/>
+          <w:i w:val="0"/>
+          <w:color w:val="022429"/>
+          <w:sz w:val="15"/>
+          <w:spacing w:val="30"/>
+        </w:rPr>
+        <w:t xml:space="preserve">·     LOCAL MFG. · 100% ONSHORE AMERICAN INDUSTRY     </w:t>
+      </w:r>
+      <w:r>
+        <w:rPr>
+          <w:rFonts w:ascii="Figtree" w:hAnsi="Figtree" w:cs="Figtree"/>
+          <w:b/>
+          <w:i w:val="0"/>
+          <w:color w:val="022429"/>
+          <w:sz w:val="15"/>
+          <w:spacing w:val="30"/>
+        </w:rPr>
+        <w:t>·     CAPABILITIES STATEMENT · V2</w:t>
+      </w:r>
+    </w:p>
     <w:sectPr>
       <w:pgSz w:w="12240" w:h="15840"/>
-      <w:pgMar w:top="720" w:right="792" w:bottom="720" w:left="792" w:header="720" w:footer="720" w:gutter="0"/>
+      <w:pgMar w:top="648" w:right="720" w:bottom="576" w:left="720" w:header="720" w:footer="720" w:gutter="0"/>
       <w:cols w:space="720"/>
       <w:docGrid w:linePitch="360"/>
     </w:sectPr>
@@ -1634,8 +2019,8 @@
     <w:qFormat/>
     <w:rsid w:val="00FC693F"/>
     <w:rPr>
-      <w:rFonts w:ascii="Helvetica" w:hAnsi="Helvetica"/>
-      <w:color w:val="1B2738"/>
+      <w:rFonts w:ascii="Figtree" w:hAnsi="Figtree"/>
+      <w:color w:val="022429"/>
       <w:sz w:val="20"/>
     </w:rPr>
   </w:style>

--- a/Beacon-Capabilities-Statement.docx
+++ b/Beacon-Capabilities-Statement.docx
@@ -18,25 +18,24 @@
         </w:tblBorders>
       </w:tblPr>
       <w:tblGrid>
-        <w:gridCol w:w="6768"/>
-        <w:gridCol w:w="4032"/>
+        <w:gridCol w:w="2664"/>
+        <w:gridCol w:w="5256"/>
+        <w:gridCol w:w="4320"/>
       </w:tblGrid>
       <w:tr>
         <w:tc>
           <w:tcPr>
-            <w:tcW w:type="dxa" w:w="6768"/>
-            <w:tcBorders>
-              <w:top w:val="nil" w:sz="4" w:space="0" w:color="000000"/>
-              <w:left w:val="nil" w:sz="4" w:space="0" w:color="000000"/>
-              <w:bottom w:val="single" w:sz="24" w:space="0" w:color="022429"/>
-              <w:right w:val="nil" w:sz="4" w:space="0" w:color="000000"/>
-            </w:tcBorders>
+            <w:tcW w:type="dxa" w:w="2664"/>
+            <w:shd w:val="clear" w:color="auto" w:fill="022429"/>
+            <w:tcMar>
+              <w:top w:w="180" w:type="dxa"/>
+              <w:left w:w="420" w:type="dxa"/>
+              <w:bottom w:w="180" w:type="dxa"/>
+              <w:right w:w="120" w:type="dxa"/>
+            </w:tcMar>
+            <w:vAlign w:val="center"/>
           </w:tcPr>
-          <w:p>
-            <w:pPr>
-              <w:spacing w:before="0" w:after="0" w:line="276" w:lineRule="auto"/>
-            </w:pPr>
-          </w:p>
+          <w:p/>
           <w:tbl>
             <w:tblPr>
               <w:tblW w:type="auto" w:w="0"/>
@@ -52,14 +51,273 @@
               </w:tblBorders>
             </w:tblPr>
             <w:tblGrid>
-              <w:gridCol w:w="1123"/>
-              <w:gridCol w:w="5544"/>
+              <w:gridCol w:w="1872"/>
             </w:tblGrid>
             <w:tr>
               <w:tc>
                 <w:tcPr>
-                  <w:tcW w:type="dxa" w:w="1123"/>
-                  <w:vAlign w:val="center"/>
+                  <w:tcW w:type="dxa" w:w="1872"/>
+                  <w:shd w:val="clear" w:color="auto" w:fill="FDB602"/>
+                  <w:tcMar>
+                    <w:top w:w="140" w:type="dxa"/>
+                    <w:left w:w="160" w:type="dxa"/>
+                    <w:bottom w:w="100" w:type="dxa"/>
+                    <w:right w:w="160" w:type="dxa"/>
+                  </w:tcMar>
+                </w:tcPr>
+                <w:p>
+                  <w:pPr>
+                    <w:spacing w:before="0" w:after="0" w:line="276" w:lineRule="auto"/>
+                    <w:jc w:val="center"/>
+                  </w:pPr>
+                  <w:r>
+                    <w:rPr>
+                      <w:rFonts w:ascii="Barlow Condensed" w:hAnsi="Barlow Condensed" w:cs="Barlow Condensed"/>
+                      <w:b/>
+                      <w:i w:val="0"/>
+                      <w:color w:val="022429"/>
+                      <w:sz w:val="60"/>
+                      <w:spacing w:val="20"/>
+                    </w:rPr>
+                    <w:t>BEACON</w:t>
+                  </w:r>
+                </w:p>
+              </w:tc>
+            </w:tr>
+          </w:tbl>
+          <w:p/>
+        </w:tc>
+        <w:tc>
+          <w:tcPr>
+            <w:tcW w:type="dxa" w:w="5256"/>
+            <w:shd w:val="clear" w:color="auto" w:fill="022429"/>
+            <w:tcMar>
+              <w:top w:w="240" w:type="dxa"/>
+              <w:left w:w="240" w:type="dxa"/>
+              <w:bottom w:w="180" w:type="dxa"/>
+              <w:right w:w="120" w:type="dxa"/>
+            </w:tcMar>
+            <w:vAlign w:val="center"/>
+          </w:tcPr>
+          <w:p>
+            <w:pPr>
+              <w:spacing w:before="0" w:after="0" w:line="276" w:lineRule="auto"/>
+            </w:pPr>
+            <w:r>
+              <w:rPr>
+                <w:rFonts w:ascii="Barlow Condensed" w:hAnsi="Barlow Condensed" w:cs="Barlow Condensed"/>
+                <w:b/>
+                <w:i w:val="0"/>
+                <w:color w:val="FDB602"/>
+                <w:sz w:val="22"/>
+                <w:spacing w:val="80"/>
+              </w:rPr>
+              <w:t>CAPABILITIES STATEMENT</w:t>
+            </w:r>
+          </w:p>
+          <w:p>
+            <w:pPr>
+              <w:spacing w:before="40" w:after="0" w:line="276" w:lineRule="auto"/>
+            </w:pPr>
+            <w:r>
+              <w:rPr>
+                <w:rFonts w:ascii="Barlow Condensed" w:hAnsi="Barlow Condensed" w:cs="Barlow Condensed"/>
+                <w:b/>
+                <w:i w:val="0"/>
+                <w:color w:val="FDF6E4"/>
+                <w:sz w:val="40"/>
+              </w:rPr>
+              <w:t>BEACON MANUFACTURING</w:t>
+            </w:r>
+          </w:p>
+          <w:p>
+            <w:pPr>
+              <w:spacing w:before="60" w:after="0" w:line="276" w:lineRule="auto"/>
+            </w:pPr>
+            <w:r>
+              <w:rPr>
+                <w:rFonts w:ascii="Figtree" w:hAnsi="Figtree" w:cs="Figtree"/>
+                <w:b/>
+                <w:i w:val="0"/>
+                <w:color w:val="C9B789"/>
+                <w:sz w:val="16"/>
+                <w:spacing w:val="50"/>
+              </w:rPr>
+              <w:t>BUILDER-LED MFG. IN DETROIT · V2</w:t>
+            </w:r>
+          </w:p>
+        </w:tc>
+        <w:tc>
+          <w:tcPr>
+            <w:tcW w:type="dxa" w:w="4320"/>
+            <w:shd w:val="clear" w:color="auto" w:fill="022429"/>
+            <w:tcMar>
+              <w:top w:w="240" w:type="dxa"/>
+              <w:left w:w="120" w:type="dxa"/>
+              <w:bottom w:w="180" w:type="dxa"/>
+              <w:right w:w="320" w:type="dxa"/>
+            </w:tcMar>
+            <w:vAlign w:val="center"/>
+          </w:tcPr>
+          <w:p>
+            <w:pPr>
+              <w:spacing w:before="0" w:after="0" w:line="276" w:lineRule="auto"/>
+              <w:jc w:val="right"/>
+            </w:pPr>
+            <w:r>
+              <w:rPr>
+                <w:rFonts w:ascii="Figtree" w:hAnsi="Figtree" w:cs="Figtree"/>
+                <w:b w:val="0"/>
+                <w:i w:val="0"/>
+                <w:color w:val="FDF6E4"/>
+                <w:sz w:val="19"/>
+              </w:rPr>
+              <w:t>2050 15th St</w:t>
+            </w:r>
+          </w:p>
+          <w:p>
+            <w:pPr>
+              <w:spacing w:before="0" w:after="0" w:line="276" w:lineRule="auto"/>
+              <w:jc w:val="right"/>
+            </w:pPr>
+            <w:r>
+              <w:rPr>
+                <w:rFonts w:ascii="Figtree" w:hAnsi="Figtree" w:cs="Figtree"/>
+                <w:b w:val="0"/>
+                <w:i w:val="0"/>
+                <w:color w:val="FDF6E4"/>
+                <w:sz w:val="19"/>
+              </w:rPr>
+              <w:t>Detroit, MI 48216</w:t>
+            </w:r>
+          </w:p>
+          <w:p>
+            <w:pPr>
+              <w:spacing w:before="40" w:after="0" w:line="276" w:lineRule="auto"/>
+              <w:jc w:val="right"/>
+            </w:pPr>
+            <w:r>
+              <w:rPr>
+                <w:rFonts w:ascii="Barlow Condensed" w:hAnsi="Barlow Condensed" w:cs="Barlow Condensed"/>
+                <w:b/>
+                <w:i w:val="0"/>
+                <w:color w:val="FDB602"/>
+                <w:sz w:val="28"/>
+                <w:spacing w:val="30"/>
+              </w:rPr>
+              <w:t>BEACONMFG.US</w:t>
+            </w:r>
+          </w:p>
+          <w:p>
+            <w:pPr>
+              <w:spacing w:before="40" w:after="0" w:line="276" w:lineRule="auto"/>
+              <w:jc w:val="right"/>
+            </w:pPr>
+            <w:r>
+              <w:rPr>
+                <w:rFonts w:ascii="Figtree" w:hAnsi="Figtree" w:cs="Figtree"/>
+                <w:b/>
+                <w:i w:val="0"/>
+                <w:color w:val="C9B789"/>
+                <w:sz w:val="16"/>
+                <w:spacing w:val="40"/>
+              </w:rPr>
+              <w:t>LOCAL MFG. · 100% ONSHORE</w:t>
+            </w:r>
+          </w:p>
+        </w:tc>
+      </w:tr>
+    </w:tbl>
+    <w:tbl>
+      <w:tblPr>
+        <w:tblW w:type="auto" w:w="0"/>
+        <w:tblLayout w:type="fixed"/>
+        <w:tblLook w:firstColumn="1" w:firstRow="1" w:lastColumn="0" w:lastRow="0" w:noHBand="0" w:noVBand="1" w:val="04A0"/>
+        <w:tblBorders>
+          <w:top w:val="nil"/>
+          <w:left w:val="nil"/>
+          <w:bottom w:val="nil"/>
+          <w:right w:val="nil"/>
+          <w:insideH w:val="nil"/>
+          <w:insideV w:val="nil"/>
+        </w:tblBorders>
+      </w:tblPr>
+      <w:tblGrid>
+        <w:gridCol w:w="12240"/>
+      </w:tblGrid>
+      <w:tr>
+        <w:tc>
+          <w:tcPr>
+            <w:tcW w:type="dxa" w:w="12240"/>
+            <w:shd w:val="clear" w:color="auto" w:fill="FDB602"/>
+            <w:tcMar>
+              <w:top w:w="40" w:type="dxa"/>
+              <w:left w:w="0" w:type="dxa"/>
+              <w:bottom w:w="40" w:type="dxa"/>
+              <w:right w:w="0" w:type="dxa"/>
+            </w:tcMar>
+          </w:tcPr>
+          <w:p>
+            <w:pPr>
+              <w:spacing w:before="0" w:after="0" w:line="276" w:lineRule="auto"/>
+            </w:pPr>
+          </w:p>
+        </w:tc>
+      </w:tr>
+    </w:tbl>
+    <w:tbl>
+      <w:tblPr>
+        <w:tblW w:type="auto" w:w="0"/>
+        <w:tblLayout w:type="fixed"/>
+        <w:tblLook w:firstColumn="1" w:firstRow="1" w:lastColumn="0" w:lastRow="0" w:noHBand="0" w:noVBand="1" w:val="04A0"/>
+        <w:tblBorders>
+          <w:top w:val="nil"/>
+          <w:left w:val="nil"/>
+          <w:bottom w:val="nil"/>
+          <w:right w:val="nil"/>
+          <w:insideH w:val="nil"/>
+          <w:insideV w:val="nil"/>
+        </w:tblBorders>
+      </w:tblPr>
+      <w:tblGrid>
+        <w:gridCol w:w="12240"/>
+      </w:tblGrid>
+      <w:tr>
+        <w:tc>
+          <w:tcPr>
+            <w:tcW w:type="dxa" w:w="12240"/>
+            <w:shd w:val="clear" w:color="auto" w:fill="FDF6E4"/>
+            <w:tcMar>
+              <w:top w:w="260" w:type="dxa"/>
+              <w:left w:w="720" w:type="dxa"/>
+              <w:bottom w:w="120" w:type="dxa"/>
+              <w:right w:w="720" w:type="dxa"/>
+            </w:tcMar>
+          </w:tcPr>
+          <w:p/>
+          <w:tbl>
+            <w:tblPr>
+              <w:tblW w:type="auto" w:w="0"/>
+              <w:tblLayout w:type="fixed"/>
+              <w:tblLook w:firstColumn="1" w:firstRow="1" w:lastColumn="0" w:lastRow="0" w:noHBand="0" w:noVBand="1" w:val="04A0"/>
+              <w:tblBorders>
+                <w:top w:val="nil"/>
+                <w:left w:val="nil"/>
+                <w:bottom w:val="nil"/>
+                <w:right w:val="nil"/>
+                <w:insideH w:val="nil"/>
+                <w:insideV w:val="nil"/>
+              </w:tblBorders>
+            </w:tblPr>
+            <w:tblGrid>
+              <w:gridCol w:w="1368"/>
+              <w:gridCol w:w="9216"/>
+            </w:tblGrid>
+            <w:tr>
+              <w:tc>
+                <w:tcPr>
+                  <w:tcW w:type="dxa" w:w="1368"/>
+                  <w:vAlign w:val="top"/>
                 </w:tcPr>
                 <w:p>
                   <w:pPr>
@@ -69,7 +327,7 @@
                   <w:r>
                     <w:drawing>
                       <wp:inline xmlns:a="http://schemas.openxmlformats.org/drawingml/2006/main" xmlns:pic="http://schemas.openxmlformats.org/drawingml/2006/picture">
-                        <wp:extent cx="594360" cy="594360"/>
+                        <wp:extent cx="749808" cy="749808"/>
                         <wp:docPr id="1" name="Picture 1"/>
                         <wp:cNvGraphicFramePr>
                           <a:graphicFrameLocks noChangeAspect="1"/>
@@ -90,7 +348,7 @@
                               <pic:spPr>
                                 <a:xfrm>
                                   <a:off x="0" y="0"/>
-                                  <a:ext cx="594360" cy="594360"/>
+                                  <a:ext cx="749808" cy="749808"/>
                                 </a:xfrm>
                                 <a:prstGeom prst="rect"/>
                               </pic:spPr>
@@ -104,8 +362,8 @@
               </w:tc>
               <w:tc>
                 <w:tcPr>
-                  <w:tcW w:type="dxa" w:w="3384"/>
-                  <w:vAlign w:val="center"/>
+                  <w:tcW w:type="dxa" w:w="9216"/>
+                  <w:vAlign w:val="top"/>
                 </w:tcPr>
                 <w:p>
                   <w:pPr>
@@ -113,257 +371,74 @@
                   </w:pPr>
                   <w:r>
                     <w:rPr>
-                      <w:rFonts w:ascii="Figtree" w:hAnsi="Figtree" w:cs="Figtree"/>
+                      <w:rFonts w:ascii="Barlow Condensed" w:hAnsi="Barlow Condensed" w:cs="Barlow Condensed"/>
                       <w:b/>
                       <w:i w:val="0"/>
                       <w:color w:val="022429"/>
-                      <w:sz w:val="16"/>
-                      <w:spacing w:val="50"/>
+                      <w:sz w:val="44"/>
                     </w:rPr>
-                    <w:t>CAPABILITIES STATEMENT · V2</w:t>
+                    <w:t xml:space="preserve">METAL FABRICATION, ASSEMBLY, AND </w:t>
                   </w:r>
-                </w:p>
-                <w:p>
-                  <w:pPr>
-                    <w:spacing w:before="20" w:after="0" w:line="276" w:lineRule="auto"/>
-                  </w:pPr>
                   <w:r>
                     <w:rPr>
                       <w:rFonts w:ascii="Barlow Condensed" w:hAnsi="Barlow Condensed" w:cs="Barlow Condensed"/>
                       <w:b/>
                       <w:i w:val="0"/>
                       <w:color w:val="022429"/>
-                      <w:sz w:val="52"/>
+                      <w:sz w:val="44"/>
+                      <w:shd w:val="clear" w:color="auto" w:fill="FDB602"/>
                     </w:rPr>
-                    <w:t xml:space="preserve">BEACON </w:t>
+                    <w:t xml:space="preserve">  RAPID PROTOTYPING.  </w:t>
+                  </w:r>
+                </w:p>
+                <w:p>
+                  <w:pPr>
+                    <w:spacing w:before="80" w:after="0" w:line="348" w:lineRule="auto"/>
+                  </w:pPr>
+                  <w:r>
+                    <w:rPr>
+                      <w:rFonts w:ascii="Figtree" w:hAnsi="Figtree" w:cs="Figtree"/>
+                      <w:b/>
+                      <w:i w:val="0"/>
+                      <w:color w:val="022429"/>
+                      <w:sz w:val="21"/>
+                    </w:rPr>
+                    <w:t xml:space="preserve">Beacon is a builder-led contract manufacturer in Detroit </w:t>
                   </w:r>
                   <w:r>
                     <w:rPr>
-                      <w:rFonts w:ascii="Barlow Condensed" w:hAnsi="Barlow Condensed" w:cs="Barlow Condensed"/>
+                      <w:rFonts w:ascii="Figtree" w:hAnsi="Figtree" w:cs="Figtree"/>
                       <w:b w:val="0"/>
                       <w:i w:val="0"/>
                       <w:color w:val="022429"/>
-                      <w:sz w:val="52"/>
+                      <w:sz w:val="21"/>
                     </w:rPr>
-                    <w:t>MANUFACTURING</w:t>
+                    <w:t xml:space="preserve">delivering metal fabrication, assembly, and rapid prototyping — from one-off prototypes to repeatable short runs and full production. </w:t>
+                  </w:r>
+                  <w:r>
+                    <w:rPr>
+                      <w:rFonts w:ascii="Figtree" w:hAnsi="Figtree" w:cs="Figtree"/>
+                      <w:b/>
+                      <w:i w:val="0"/>
+                      <w:color w:val="022429"/>
+                      <w:sz w:val="21"/>
+                      <w:shd w:val="clear" w:color="auto" w:fill="FDB602"/>
+                    </w:rPr>
+                    <w:t xml:space="preserve">  Bring us a problem.  </w:t>
                   </w:r>
                 </w:p>
               </w:tc>
             </w:tr>
           </w:tbl>
           <w:p/>
-        </w:tc>
-        <w:tc>
-          <w:tcPr>
-            <w:tcW w:type="dxa" w:w="4032"/>
-            <w:tcBorders>
-              <w:top w:val="nil" w:sz="4" w:space="0" w:color="000000"/>
-              <w:left w:val="nil" w:sz="4" w:space="0" w:color="000000"/>
-              <w:bottom w:val="single" w:sz="24" w:space="0" w:color="022429"/>
-              <w:right w:val="nil" w:sz="4" w:space="0" w:color="000000"/>
-            </w:tcBorders>
-          </w:tcPr>
           <w:p>
             <w:pPr>
-              <w:spacing w:before="0" w:after="0" w:line="276" w:lineRule="auto"/>
-              <w:jc w:val="right"/>
+              <w:spacing w:before="0" w:after="120" w:line="276" w:lineRule="auto"/>
             </w:pPr>
-            <w:r>
-              <w:rPr>
-                <w:rFonts w:ascii="Barlow Condensed" w:hAnsi="Barlow Condensed" w:cs="Barlow Condensed"/>
-                <w:b/>
-                <w:i w:val="0"/>
-                <w:color w:val="022429"/>
-                <w:sz w:val="22"/>
-                <w:spacing w:val="40"/>
-              </w:rPr>
-              <w:t>DETROIT · MICHIGAN</w:t>
-            </w:r>
           </w:p>
           <w:p>
             <w:pPr>
-              <w:spacing w:before="0" w:after="0" w:line="276" w:lineRule="auto"/>
-              <w:jc w:val="right"/>
-            </w:pPr>
-            <w:r>
-              <w:rPr>
-                <w:rFonts w:ascii="Figtree" w:hAnsi="Figtree" w:cs="Figtree"/>
-                <w:b w:val="0"/>
-                <w:i w:val="0"/>
-                <w:color w:val="022429"/>
-                <w:sz w:val="18"/>
-              </w:rPr>
-              <w:t>2050 15th St</w:t>
-            </w:r>
-          </w:p>
-          <w:p>
-            <w:pPr>
-              <w:spacing w:before="0" w:after="0" w:line="276" w:lineRule="auto"/>
-              <w:jc w:val="right"/>
-            </w:pPr>
-            <w:r>
-              <w:rPr>
-                <w:rFonts w:ascii="Figtree" w:hAnsi="Figtree" w:cs="Figtree"/>
-                <w:b w:val="0"/>
-                <w:i w:val="0"/>
-                <w:color w:val="022429"/>
-                <w:sz w:val="18"/>
-              </w:rPr>
-              <w:t>Detroit, MI 48216</w:t>
-            </w:r>
-          </w:p>
-          <w:p>
-            <w:pPr>
-              <w:spacing w:before="0" w:after="0" w:line="276" w:lineRule="auto"/>
-              <w:jc w:val="right"/>
-            </w:pPr>
-            <w:r>
-              <w:rPr>
-                <w:rFonts w:ascii="Figtree" w:hAnsi="Figtree" w:cs="Figtree"/>
-                <w:b w:val="0"/>
-                <w:i w:val="0"/>
-                <w:color w:val="022429"/>
-                <w:sz w:val="18"/>
-              </w:rPr>
-              <w:t>Local Mfg. · 100% Onshore</w:t>
-            </w:r>
-          </w:p>
-          <w:p>
-            <w:pPr>
-              <w:spacing w:before="60" w:after="0" w:line="276" w:lineRule="auto"/>
-              <w:jc w:val="right"/>
-            </w:pPr>
-            <w:r>
-              <w:rPr>
-                <w:rFonts w:ascii="Figtree" w:hAnsi="Figtree" w:cs="Figtree"/>
-                <w:b/>
-                <w:i w:val="0"/>
-                <w:color w:val="022429"/>
-                <w:sz w:val="20"/>
-                <w:shd w:val="clear" w:color="auto" w:fill="FDB602"/>
-              </w:rPr>
-              <w:t xml:space="preserve">  beaconmfg.us  </w:t>
-            </w:r>
-          </w:p>
-        </w:tc>
-      </w:tr>
-    </w:tbl>
-    <w:p>
-      <w:pPr>
-        <w:spacing w:before="0" w:after="120" w:line="276" w:lineRule="auto"/>
-      </w:pPr>
-    </w:p>
-    <w:p>
-      <w:pPr>
-        <w:spacing w:before="0" w:after="40" w:line="276" w:lineRule="auto"/>
-      </w:pPr>
-      <w:r>
-        <w:rPr>
-          <w:rFonts w:ascii="Barlow Condensed" w:hAnsi="Barlow Condensed" w:cs="Barlow Condensed"/>
-          <w:b/>
-          <w:i w:val="0"/>
-          <w:color w:val="022429"/>
-          <w:sz w:val="52"/>
-        </w:rPr>
-        <w:t xml:space="preserve">BUILDER-LED </w:t>
-      </w:r>
-      <w:r>
-        <w:rPr>
-          <w:rFonts w:ascii="Barlow Condensed" w:hAnsi="Barlow Condensed" w:cs="Barlow Condensed"/>
-          <w:b/>
-          <w:i w:val="0"/>
-          <w:color w:val="022429"/>
-          <w:sz w:val="52"/>
-          <w:shd w:val="clear" w:color="auto" w:fill="FDB602"/>
-        </w:rPr>
-        <w:t xml:space="preserve">  CONTRACT MANUFACTURING  </w:t>
-      </w:r>
-    </w:p>
-    <w:p>
-      <w:pPr>
-        <w:spacing w:before="0" w:after="80" w:line="276" w:lineRule="auto"/>
-      </w:pPr>
-      <w:r>
-        <w:rPr>
-          <w:rFonts w:ascii="Barlow Condensed" w:hAnsi="Barlow Condensed" w:cs="Barlow Condensed"/>
-          <w:b/>
-          <w:i w:val="0"/>
-          <w:color w:val="022429"/>
-          <w:sz w:val="52"/>
-        </w:rPr>
-        <w:t>MADE IN DETROIT.</w:t>
-      </w:r>
-    </w:p>
-    <w:p>
-      <w:pPr>
-        <w:spacing w:before="40" w:after="80" w:line="336" w:lineRule="auto"/>
-      </w:pPr>
-      <w:r>
-        <w:rPr>
-          <w:rFonts w:ascii="Figtree" w:hAnsi="Figtree" w:cs="Figtree"/>
-          <w:b/>
-          <w:i w:val="0"/>
-          <w:color w:val="022429"/>
-          <w:sz w:val="21"/>
-        </w:rPr>
-        <w:t xml:space="preserve">Beacon is a builder-led contract manufacturer in Detroit </w:t>
-      </w:r>
-      <w:r>
-        <w:rPr>
-          <w:rFonts w:ascii="Figtree" w:hAnsi="Figtree" w:cs="Figtree"/>
-          <w:b w:val="0"/>
-          <w:i w:val="0"/>
-          <w:color w:val="022429"/>
-          <w:sz w:val="21"/>
-        </w:rPr>
-        <w:t xml:space="preserve">delivering metal fabrication, assembly, and rapid prototyping — from one-off prototypes to repeatable short runs and full production. </w:t>
-      </w:r>
-      <w:r>
-        <w:rPr>
-          <w:rFonts w:ascii="Figtree" w:hAnsi="Figtree" w:cs="Figtree"/>
-          <w:b/>
-          <w:i w:val="0"/>
-          <w:color w:val="022429"/>
-          <w:sz w:val="21"/>
-        </w:rPr>
-        <w:t xml:space="preserve">Bring us a problem. </w:t>
-      </w:r>
-      <w:r>
-        <w:rPr>
-          <w:rFonts w:ascii="Figtree" w:hAnsi="Figtree" w:cs="Figtree"/>
-          <w:b w:val="0"/>
-          <w:i w:val="0"/>
-          <w:color w:val="022429"/>
-          <w:sz w:val="21"/>
-        </w:rPr>
-        <w:t>We'll quote it, prototype it, and put it on a line.</w:t>
-      </w:r>
-    </w:p>
-    <w:tbl>
-      <w:tblPr>
-        <w:tblW w:type="auto" w:w="0"/>
-        <w:tblLayout w:type="fixed"/>
-        <w:tblLook w:firstColumn="1" w:firstRow="1" w:lastColumn="0" w:lastRow="0" w:noHBand="0" w:noVBand="1" w:val="04A0"/>
-        <w:tblBorders>
-          <w:top w:val="nil"/>
-          <w:left w:val="nil"/>
-          <w:bottom w:val="nil"/>
-          <w:right w:val="nil"/>
-          <w:insideH w:val="nil"/>
-          <w:insideV w:val="nil"/>
-        </w:tblBorders>
-      </w:tblPr>
-      <w:tblGrid>
-        <w:gridCol w:w="10800"/>
-      </w:tblGrid>
-      <w:tr>
-        <w:tc>
-          <w:tcPr>
-            <w:tcW w:type="dxa" w:w="10800"/>
-          </w:tcPr>
-          <w:p>
-            <w:pPr>
-              <w:spacing w:before="120" w:after="40" w:line="276" w:lineRule="auto"/>
+              <w:spacing w:before="80" w:after="40" w:line="276" w:lineRule="auto"/>
             </w:pPr>
             <w:r>
               <w:rPr>
@@ -373,7 +448,7 @@
                 <w:color w:val="FDB602"/>
                 <w:sz w:val="28"/>
               </w:rPr>
-              <w:t xml:space="preserve">▮ </w:t>
+              <w:t xml:space="preserve">▮▮ </w:t>
             </w:r>
             <w:r>
               <w:rPr>
@@ -381,7 +456,7 @@
                 <w:b/>
                 <w:i w:val="0"/>
                 <w:color w:val="022429"/>
-                <w:sz w:val="26"/>
+                <w:sz w:val="30"/>
                 <w:spacing w:val="70"/>
               </w:rPr>
               <w:t xml:space="preserve">CORE CAPABILITIES   </w:t>
@@ -397,615 +472,576 @@
               <w:t>Fabrication · Assembly · Prototyping</w:t>
             </w:r>
           </w:p>
-        </w:tc>
-      </w:tr>
-    </w:tbl>
-    <w:tbl>
-      <w:tblPr>
-        <w:tblW w:type="auto" w:w="0"/>
-        <w:tblLayout w:type="fixed"/>
-        <w:tblLook w:firstColumn="1" w:firstRow="1" w:lastColumn="0" w:lastRow="0" w:noHBand="0" w:noVBand="1" w:val="04A0"/>
-        <w:tblBorders>
-          <w:top w:val="nil"/>
-          <w:left w:val="nil"/>
-          <w:bottom w:val="nil"/>
-          <w:right w:val="nil"/>
-          <w:insideH w:val="nil"/>
-          <w:insideV w:val="nil"/>
-        </w:tblBorders>
-      </w:tblPr>
-      <w:tblGrid>
-        <w:gridCol w:w="3542"/>
-        <w:gridCol w:w="3542"/>
-        <w:gridCol w:w="3542"/>
-      </w:tblGrid>
-      <w:tr>
-        <w:tc>
-          <w:tcPr>
-            <w:tcW w:type="dxa" w:w="3542"/>
-            <w:shd w:val="clear" w:color="auto" w:fill="FFFFFF"/>
-            <w:tcBorders>
-              <w:top w:val="single" w:sz="4" w:space="0" w:color="E8DFC0"/>
-              <w:left w:val="single" w:sz="48" w:space="0" w:color="FDB602"/>
-              <w:bottom w:val="single" w:sz="4" w:space="0" w:color="E8DFC0"/>
-              <w:right w:val="single" w:sz="4" w:space="0" w:color="E8DFC0"/>
-            </w:tcBorders>
-            <w:tcMar>
-              <w:top w:w="140" w:type="dxa"/>
-              <w:left w:w="180" w:type="dxa"/>
-              <w:bottom w:w="140" w:type="dxa"/>
-              <w:right w:w="180" w:type="dxa"/>
-            </w:tcMar>
-          </w:tcPr>
           <w:p>
             <w:pPr>
-              <w:spacing w:before="0" w:after="0" w:line="276" w:lineRule="auto"/>
+              <w:spacing w:before="0" w:after="120" w:line="276" w:lineRule="auto"/>
+              <w:pBdr>
+                <w:bottom w:val="single" w:sz="12" w:space="1" w:color="022429"/>
+              </w:pBdr>
             </w:pPr>
-            <w:r>
-              <w:rPr>
-                <w:rFonts w:ascii="Barlow Condensed" w:hAnsi="Barlow Condensed" w:cs="Barlow Condensed"/>
-                <w:b/>
-                <w:i w:val="0"/>
-                <w:color w:val="022429"/>
-                <w:sz w:val="20"/>
-                <w:spacing w:val="40"/>
-              </w:rPr>
-              <w:t>01 · FAB</w:t>
-            </w:r>
+          </w:p>
+          <w:tbl>
+            <w:tblPr>
+              <w:tblW w:type="auto" w:w="0"/>
+              <w:tblLayout w:type="fixed"/>
+              <w:tblLook w:firstColumn="1" w:firstRow="1" w:lastColumn="0" w:lastRow="0" w:noHBand="0" w:noVBand="1" w:val="04A0"/>
+              <w:tblBorders>
+                <w:top w:val="nil"/>
+                <w:left w:val="nil"/>
+                <w:bottom w:val="nil"/>
+                <w:right w:val="nil"/>
+                <w:insideH w:val="nil"/>
+                <w:insideV w:val="nil"/>
+              </w:tblBorders>
+            </w:tblPr>
+            <w:tblGrid>
+              <w:gridCol w:w="3499"/>
+              <w:gridCol w:w="3499"/>
+              <w:gridCol w:w="3499"/>
+            </w:tblGrid>
+            <w:tr>
+              <w:tc>
+                <w:tcPr>
+                  <w:tcW w:type="dxa" w:w="3499"/>
+                  <w:shd w:val="clear" w:color="auto" w:fill="FFFFFF"/>
+                  <w:tcBorders>
+                    <w:top w:val="single" w:sz="36" w:space="0" w:color="FDB602"/>
+                    <w:left w:val="single" w:sz="4" w:space="0" w:color="E8DFC0"/>
+                    <w:bottom w:val="single" w:sz="4" w:space="0" w:color="E8DFC0"/>
+                    <w:right w:val="single" w:sz="4" w:space="0" w:color="E8DFC0"/>
+                  </w:tcBorders>
+                  <w:tcMar>
+                    <w:top w:w="200" w:type="dxa"/>
+                    <w:left w:w="200" w:type="dxa"/>
+                    <w:bottom w:w="180" w:type="dxa"/>
+                    <w:right w:w="200" w:type="dxa"/>
+                  </w:tcMar>
+                </w:tcPr>
+                <w:p>
+                  <w:pPr>
+                    <w:spacing w:before="0" w:after="0" w:line="276" w:lineRule="auto"/>
+                  </w:pPr>
+                  <w:r>
+                    <w:rPr>
+                      <w:rFonts w:ascii="Barlow Condensed" w:hAnsi="Barlow Condensed" w:cs="Barlow Condensed"/>
+                      <w:b/>
+                      <w:i w:val="0"/>
+                      <w:color w:val="FDB602"/>
+                      <w:sz w:val="18"/>
+                      <w:spacing w:val="40"/>
+                      <w:shd w:val="clear" w:color="auto" w:fill="022429"/>
+                    </w:rPr>
+                    <w:t xml:space="preserve">  01 · FAB  </w:t>
+                  </w:r>
+                </w:p>
+                <w:p>
+                  <w:pPr>
+                    <w:spacing w:before="40" w:after="40" w:line="276" w:lineRule="auto"/>
+                  </w:pPr>
+                  <w:r>
+                    <w:rPr>
+                      <w:rFonts w:ascii="Barlow Condensed" w:hAnsi="Barlow Condensed" w:cs="Barlow Condensed"/>
+                      <w:b/>
+                      <w:i w:val="0"/>
+                      <w:color w:val="022429"/>
+                      <w:sz w:val="36"/>
+                    </w:rPr>
+                    <w:t>FABRICATION</w:t>
+                  </w:r>
+                </w:p>
+                <w:p>
+                  <w:pPr>
+                    <w:spacing w:before="0" w:after="80" w:line="336" w:lineRule="auto"/>
+                  </w:pPr>
+                  <w:r>
+                    <w:rPr>
+                      <w:rFonts w:ascii="Figtree" w:hAnsi="Figtree" w:cs="Figtree"/>
+                      <w:b w:val="0"/>
+                      <w:i/>
+                      <w:color w:val="022429"/>
+                      <w:sz w:val="18"/>
+                    </w:rPr>
+                    <w:t>Cutting, forming, and welding for metal parts and structures.</w:t>
+                  </w:r>
+                </w:p>
+                <w:p>
+                  <w:pPr>
+                    <w:spacing w:before="0" w:after="0" w:line="336" w:lineRule="auto"/>
+                    <w:ind w:left="115"/>
+                  </w:pPr>
+                  <w:r>
+                    <w:rPr>
+                      <w:rFonts w:ascii="Figtree" w:hAnsi="Figtree" w:cs="Figtree"/>
+                      <w:b/>
+                      <w:i w:val="0"/>
+                      <w:color w:val="FDB602"/>
+                      <w:sz w:val="16"/>
+                    </w:rPr>
+                    <w:t xml:space="preserve">■ </w:t>
+                  </w:r>
+                  <w:r>
+                    <w:rPr>
+                      <w:rFonts w:ascii="Figtree" w:hAnsi="Figtree" w:cs="Figtree"/>
+                      <w:b/>
+                      <w:i w:val="0"/>
+                      <w:color w:val="022429"/>
+                      <w:sz w:val="19"/>
+                    </w:rPr>
+                    <w:t>Laser cutting</w:t>
+                  </w:r>
+                  <w:r>
+                    <w:rPr>
+                      <w:rFonts w:ascii="Figtree" w:hAnsi="Figtree" w:cs="Figtree"/>
+                      <w:b w:val="0"/>
+                      <w:i w:val="0"/>
+                      <w:color w:val="022429"/>
+                      <w:sz w:val="19"/>
+                    </w:rPr>
+                    <w:t xml:space="preserve"> — tube + flat</w:t>
+                  </w:r>
+                </w:p>
+                <w:p>
+                  <w:pPr>
+                    <w:spacing w:before="0" w:after="0" w:line="336" w:lineRule="auto"/>
+                    <w:ind w:left="115"/>
+                  </w:pPr>
+                  <w:r>
+                    <w:rPr>
+                      <w:rFonts w:ascii="Figtree" w:hAnsi="Figtree" w:cs="Figtree"/>
+                      <w:b/>
+                      <w:i w:val="0"/>
+                      <w:color w:val="FDB602"/>
+                      <w:sz w:val="16"/>
+                    </w:rPr>
+                    <w:t xml:space="preserve">■ </w:t>
+                  </w:r>
+                  <w:r>
+                    <w:rPr>
+                      <w:rFonts w:ascii="Figtree" w:hAnsi="Figtree" w:cs="Figtree"/>
+                      <w:b/>
+                      <w:i w:val="0"/>
+                      <w:color w:val="022429"/>
+                      <w:sz w:val="19"/>
+                    </w:rPr>
+                    <w:t>Forming</w:t>
+                  </w:r>
+                  <w:r>
+                    <w:rPr>
+                      <w:rFonts w:ascii="Figtree" w:hAnsi="Figtree" w:cs="Figtree"/>
+                      <w:b w:val="0"/>
+                      <w:i w:val="0"/>
+                      <w:color w:val="022429"/>
+                      <w:sz w:val="19"/>
+                    </w:rPr>
+                    <w:t xml:space="preserve"> — brake press, tube bending, punch &amp; press</w:t>
+                  </w:r>
+                </w:p>
+                <w:p>
+                  <w:pPr>
+                    <w:spacing w:before="0" w:after="0" w:line="336" w:lineRule="auto"/>
+                    <w:ind w:left="115"/>
+                  </w:pPr>
+                  <w:r>
+                    <w:rPr>
+                      <w:rFonts w:ascii="Figtree" w:hAnsi="Figtree" w:cs="Figtree"/>
+                      <w:b/>
+                      <w:i w:val="0"/>
+                      <w:color w:val="FDB602"/>
+                      <w:sz w:val="16"/>
+                    </w:rPr>
+                    <w:t xml:space="preserve">■ </w:t>
+                  </w:r>
+                  <w:r>
+                    <w:rPr>
+                      <w:rFonts w:ascii="Figtree" w:hAnsi="Figtree" w:cs="Figtree"/>
+                      <w:b/>
+                      <w:i w:val="0"/>
+                      <w:color w:val="022429"/>
+                      <w:sz w:val="19"/>
+                    </w:rPr>
+                    <w:t>Welding</w:t>
+                  </w:r>
+                  <w:r>
+                    <w:rPr>
+                      <w:rFonts w:ascii="Figtree" w:hAnsi="Figtree" w:cs="Figtree"/>
+                      <w:b w:val="0"/>
+                      <w:i w:val="0"/>
+                      <w:color w:val="022429"/>
+                      <w:sz w:val="19"/>
+                    </w:rPr>
+                    <w:t xml:space="preserve"> — MIG / TIG / laser + robotic</w:t>
+                  </w:r>
+                </w:p>
+                <w:p>
+                  <w:pPr>
+                    <w:spacing w:before="0" w:after="0" w:line="336" w:lineRule="auto"/>
+                    <w:ind w:left="115"/>
+                  </w:pPr>
+                  <w:r>
+                    <w:rPr>
+                      <w:rFonts w:ascii="Figtree" w:hAnsi="Figtree" w:cs="Figtree"/>
+                      <w:b/>
+                      <w:i w:val="0"/>
+                      <w:color w:val="FDB602"/>
+                      <w:sz w:val="16"/>
+                    </w:rPr>
+                    <w:t xml:space="preserve">■ </w:t>
+                  </w:r>
+                  <w:r>
+                    <w:rPr>
+                      <w:rFonts w:ascii="Figtree" w:hAnsi="Figtree" w:cs="Figtree"/>
+                      <w:b/>
+                      <w:i w:val="0"/>
+                      <w:color w:val="022429"/>
+                      <w:sz w:val="19"/>
+                    </w:rPr>
+                    <w:t>Short runs</w:t>
+                  </w:r>
+                  <w:r>
+                    <w:rPr>
+                      <w:rFonts w:ascii="Figtree" w:hAnsi="Figtree" w:cs="Figtree"/>
+                      <w:b w:val="0"/>
+                      <w:i w:val="0"/>
+                      <w:color w:val="022429"/>
+                      <w:sz w:val="19"/>
+                    </w:rPr>
+                    <w:t xml:space="preserve"> — jigs &amp; fixtures for repeatability</w:t>
+                  </w:r>
+                </w:p>
+              </w:tc>
+              <w:tc>
+                <w:tcPr>
+                  <w:tcW w:type="dxa" w:w="3499"/>
+                  <w:shd w:val="clear" w:color="auto" w:fill="FFFFFF"/>
+                  <w:tcBorders>
+                    <w:top w:val="single" w:sz="36" w:space="0" w:color="FDB602"/>
+                    <w:left w:val="single" w:sz="4" w:space="0" w:color="E8DFC0"/>
+                    <w:bottom w:val="single" w:sz="4" w:space="0" w:color="E8DFC0"/>
+                    <w:right w:val="single" w:sz="4" w:space="0" w:color="E8DFC0"/>
+                  </w:tcBorders>
+                  <w:tcMar>
+                    <w:top w:w="200" w:type="dxa"/>
+                    <w:left w:w="200" w:type="dxa"/>
+                    <w:bottom w:w="180" w:type="dxa"/>
+                    <w:right w:w="200" w:type="dxa"/>
+                  </w:tcMar>
+                </w:tcPr>
+                <w:p>
+                  <w:pPr>
+                    <w:spacing w:before="0" w:after="0" w:line="276" w:lineRule="auto"/>
+                  </w:pPr>
+                  <w:r>
+                    <w:rPr>
+                      <w:rFonts w:ascii="Barlow Condensed" w:hAnsi="Barlow Condensed" w:cs="Barlow Condensed"/>
+                      <w:b/>
+                      <w:i w:val="0"/>
+                      <w:color w:val="FDB602"/>
+                      <w:sz w:val="18"/>
+                      <w:spacing w:val="40"/>
+                      <w:shd w:val="clear" w:color="auto" w:fill="022429"/>
+                    </w:rPr>
+                    <w:t xml:space="preserve">  02 · ASM  </w:t>
+                  </w:r>
+                </w:p>
+                <w:p>
+                  <w:pPr>
+                    <w:spacing w:before="40" w:after="40" w:line="276" w:lineRule="auto"/>
+                  </w:pPr>
+                  <w:r>
+                    <w:rPr>
+                      <w:rFonts w:ascii="Barlow Condensed" w:hAnsi="Barlow Condensed" w:cs="Barlow Condensed"/>
+                      <w:b/>
+                      <w:i w:val="0"/>
+                      <w:color w:val="022429"/>
+                      <w:sz w:val="36"/>
+                    </w:rPr>
+                    <w:t>ASSEMBLY</w:t>
+                  </w:r>
+                </w:p>
+                <w:p>
+                  <w:pPr>
+                    <w:spacing w:before="0" w:after="80" w:line="336" w:lineRule="auto"/>
+                  </w:pPr>
+                  <w:r>
+                    <w:rPr>
+                      <w:rFonts w:ascii="Figtree" w:hAnsi="Figtree" w:cs="Figtree"/>
+                      <w:b w:val="0"/>
+                      <w:i/>
+                      <w:color w:val="022429"/>
+                      <w:sz w:val="18"/>
+                    </w:rPr>
+                    <w:t>Kitting, sub-assembly, full builds — and everything in between.</w:t>
+                  </w:r>
+                </w:p>
+                <w:p>
+                  <w:pPr>
+                    <w:spacing w:before="0" w:after="0" w:line="336" w:lineRule="auto"/>
+                    <w:ind w:left="115"/>
+                  </w:pPr>
+                  <w:r>
+                    <w:rPr>
+                      <w:rFonts w:ascii="Figtree" w:hAnsi="Figtree" w:cs="Figtree"/>
+                      <w:b/>
+                      <w:i w:val="0"/>
+                      <w:color w:val="FDB602"/>
+                      <w:sz w:val="16"/>
+                    </w:rPr>
+                    <w:t xml:space="preserve">■ </w:t>
+                  </w:r>
+                  <w:r>
+                    <w:rPr>
+                      <w:rFonts w:ascii="Figtree" w:hAnsi="Figtree" w:cs="Figtree"/>
+                      <w:b w:val="0"/>
+                      <w:i w:val="0"/>
+                      <w:color w:val="022429"/>
+                      <w:sz w:val="19"/>
+                    </w:rPr>
+                    <w:t>Kitting + sub-assembly + final assembly</w:t>
+                  </w:r>
+                </w:p>
+                <w:p>
+                  <w:pPr>
+                    <w:spacing w:before="0" w:after="0" w:line="336" w:lineRule="auto"/>
+                    <w:ind w:left="115"/>
+                  </w:pPr>
+                  <w:r>
+                    <w:rPr>
+                      <w:rFonts w:ascii="Figtree" w:hAnsi="Figtree" w:cs="Figtree"/>
+                      <w:b/>
+                      <w:i w:val="0"/>
+                      <w:color w:val="FDB602"/>
+                      <w:sz w:val="16"/>
+                    </w:rPr>
+                    <w:t xml:space="preserve">■ </w:t>
+                  </w:r>
+                  <w:r>
+                    <w:rPr>
+                      <w:rFonts w:ascii="Figtree" w:hAnsi="Figtree" w:cs="Figtree"/>
+                      <w:b w:val="0"/>
+                      <w:i w:val="0"/>
+                      <w:color w:val="022429"/>
+                      <w:sz w:val="19"/>
+                    </w:rPr>
+                    <w:t>Complete build-ups with CAD / 3xD support</w:t>
+                  </w:r>
+                </w:p>
+                <w:p>
+                  <w:pPr>
+                    <w:spacing w:before="0" w:after="0" w:line="336" w:lineRule="auto"/>
+                    <w:ind w:left="115"/>
+                  </w:pPr>
+                  <w:r>
+                    <w:rPr>
+                      <w:rFonts w:ascii="Figtree" w:hAnsi="Figtree" w:cs="Figtree"/>
+                      <w:b/>
+                      <w:i w:val="0"/>
+                      <w:color w:val="FDB602"/>
+                      <w:sz w:val="16"/>
+                    </w:rPr>
+                    <w:t xml:space="preserve">■ </w:t>
+                  </w:r>
+                  <w:r>
+                    <w:rPr>
+                      <w:rFonts w:ascii="Figtree" w:hAnsi="Figtree" w:cs="Figtree"/>
+                      <w:b w:val="0"/>
+                      <w:i w:val="0"/>
+                      <w:color w:val="022429"/>
+                      <w:sz w:val="19"/>
+                    </w:rPr>
+                    <w:t>Torque &amp; fastener standards · EOL test</w:t>
+                  </w:r>
+                </w:p>
+                <w:p>
+                  <w:pPr>
+                    <w:spacing w:before="0" w:after="0" w:line="336" w:lineRule="auto"/>
+                    <w:ind w:left="115"/>
+                  </w:pPr>
+                  <w:r>
+                    <w:rPr>
+                      <w:rFonts w:ascii="Figtree" w:hAnsi="Figtree" w:cs="Figtree"/>
+                      <w:b/>
+                      <w:i w:val="0"/>
+                      <w:color w:val="FDB602"/>
+                      <w:sz w:val="16"/>
+                    </w:rPr>
+                    <w:t xml:space="preserve">■ </w:t>
+                  </w:r>
+                  <w:r>
+                    <w:rPr>
+                      <w:rFonts w:ascii="Figtree" w:hAnsi="Figtree" w:cs="Figtree"/>
+                      <w:b w:val="0"/>
+                      <w:i w:val="0"/>
+                      <w:color w:val="022429"/>
+                      <w:sz w:val="19"/>
+                    </w:rPr>
+                    <w:t>Quality checks + rework when needed</w:t>
+                  </w:r>
+                </w:p>
+              </w:tc>
+              <w:tc>
+                <w:tcPr>
+                  <w:tcW w:type="dxa" w:w="3499"/>
+                  <w:shd w:val="clear" w:color="auto" w:fill="FFFFFF"/>
+                  <w:tcBorders>
+                    <w:top w:val="single" w:sz="36" w:space="0" w:color="FDB602"/>
+                    <w:left w:val="single" w:sz="4" w:space="0" w:color="E8DFC0"/>
+                    <w:bottom w:val="single" w:sz="4" w:space="0" w:color="E8DFC0"/>
+                    <w:right w:val="single" w:sz="4" w:space="0" w:color="E8DFC0"/>
+                  </w:tcBorders>
+                  <w:tcMar>
+                    <w:top w:w="200" w:type="dxa"/>
+                    <w:left w:w="200" w:type="dxa"/>
+                    <w:bottom w:w="180" w:type="dxa"/>
+                    <w:right w:w="200" w:type="dxa"/>
+                  </w:tcMar>
+                </w:tcPr>
+                <w:p>
+                  <w:pPr>
+                    <w:spacing w:before="0" w:after="0" w:line="276" w:lineRule="auto"/>
+                  </w:pPr>
+                  <w:r>
+                    <w:rPr>
+                      <w:rFonts w:ascii="Barlow Condensed" w:hAnsi="Barlow Condensed" w:cs="Barlow Condensed"/>
+                      <w:b/>
+                      <w:i w:val="0"/>
+                      <w:color w:val="FDB602"/>
+                      <w:sz w:val="18"/>
+                      <w:spacing w:val="40"/>
+                      <w:shd w:val="clear" w:color="auto" w:fill="022429"/>
+                    </w:rPr>
+                    <w:t xml:space="preserve">  03 · PROTO  </w:t>
+                  </w:r>
+                </w:p>
+                <w:p>
+                  <w:pPr>
+                    <w:spacing w:before="40" w:after="40" w:line="276" w:lineRule="auto"/>
+                  </w:pPr>
+                  <w:r>
+                    <w:rPr>
+                      <w:rFonts w:ascii="Barlow Condensed" w:hAnsi="Barlow Condensed" w:cs="Barlow Condensed"/>
+                      <w:b/>
+                      <w:i w:val="0"/>
+                      <w:color w:val="022429"/>
+                      <w:sz w:val="36"/>
+                    </w:rPr>
+                    <w:t>PROTOTYPING &amp; DIGIFAB</w:t>
+                  </w:r>
+                </w:p>
+                <w:p>
+                  <w:pPr>
+                    <w:spacing w:before="0" w:after="80" w:line="336" w:lineRule="auto"/>
+                  </w:pPr>
+                  <w:r>
+                    <w:rPr>
+                      <w:rFonts w:ascii="Figtree" w:hAnsi="Figtree" w:cs="Figtree"/>
+                      <w:b w:val="0"/>
+                      <w:i/>
+                      <w:color w:val="022429"/>
+                      <w:sz w:val="18"/>
+                    </w:rPr>
+                    <w:t>Fast prototypes and fixtures, CAD to part.</w:t>
+                  </w:r>
+                </w:p>
+                <w:p>
+                  <w:pPr>
+                    <w:spacing w:before="0" w:after="0" w:line="336" w:lineRule="auto"/>
+                    <w:ind w:left="115"/>
+                  </w:pPr>
+                  <w:r>
+                    <w:rPr>
+                      <w:rFonts w:ascii="Figtree" w:hAnsi="Figtree" w:cs="Figtree"/>
+                      <w:b/>
+                      <w:i w:val="0"/>
+                      <w:color w:val="FDB602"/>
+                      <w:sz w:val="16"/>
+                    </w:rPr>
+                    <w:t xml:space="preserve">■ </w:t>
+                  </w:r>
+                  <w:r>
+                    <w:rPr>
+                      <w:rFonts w:ascii="Figtree" w:hAnsi="Figtree" w:cs="Figtree"/>
+                      <w:b/>
+                      <w:i w:val="0"/>
+                      <w:color w:val="022429"/>
+                      <w:sz w:val="19"/>
+                    </w:rPr>
+                    <w:t>3D printing</w:t>
+                  </w:r>
+                  <w:r>
+                    <w:rPr>
+                      <w:rFonts w:ascii="Figtree" w:hAnsi="Figtree" w:cs="Figtree"/>
+                      <w:b w:val="0"/>
+                      <w:i w:val="0"/>
+                      <w:color w:val="022429"/>
+                      <w:sz w:val="19"/>
+                    </w:rPr>
+                    <w:t xml:space="preserve"> — FDM, SLA, SLS (EOS)</w:t>
+                  </w:r>
+                </w:p>
+                <w:p>
+                  <w:pPr>
+                    <w:spacing w:before="0" w:after="0" w:line="336" w:lineRule="auto"/>
+                    <w:ind w:left="115"/>
+                  </w:pPr>
+                  <w:r>
+                    <w:rPr>
+                      <w:rFonts w:ascii="Figtree" w:hAnsi="Figtree" w:cs="Figtree"/>
+                      <w:b/>
+                      <w:i w:val="0"/>
+                      <w:color w:val="FDB602"/>
+                      <w:sz w:val="16"/>
+                    </w:rPr>
+                    <w:t xml:space="preserve">■ </w:t>
+                  </w:r>
+                  <w:r>
+                    <w:rPr>
+                      <w:rFonts w:ascii="Figtree" w:hAnsi="Figtree" w:cs="Figtree"/>
+                      <w:b w:val="0"/>
+                      <w:i w:val="0"/>
+                      <w:color w:val="022429"/>
+                      <w:sz w:val="19"/>
+                    </w:rPr>
+                    <w:t>Quick jigs, check-fixtures, POCs, mockups</w:t>
+                  </w:r>
+                </w:p>
+                <w:p>
+                  <w:pPr>
+                    <w:spacing w:before="0" w:after="0" w:line="336" w:lineRule="auto"/>
+                    <w:ind w:left="115"/>
+                  </w:pPr>
+                  <w:r>
+                    <w:rPr>
+                      <w:rFonts w:ascii="Figtree" w:hAnsi="Figtree" w:cs="Figtree"/>
+                      <w:b/>
+                      <w:i w:val="0"/>
+                      <w:color w:val="FDB602"/>
+                      <w:sz w:val="16"/>
+                    </w:rPr>
+                    <w:t xml:space="preserve">■ </w:t>
+                  </w:r>
+                  <w:r>
+                    <w:rPr>
+                      <w:rFonts w:ascii="Figtree" w:hAnsi="Figtree" w:cs="Figtree"/>
+                      <w:b w:val="0"/>
+                      <w:i w:val="0"/>
+                      <w:color w:val="022429"/>
+                      <w:sz w:val="19"/>
+                    </w:rPr>
+                    <w:t>Same-week iteration on form, fit, function</w:t>
+                  </w:r>
+                </w:p>
+              </w:tc>
+            </w:tr>
+          </w:tbl>
+          <w:p/>
+          <w:p>
+            <w:pPr>
+              <w:spacing w:before="0" w:after="80" w:line="276" w:lineRule="auto"/>
+            </w:pPr>
           </w:p>
           <w:p>
             <w:pPr>
-              <w:spacing w:before="20" w:after="40" w:line="276" w:lineRule="auto"/>
-            </w:pPr>
-            <w:r>
-              <w:rPr>
-                <w:rFonts w:ascii="Barlow Condensed" w:hAnsi="Barlow Condensed" w:cs="Barlow Condensed"/>
-                <w:b/>
-                <w:i w:val="0"/>
-                <w:color w:val="022429"/>
-                <w:sz w:val="34"/>
-              </w:rPr>
-              <w:t>FABRICATION</w:t>
-            </w:r>
-          </w:p>
-          <w:p>
-            <w:pPr>
-              <w:spacing w:before="0" w:after="80" w:line="324" w:lineRule="auto"/>
-            </w:pPr>
-            <w:r>
-              <w:rPr>
-                <w:rFonts w:ascii="Figtree" w:hAnsi="Figtree" w:cs="Figtree"/>
-                <w:b w:val="0"/>
-                <w:i/>
-                <w:color w:val="022429"/>
-                <w:sz w:val="18"/>
-              </w:rPr>
-              <w:t>Cutting, forming, and welding for metal parts and structures.</w:t>
-            </w:r>
-          </w:p>
-          <w:p>
-            <w:pPr>
-              <w:spacing w:before="0" w:after="0" w:line="336" w:lineRule="auto"/>
-              <w:ind w:left="115"/>
-            </w:pPr>
-            <w:r>
-              <w:rPr>
-                <w:rFonts w:ascii="Figtree" w:hAnsi="Figtree" w:cs="Figtree"/>
-                <w:b/>
-                <w:i w:val="0"/>
-                <w:color w:val="FDB602"/>
-                <w:sz w:val="16"/>
-              </w:rPr>
-              <w:t xml:space="preserve">■ </w:t>
-            </w:r>
-            <w:r>
-              <w:rPr>
-                <w:rFonts w:ascii="Figtree" w:hAnsi="Figtree" w:cs="Figtree"/>
-                <w:b/>
-                <w:i w:val="0"/>
-                <w:color w:val="022429"/>
-                <w:sz w:val="19"/>
-              </w:rPr>
-              <w:t>Laser cutting</w:t>
-            </w:r>
-            <w:r>
-              <w:rPr>
-                <w:rFonts w:ascii="Figtree" w:hAnsi="Figtree" w:cs="Figtree"/>
-                <w:b w:val="0"/>
-                <w:i w:val="0"/>
-                <w:color w:val="022429"/>
-                <w:sz w:val="19"/>
-              </w:rPr>
-              <w:t xml:space="preserve"> — tube + flat</w:t>
-            </w:r>
-          </w:p>
-          <w:p>
-            <w:pPr>
-              <w:spacing w:before="0" w:after="0" w:line="336" w:lineRule="auto"/>
-              <w:ind w:left="115"/>
-            </w:pPr>
-            <w:r>
-              <w:rPr>
-                <w:rFonts w:ascii="Figtree" w:hAnsi="Figtree" w:cs="Figtree"/>
-                <w:b/>
-                <w:i w:val="0"/>
-                <w:color w:val="FDB602"/>
-                <w:sz w:val="16"/>
-              </w:rPr>
-              <w:t xml:space="preserve">■ </w:t>
-            </w:r>
-            <w:r>
-              <w:rPr>
-                <w:rFonts w:ascii="Figtree" w:hAnsi="Figtree" w:cs="Figtree"/>
-                <w:b/>
-                <w:i w:val="0"/>
-                <w:color w:val="022429"/>
-                <w:sz w:val="19"/>
-              </w:rPr>
-              <w:t>Forming</w:t>
-            </w:r>
-            <w:r>
-              <w:rPr>
-                <w:rFonts w:ascii="Figtree" w:hAnsi="Figtree" w:cs="Figtree"/>
-                <w:b w:val="0"/>
-                <w:i w:val="0"/>
-                <w:color w:val="022429"/>
-                <w:sz w:val="19"/>
-              </w:rPr>
-              <w:t xml:space="preserve"> — brake press, tube bending, punch &amp; press</w:t>
-            </w:r>
-          </w:p>
-          <w:p>
-            <w:pPr>
-              <w:spacing w:before="0" w:after="0" w:line="336" w:lineRule="auto"/>
-              <w:ind w:left="115"/>
-            </w:pPr>
-            <w:r>
-              <w:rPr>
-                <w:rFonts w:ascii="Figtree" w:hAnsi="Figtree" w:cs="Figtree"/>
-                <w:b/>
-                <w:i w:val="0"/>
-                <w:color w:val="FDB602"/>
-                <w:sz w:val="16"/>
-              </w:rPr>
-              <w:t xml:space="preserve">■ </w:t>
-            </w:r>
-            <w:r>
-              <w:rPr>
-                <w:rFonts w:ascii="Figtree" w:hAnsi="Figtree" w:cs="Figtree"/>
-                <w:b/>
-                <w:i w:val="0"/>
-                <w:color w:val="022429"/>
-                <w:sz w:val="19"/>
-              </w:rPr>
-              <w:t>Welding</w:t>
-            </w:r>
-            <w:r>
-              <w:rPr>
-                <w:rFonts w:ascii="Figtree" w:hAnsi="Figtree" w:cs="Figtree"/>
-                <w:b w:val="0"/>
-                <w:i w:val="0"/>
-                <w:color w:val="022429"/>
-                <w:sz w:val="19"/>
-              </w:rPr>
-              <w:t xml:space="preserve"> — MIG / TIG / laser + robotic</w:t>
-            </w:r>
-          </w:p>
-          <w:p>
-            <w:pPr>
-              <w:spacing w:before="0" w:after="0" w:line="336" w:lineRule="auto"/>
-              <w:ind w:left="115"/>
-            </w:pPr>
-            <w:r>
-              <w:rPr>
-                <w:rFonts w:ascii="Figtree" w:hAnsi="Figtree" w:cs="Figtree"/>
-                <w:b/>
-                <w:i w:val="0"/>
-                <w:color w:val="FDB602"/>
-                <w:sz w:val="16"/>
-              </w:rPr>
-              <w:t xml:space="preserve">■ </w:t>
-            </w:r>
-            <w:r>
-              <w:rPr>
-                <w:rFonts w:ascii="Figtree" w:hAnsi="Figtree" w:cs="Figtree"/>
-                <w:b/>
-                <w:i w:val="0"/>
-                <w:color w:val="022429"/>
-                <w:sz w:val="19"/>
-              </w:rPr>
-              <w:t>Short runs</w:t>
-            </w:r>
-            <w:r>
-              <w:rPr>
-                <w:rFonts w:ascii="Figtree" w:hAnsi="Figtree" w:cs="Figtree"/>
-                <w:b w:val="0"/>
-                <w:i w:val="0"/>
-                <w:color w:val="022429"/>
-                <w:sz w:val="19"/>
-              </w:rPr>
-              <w:t xml:space="preserve"> — jigs &amp; fixtures for repeatability</w:t>
-            </w:r>
-          </w:p>
-        </w:tc>
-        <w:tc>
-          <w:tcPr>
-            <w:tcW w:type="dxa" w:w="3542"/>
-            <w:shd w:val="clear" w:color="auto" w:fill="FFFFFF"/>
-            <w:tcBorders>
-              <w:top w:val="single" w:sz="4" w:space="0" w:color="E8DFC0"/>
-              <w:left w:val="single" w:sz="48" w:space="0" w:color="FDB602"/>
-              <w:bottom w:val="single" w:sz="4" w:space="0" w:color="E8DFC0"/>
-              <w:right w:val="single" w:sz="4" w:space="0" w:color="E8DFC0"/>
-            </w:tcBorders>
-            <w:tcMar>
-              <w:top w:w="140" w:type="dxa"/>
-              <w:left w:w="180" w:type="dxa"/>
-              <w:bottom w:w="140" w:type="dxa"/>
-              <w:right w:w="180" w:type="dxa"/>
-            </w:tcMar>
-          </w:tcPr>
-          <w:p>
-            <w:pPr>
-              <w:spacing w:before="0" w:after="0" w:line="276" w:lineRule="auto"/>
-            </w:pPr>
-            <w:r>
-              <w:rPr>
-                <w:rFonts w:ascii="Barlow Condensed" w:hAnsi="Barlow Condensed" w:cs="Barlow Condensed"/>
-                <w:b/>
-                <w:i w:val="0"/>
-                <w:color w:val="022429"/>
-                <w:sz w:val="20"/>
-                <w:spacing w:val="40"/>
-              </w:rPr>
-              <w:t>02 · ASM</w:t>
-            </w:r>
-          </w:p>
-          <w:p>
-            <w:pPr>
-              <w:spacing w:before="20" w:after="40" w:line="276" w:lineRule="auto"/>
-            </w:pPr>
-            <w:r>
-              <w:rPr>
-                <w:rFonts w:ascii="Barlow Condensed" w:hAnsi="Barlow Condensed" w:cs="Barlow Condensed"/>
-                <w:b/>
-                <w:i w:val="0"/>
-                <w:color w:val="022429"/>
-                <w:sz w:val="34"/>
-              </w:rPr>
-              <w:t>ASSEMBLY</w:t>
-            </w:r>
-          </w:p>
-          <w:p>
-            <w:pPr>
-              <w:spacing w:before="0" w:after="80" w:line="324" w:lineRule="auto"/>
-            </w:pPr>
-            <w:r>
-              <w:rPr>
-                <w:rFonts w:ascii="Figtree" w:hAnsi="Figtree" w:cs="Figtree"/>
-                <w:b w:val="0"/>
-                <w:i/>
-                <w:color w:val="022429"/>
-                <w:sz w:val="18"/>
-              </w:rPr>
-              <w:t>Kitting, sub-assembly, full builds — and everything in between.</w:t>
-            </w:r>
-          </w:p>
-          <w:p>
-            <w:pPr>
-              <w:spacing w:before="0" w:after="0" w:line="336" w:lineRule="auto"/>
-              <w:ind w:left="115"/>
-            </w:pPr>
-            <w:r>
-              <w:rPr>
-                <w:rFonts w:ascii="Figtree" w:hAnsi="Figtree" w:cs="Figtree"/>
-                <w:b/>
-                <w:i w:val="0"/>
-                <w:color w:val="FDB602"/>
-                <w:sz w:val="16"/>
-              </w:rPr>
-              <w:t xml:space="preserve">■ </w:t>
-            </w:r>
-            <w:r>
-              <w:rPr>
-                <w:rFonts w:ascii="Figtree" w:hAnsi="Figtree" w:cs="Figtree"/>
-                <w:b w:val="0"/>
-                <w:i w:val="0"/>
-                <w:color w:val="022429"/>
-                <w:sz w:val="19"/>
-              </w:rPr>
-              <w:t>Kitting + sub-assembly + final assembly</w:t>
-            </w:r>
-          </w:p>
-          <w:p>
-            <w:pPr>
-              <w:spacing w:before="0" w:after="0" w:line="336" w:lineRule="auto"/>
-              <w:ind w:left="115"/>
-            </w:pPr>
-            <w:r>
-              <w:rPr>
-                <w:rFonts w:ascii="Figtree" w:hAnsi="Figtree" w:cs="Figtree"/>
-                <w:b/>
-                <w:i w:val="0"/>
-                <w:color w:val="FDB602"/>
-                <w:sz w:val="16"/>
-              </w:rPr>
-              <w:t xml:space="preserve">■ </w:t>
-            </w:r>
-            <w:r>
-              <w:rPr>
-                <w:rFonts w:ascii="Figtree" w:hAnsi="Figtree" w:cs="Figtree"/>
-                <w:b w:val="0"/>
-                <w:i w:val="0"/>
-                <w:color w:val="022429"/>
-                <w:sz w:val="19"/>
-              </w:rPr>
-              <w:t>Complete build-ups with CAD / 3xD support</w:t>
-            </w:r>
-          </w:p>
-          <w:p>
-            <w:pPr>
-              <w:spacing w:before="0" w:after="0" w:line="336" w:lineRule="auto"/>
-              <w:ind w:left="115"/>
-            </w:pPr>
-            <w:r>
-              <w:rPr>
-                <w:rFonts w:ascii="Figtree" w:hAnsi="Figtree" w:cs="Figtree"/>
-                <w:b/>
-                <w:i w:val="0"/>
-                <w:color w:val="FDB602"/>
-                <w:sz w:val="16"/>
-              </w:rPr>
-              <w:t xml:space="preserve">■ </w:t>
-            </w:r>
-            <w:r>
-              <w:rPr>
-                <w:rFonts w:ascii="Figtree" w:hAnsi="Figtree" w:cs="Figtree"/>
-                <w:b w:val="0"/>
-                <w:i w:val="0"/>
-                <w:color w:val="022429"/>
-                <w:sz w:val="19"/>
-              </w:rPr>
-              <w:t>Torque &amp; fastener standards · EOL test</w:t>
-            </w:r>
-          </w:p>
-          <w:p>
-            <w:pPr>
-              <w:spacing w:before="0" w:after="0" w:line="336" w:lineRule="auto"/>
-              <w:ind w:left="115"/>
-            </w:pPr>
-            <w:r>
-              <w:rPr>
-                <w:rFonts w:ascii="Figtree" w:hAnsi="Figtree" w:cs="Figtree"/>
-                <w:b/>
-                <w:i w:val="0"/>
-                <w:color w:val="FDB602"/>
-                <w:sz w:val="16"/>
-              </w:rPr>
-              <w:t xml:space="preserve">■ </w:t>
-            </w:r>
-            <w:r>
-              <w:rPr>
-                <w:rFonts w:ascii="Figtree" w:hAnsi="Figtree" w:cs="Figtree"/>
-                <w:b w:val="0"/>
-                <w:i w:val="0"/>
-                <w:color w:val="022429"/>
-                <w:sz w:val="19"/>
-              </w:rPr>
-              <w:t>Quality checks + rework when needed</w:t>
-            </w:r>
-          </w:p>
-        </w:tc>
-        <w:tc>
-          <w:tcPr>
-            <w:tcW w:type="dxa" w:w="3542"/>
-            <w:shd w:val="clear" w:color="auto" w:fill="FFFFFF"/>
-            <w:tcBorders>
-              <w:top w:val="single" w:sz="4" w:space="0" w:color="E8DFC0"/>
-              <w:left w:val="single" w:sz="48" w:space="0" w:color="FDB602"/>
-              <w:bottom w:val="single" w:sz="4" w:space="0" w:color="E8DFC0"/>
-              <w:right w:val="single" w:sz="4" w:space="0" w:color="E8DFC0"/>
-            </w:tcBorders>
-            <w:tcMar>
-              <w:top w:w="140" w:type="dxa"/>
-              <w:left w:w="180" w:type="dxa"/>
-              <w:bottom w:w="140" w:type="dxa"/>
-              <w:right w:w="180" w:type="dxa"/>
-            </w:tcMar>
-          </w:tcPr>
-          <w:p>
-            <w:pPr>
-              <w:spacing w:before="0" w:after="0" w:line="276" w:lineRule="auto"/>
-            </w:pPr>
-            <w:r>
-              <w:rPr>
-                <w:rFonts w:ascii="Barlow Condensed" w:hAnsi="Barlow Condensed" w:cs="Barlow Condensed"/>
-                <w:b/>
-                <w:i w:val="0"/>
-                <w:color w:val="022429"/>
-                <w:sz w:val="20"/>
-                <w:spacing w:val="40"/>
-              </w:rPr>
-              <w:t>03 · PROTO</w:t>
-            </w:r>
-          </w:p>
-          <w:p>
-            <w:pPr>
-              <w:spacing w:before="20" w:after="40" w:line="276" w:lineRule="auto"/>
-            </w:pPr>
-            <w:r>
-              <w:rPr>
-                <w:rFonts w:ascii="Barlow Condensed" w:hAnsi="Barlow Condensed" w:cs="Barlow Condensed"/>
-                <w:b/>
-                <w:i w:val="0"/>
-                <w:color w:val="022429"/>
-                <w:sz w:val="34"/>
-              </w:rPr>
-              <w:t>PROTOTYPING &amp; DIGIFAB</w:t>
-            </w:r>
-          </w:p>
-          <w:p>
-            <w:pPr>
-              <w:spacing w:before="0" w:after="80" w:line="324" w:lineRule="auto"/>
-            </w:pPr>
-            <w:r>
-              <w:rPr>
-                <w:rFonts w:ascii="Figtree" w:hAnsi="Figtree" w:cs="Figtree"/>
-                <w:b w:val="0"/>
-                <w:i/>
-                <w:color w:val="022429"/>
-                <w:sz w:val="18"/>
-              </w:rPr>
-              <w:t>Fast prototypes and fixtures, CAD to part.</w:t>
-            </w:r>
-          </w:p>
-          <w:p>
-            <w:pPr>
-              <w:spacing w:before="0" w:after="0" w:line="336" w:lineRule="auto"/>
-              <w:ind w:left="115"/>
-            </w:pPr>
-            <w:r>
-              <w:rPr>
-                <w:rFonts w:ascii="Figtree" w:hAnsi="Figtree" w:cs="Figtree"/>
-                <w:b/>
-                <w:i w:val="0"/>
-                <w:color w:val="FDB602"/>
-                <w:sz w:val="16"/>
-              </w:rPr>
-              <w:t xml:space="preserve">■ </w:t>
-            </w:r>
-            <w:r>
-              <w:rPr>
-                <w:rFonts w:ascii="Figtree" w:hAnsi="Figtree" w:cs="Figtree"/>
-                <w:b/>
-                <w:i w:val="0"/>
-                <w:color w:val="022429"/>
-                <w:sz w:val="19"/>
-              </w:rPr>
-              <w:t>3D printing</w:t>
-            </w:r>
-            <w:r>
-              <w:rPr>
-                <w:rFonts w:ascii="Figtree" w:hAnsi="Figtree" w:cs="Figtree"/>
-                <w:b w:val="0"/>
-                <w:i w:val="0"/>
-                <w:color w:val="022429"/>
-                <w:sz w:val="19"/>
-              </w:rPr>
-              <w:t xml:space="preserve"> — FDM, SLA, SLS (EOS)</w:t>
-            </w:r>
-          </w:p>
-          <w:p>
-            <w:pPr>
-              <w:spacing w:before="0" w:after="0" w:line="336" w:lineRule="auto"/>
-              <w:ind w:left="115"/>
-            </w:pPr>
-            <w:r>
-              <w:rPr>
-                <w:rFonts w:ascii="Figtree" w:hAnsi="Figtree" w:cs="Figtree"/>
-                <w:b/>
-                <w:i w:val="0"/>
-                <w:color w:val="FDB602"/>
-                <w:sz w:val="16"/>
-              </w:rPr>
-              <w:t xml:space="preserve">■ </w:t>
-            </w:r>
-            <w:r>
-              <w:rPr>
-                <w:rFonts w:ascii="Figtree" w:hAnsi="Figtree" w:cs="Figtree"/>
-                <w:b w:val="0"/>
-                <w:i w:val="0"/>
-                <w:color w:val="022429"/>
-                <w:sz w:val="19"/>
-              </w:rPr>
-              <w:t>Quick jigs, check-fixtures, POCs, mockups</w:t>
-            </w:r>
-          </w:p>
-          <w:p>
-            <w:pPr>
-              <w:spacing w:before="0" w:after="0" w:line="336" w:lineRule="auto"/>
-              <w:ind w:left="115"/>
-            </w:pPr>
-            <w:r>
-              <w:rPr>
-                <w:rFonts w:ascii="Figtree" w:hAnsi="Figtree" w:cs="Figtree"/>
-                <w:b/>
-                <w:i w:val="0"/>
-                <w:color w:val="FDB602"/>
-                <w:sz w:val="16"/>
-              </w:rPr>
-              <w:t xml:space="preserve">■ </w:t>
-            </w:r>
-            <w:r>
-              <w:rPr>
-                <w:rFonts w:ascii="Figtree" w:hAnsi="Figtree" w:cs="Figtree"/>
-                <w:b w:val="0"/>
-                <w:i w:val="0"/>
-                <w:color w:val="022429"/>
-                <w:sz w:val="19"/>
-              </w:rPr>
-              <w:t>Same-week iteration on form, fit, function</w:t>
-            </w:r>
-          </w:p>
-          <w:p>
-            <w:pPr>
-              <w:spacing w:before="0" w:after="0" w:line="336" w:lineRule="auto"/>
-              <w:ind w:left="115"/>
-            </w:pPr>
-            <w:r>
-              <w:rPr>
-                <w:rFonts w:ascii="Figtree" w:hAnsi="Figtree" w:cs="Figtree"/>
-                <w:b/>
-                <w:i w:val="0"/>
-                <w:color w:val="FDB602"/>
-                <w:sz w:val="16"/>
-              </w:rPr>
-              <w:t xml:space="preserve">■ </w:t>
-            </w:r>
-            <w:r>
-              <w:rPr>
-                <w:rFonts w:ascii="Figtree" w:hAnsi="Figtree" w:cs="Figtree"/>
-                <w:b w:val="0"/>
-                <w:i w:val="0"/>
-                <w:color w:val="022429"/>
-                <w:sz w:val="19"/>
-              </w:rPr>
-              <w:t>Design-for-manufacture review &amp; support</w:t>
-            </w:r>
-          </w:p>
-        </w:tc>
-      </w:tr>
-    </w:tbl>
-    <w:p>
-      <w:pPr>
-        <w:spacing w:before="0" w:after="40" w:line="276" w:lineRule="auto"/>
-      </w:pPr>
-    </w:p>
-    <w:tbl>
-      <w:tblPr>
-        <w:tblW w:type="auto" w:w="0"/>
-        <w:tblLayout w:type="fixed"/>
-        <w:tblLook w:firstColumn="1" w:firstRow="1" w:lastColumn="0" w:lastRow="0" w:noHBand="0" w:noVBand="1" w:val="04A0"/>
-        <w:tblBorders>
-          <w:top w:val="nil"/>
-          <w:left w:val="nil"/>
-          <w:bottom w:val="nil"/>
-          <w:right w:val="nil"/>
-          <w:insideH w:val="nil"/>
-          <w:insideV w:val="nil"/>
-        </w:tblBorders>
-      </w:tblPr>
-      <w:tblGrid>
-        <w:gridCol w:w="10800"/>
-      </w:tblGrid>
-      <w:tr>
-        <w:tc>
-          <w:tcPr>
-            <w:tcW w:type="dxa" w:w="10800"/>
-          </w:tcPr>
-          <w:p>
-            <w:pPr>
-              <w:spacing w:before="120" w:after="40" w:line="276" w:lineRule="auto"/>
+              <w:spacing w:before="160" w:after="40" w:line="276" w:lineRule="auto"/>
             </w:pPr>
             <w:r>
               <w:rPr>
@@ -1015,7 +1051,7 @@
                 <w:color w:val="FDB602"/>
                 <w:sz w:val="28"/>
               </w:rPr>
-              <w:t xml:space="preserve">▮ </w:t>
+              <w:t xml:space="preserve">▮▮ </w:t>
             </w:r>
             <w:r>
               <w:rPr>
@@ -1023,7 +1059,7 @@
                 <w:b/>
                 <w:i w:val="0"/>
                 <w:color w:val="022429"/>
-                <w:sz w:val="26"/>
+                <w:sz w:val="30"/>
                 <w:spacing w:val="70"/>
               </w:rPr>
               <w:t xml:space="preserve">WAREHOUSING &amp; LOGISTICS   </w:t>
@@ -1039,6 +1075,215 @@
               <w:t>Products in, products out — without the chaos.</w:t>
             </w:r>
           </w:p>
+          <w:p>
+            <w:pPr>
+              <w:spacing w:before="0" w:after="120" w:line="276" w:lineRule="auto"/>
+              <w:pBdr>
+                <w:bottom w:val="single" w:sz="12" w:space="1" w:color="022429"/>
+              </w:pBdr>
+            </w:pPr>
+          </w:p>
+          <w:tbl>
+            <w:tblPr>
+              <w:tblW w:type="auto" w:w="0"/>
+              <w:tblLayout w:type="fixed"/>
+              <w:tblLook w:firstColumn="1" w:firstRow="1" w:lastColumn="0" w:lastRow="0" w:noHBand="0" w:noVBand="1" w:val="04A0"/>
+              <w:tblBorders>
+                <w:top w:val="nil"/>
+                <w:left w:val="nil"/>
+                <w:bottom w:val="nil"/>
+                <w:right w:val="nil"/>
+                <w:insideH w:val="nil"/>
+                <w:insideV w:val="nil"/>
+              </w:tblBorders>
+            </w:tblPr>
+            <w:tblGrid>
+              <w:gridCol w:w="3024"/>
+              <w:gridCol w:w="7488"/>
+            </w:tblGrid>
+            <w:tr>
+              <w:tc>
+                <w:tcPr>
+                  <w:tcW w:type="dxa" w:w="3024"/>
+                  <w:shd w:val="clear" w:color="auto" w:fill="022429"/>
+                  <w:tcMar>
+                    <w:top w:w="200" w:type="dxa"/>
+                    <w:left w:w="220" w:type="dxa"/>
+                    <w:bottom w:w="200" w:type="dxa"/>
+                    <w:right w:w="160" w:type="dxa"/>
+                  </w:tcMar>
+                  <w:tcBorders>
+                    <w:top w:val="nil" w:sz="4" w:space="0" w:color="000000"/>
+                    <w:left w:val="single" w:sz="48" w:space="0" w:color="FDB602"/>
+                    <w:bottom w:val="nil" w:sz="4" w:space="0" w:color="000000"/>
+                    <w:right w:val="nil" w:sz="4" w:space="0" w:color="000000"/>
+                  </w:tcBorders>
+                </w:tcPr>
+                <w:p>
+                  <w:pPr>
+                    <w:spacing w:before="0" w:after="0" w:line="276" w:lineRule="auto"/>
+                  </w:pPr>
+                  <w:r>
+                    <w:rPr>
+                      <w:rFonts w:ascii="Barlow Condensed" w:hAnsi="Barlow Condensed" w:cs="Barlow Condensed"/>
+                      <w:b/>
+                      <w:i w:val="0"/>
+                      <w:color w:val="FDF6E4"/>
+                      <w:sz w:val="36"/>
+                    </w:rPr>
+                    <w:t>ONE ROOF.</w:t>
+                  </w:r>
+                </w:p>
+                <w:p>
+                  <w:pPr>
+                    <w:spacing w:before="0" w:after="0" w:line="276" w:lineRule="auto"/>
+                  </w:pPr>
+                  <w:r>
+                    <w:rPr>
+                      <w:rFonts w:ascii="Barlow Condensed" w:hAnsi="Barlow Condensed" w:cs="Barlow Condensed"/>
+                      <w:b/>
+                      <w:i w:val="0"/>
+                      <w:color w:val="FDF6E4"/>
+                      <w:sz w:val="36"/>
+                    </w:rPr>
+                    <w:t>END TO END.</w:t>
+                  </w:r>
+                </w:p>
+                <w:p>
+                  <w:pPr>
+                    <w:spacing w:before="80" w:after="0" w:line="276" w:lineRule="auto"/>
+                  </w:pPr>
+                  <w:r>
+                    <w:rPr>
+                      <w:rFonts w:ascii="Figtree" w:hAnsi="Figtree" w:cs="Figtree"/>
+                      <w:b w:val="0"/>
+                      <w:i/>
+                      <w:color w:val="C9B789"/>
+                      <w:sz w:val="16"/>
+                    </w:rPr>
+                    <w:t>Detroit · 2050 15th St</w:t>
+                  </w:r>
+                </w:p>
+              </w:tc>
+              <w:tc>
+                <w:tcPr>
+                  <w:tcW w:type="dxa" w:w="7488"/>
+                  <w:shd w:val="clear" w:color="auto" w:fill="022429"/>
+                  <w:tcMar>
+                    <w:top w:w="200" w:type="dxa"/>
+                    <w:left w:w="200" w:type="dxa"/>
+                    <w:bottom w:w="200" w:type="dxa"/>
+                    <w:right w:w="200" w:type="dxa"/>
+                  </w:tcMar>
+                  <w:tcBorders>
+                    <w:top w:val="nil" w:sz="4" w:space="0" w:color="000000"/>
+                    <w:left w:val="single" w:sz="6" w:space="0" w:color="FDB602"/>
+                    <w:bottom w:val="nil" w:sz="4" w:space="0" w:color="000000"/>
+                    <w:right w:val="nil" w:sz="4" w:space="0" w:color="000000"/>
+                  </w:tcBorders>
+                </w:tcPr>
+                <w:p>
+                  <w:pPr>
+                    <w:spacing w:before="0" w:after="0" w:line="360" w:lineRule="auto"/>
+                    <w:ind w:left="144"/>
+                  </w:pPr>
+                  <w:r>
+                    <w:rPr>
+                      <w:rFonts w:ascii="Figtree" w:hAnsi="Figtree" w:cs="Figtree"/>
+                      <w:b/>
+                      <w:i w:val="0"/>
+                      <w:color w:val="FDB602"/>
+                      <w:sz w:val="18"/>
+                    </w:rPr>
+                    <w:t xml:space="preserve">■ </w:t>
+                  </w:r>
+                  <w:r>
+                    <w:rPr>
+                      <w:rFonts w:ascii="Figtree" w:hAnsi="Figtree" w:cs="Figtree"/>
+                      <w:b/>
+                      <w:i w:val="0"/>
+                      <w:color w:val="FDF6E4"/>
+                      <w:sz w:val="20"/>
+                    </w:rPr>
+                    <w:t>Receiving, inventory, and part management</w:t>
+                  </w:r>
+                </w:p>
+                <w:p>
+                  <w:pPr>
+                    <w:spacing w:before="0" w:after="0" w:line="360" w:lineRule="auto"/>
+                    <w:ind w:left="144"/>
+                  </w:pPr>
+                  <w:r>
+                    <w:rPr>
+                      <w:rFonts w:ascii="Figtree" w:hAnsi="Figtree" w:cs="Figtree"/>
+                      <w:b/>
+                      <w:i w:val="0"/>
+                      <w:color w:val="FDB602"/>
+                      <w:sz w:val="18"/>
+                    </w:rPr>
+                    <w:t xml:space="preserve">■ </w:t>
+                  </w:r>
+                  <w:r>
+                    <w:rPr>
+                      <w:rFonts w:ascii="Figtree" w:hAnsi="Figtree" w:cs="Figtree"/>
+                      <w:b/>
+                      <w:i w:val="0"/>
+                      <w:color w:val="FDF6E4"/>
+                      <w:sz w:val="20"/>
+                    </w:rPr>
+                    <w:t>Parcel + freight</w:t>
+                  </w:r>
+                  <w:r>
+                    <w:rPr>
+                      <w:rFonts w:ascii="Figtree" w:hAnsi="Figtree" w:cs="Figtree"/>
+                      <w:b w:val="0"/>
+                      <w:i w:val="0"/>
+                      <w:color w:val="FDF6E4"/>
+                      <w:sz w:val="20"/>
+                    </w:rPr>
+                    <w:t xml:space="preserve"> — including no-box, roll-on / roll-off</w:t>
+                  </w:r>
+                </w:p>
+                <w:p>
+                  <w:pPr>
+                    <w:spacing w:before="0" w:after="0" w:line="360" w:lineRule="auto"/>
+                    <w:ind w:left="144"/>
+                  </w:pPr>
+                  <w:r>
+                    <w:rPr>
+                      <w:rFonts w:ascii="Figtree" w:hAnsi="Figtree" w:cs="Figtree"/>
+                      <w:b/>
+                      <w:i w:val="0"/>
+                      <w:color w:val="FDB602"/>
+                      <w:sz w:val="18"/>
+                    </w:rPr>
+                    <w:t xml:space="preserve">■ </w:t>
+                  </w:r>
+                  <w:r>
+                    <w:rPr>
+                      <w:rFonts w:ascii="Figtree" w:hAnsi="Figtree" w:cs="Figtree"/>
+                      <w:b/>
+                      <w:i w:val="0"/>
+                      <w:color w:val="FDF6E4"/>
+                      <w:sz w:val="20"/>
+                    </w:rPr>
+                    <w:t>Flexible storage</w:t>
+                  </w:r>
+                  <w:r>
+                    <w:rPr>
+                      <w:rFonts w:ascii="Figtree" w:hAnsi="Figtree" w:cs="Figtree"/>
+                      <w:b w:val="0"/>
+                      <w:i w:val="0"/>
+                      <w:color w:val="FDF6E4"/>
+                      <w:sz w:val="20"/>
+                    </w:rPr>
+                    <w:t xml:space="preserve"> on the floor</w:t>
+                  </w:r>
+                </w:p>
+              </w:tc>
+            </w:tr>
+          </w:tbl>
+          <w:p/>
         </w:tc>
       </w:tr>
     </w:tbl>
@@ -1057,467 +1302,23 @@
         </w:tblBorders>
       </w:tblPr>
       <w:tblGrid>
-        <w:gridCol w:w="2664"/>
-        <w:gridCol w:w="8136"/>
+        <w:gridCol w:w="7488"/>
+        <w:gridCol w:w="4752"/>
       </w:tblGrid>
       <w:tr>
         <w:tc>
           <w:tcPr>
-            <w:tcW w:type="dxa" w:w="2664"/>
-            <w:shd w:val="clear" w:color="auto" w:fill="022429"/>
+            <w:tcW w:type="dxa" w:w="7488"/>
+            <w:shd w:val="clear" w:color="auto" w:fill="FDB602"/>
             <w:tcMar>
-              <w:top w:w="140" w:type="dxa"/>
-              <w:left w:w="160" w:type="dxa"/>
-              <w:bottom w:w="140" w:type="dxa"/>
-              <w:right w:w="140" w:type="dxa"/>
-            </w:tcMar>
-            <w:tcBorders>
-              <w:top w:val="nil" w:sz="4" w:space="0" w:color="000000"/>
-              <w:left w:val="single" w:sz="48" w:space="0" w:color="FDB602"/>
-              <w:bottom w:val="nil" w:sz="4" w:space="0" w:color="000000"/>
-              <w:right w:val="nil" w:sz="4" w:space="0" w:color="000000"/>
-            </w:tcBorders>
-          </w:tcPr>
-          <w:p>
-            <w:pPr>
-              <w:spacing w:before="0" w:after="0" w:line="276" w:lineRule="auto"/>
-            </w:pPr>
-            <w:r>
-              <w:rPr>
-                <w:rFonts w:ascii="Barlow Condensed" w:hAnsi="Barlow Condensed" w:cs="Barlow Condensed"/>
-                <w:b/>
-                <w:i w:val="0"/>
-                <w:color w:val="FDF6E4"/>
-                <w:sz w:val="32"/>
-              </w:rPr>
-              <w:t>ONE ROOF.</w:t>
-            </w:r>
-          </w:p>
-          <w:p>
-            <w:pPr>
-              <w:spacing w:before="0" w:after="40" w:line="276" w:lineRule="auto"/>
-            </w:pPr>
-            <w:r>
-              <w:rPr>
-                <w:rFonts w:ascii="Barlow Condensed" w:hAnsi="Barlow Condensed" w:cs="Barlow Condensed"/>
-                <w:b/>
-                <w:i w:val="0"/>
-                <w:color w:val="FDF6E4"/>
-                <w:sz w:val="32"/>
-              </w:rPr>
-              <w:t>END TO END.</w:t>
-            </w:r>
-          </w:p>
-          <w:p>
-            <w:pPr>
-              <w:spacing w:before="0" w:after="0" w:line="276" w:lineRule="auto"/>
-            </w:pPr>
-            <w:r>
-              <w:rPr>
-                <w:rFonts w:ascii="Figtree" w:hAnsi="Figtree" w:cs="Figtree"/>
-                <w:b w:val="0"/>
-                <w:i/>
-                <w:color w:val="C9B789"/>
-                <w:sz w:val="16"/>
-              </w:rPr>
-              <w:t>Receiving · inventory · outbound.</w:t>
-            </w:r>
-          </w:p>
-        </w:tc>
-        <w:tc>
-          <w:tcPr>
-            <w:tcW w:type="dxa" w:w="8136"/>
-            <w:shd w:val="clear" w:color="auto" w:fill="022429"/>
-            <w:tcMar>
-              <w:top w:w="140" w:type="dxa"/>
-              <w:left w:w="140" w:type="dxa"/>
-              <w:bottom w:w="140" w:type="dxa"/>
+              <w:top w:w="260" w:type="dxa"/>
+              <w:left w:w="720" w:type="dxa"/>
+              <w:bottom w:w="260" w:type="dxa"/>
               <w:right w:w="160" w:type="dxa"/>
             </w:tcMar>
             <w:tcBorders>
-              <w:top w:val="nil" w:sz="4" w:space="0" w:color="000000"/>
+              <w:top w:val="single" w:sz="48" w:space="0" w:color="022429"/>
               <w:left w:val="nil" w:sz="4" w:space="0" w:color="000000"/>
-              <w:bottom w:val="nil" w:sz="4" w:space="0" w:color="000000"/>
-              <w:right w:val="nil" w:sz="4" w:space="0" w:color="000000"/>
-            </w:tcBorders>
-          </w:tcPr>
-          <w:p>
-            <w:pPr>
-              <w:spacing w:before="0" w:after="0" w:line="336" w:lineRule="auto"/>
-            </w:pPr>
-            <w:r>
-              <w:rPr>
-                <w:rFonts w:ascii="Figtree" w:hAnsi="Figtree" w:cs="Figtree"/>
-                <w:b w:val="0"/>
-                <w:i w:val="0"/>
-                <w:color w:val="FDF6E4"/>
-                <w:sz w:val="19"/>
-              </w:rPr>
-              <w:t>Receiving, inventory, and part management with flexible storage on the floor. Parcel and freight outbound — including no-box, roll-on / roll-off for awkward builds. We keep your supply tight so the line never starves.</w:t>
-            </w:r>
-          </w:p>
-          <w:p>
-            <w:pPr>
-              <w:spacing w:before="100" w:after="0" w:line="276" w:lineRule="auto"/>
-            </w:pPr>
-            <w:r>
-              <w:rPr>
-                <w:rFonts w:ascii="Figtree" w:hAnsi="Figtree" w:cs="Figtree"/>
-                <w:b/>
-                <w:i w:val="0"/>
-                <w:color w:val="022429"/>
-                <w:sz w:val="16"/>
-                <w:spacing w:val="20"/>
-                <w:shd w:val="clear" w:color="auto" w:fill="FDB602"/>
-              </w:rPr>
-              <w:t xml:space="preserve">  RECEIVING  </w:t>
-            </w:r>
-            <w:r>
-              <w:rPr>
-                <w:rFonts w:ascii="Figtree" w:hAnsi="Figtree" w:cs="Figtree"/>
-                <w:b w:val="0"/>
-                <w:i w:val="0"/>
-                <w:color w:val="022429"/>
-                <w:sz w:val="16"/>
-              </w:rPr>
-              <w:t xml:space="preserve">  </w:t>
-            </w:r>
-            <w:r>
-              <w:rPr>
-                <w:rFonts w:ascii="Figtree" w:hAnsi="Figtree" w:cs="Figtree"/>
-                <w:b/>
-                <w:i w:val="0"/>
-                <w:color w:val="022429"/>
-                <w:sz w:val="16"/>
-                <w:spacing w:val="20"/>
-                <w:shd w:val="clear" w:color="auto" w:fill="FDB602"/>
-              </w:rPr>
-              <w:t xml:space="preserve">  INVENTORY  </w:t>
-            </w:r>
-            <w:r>
-              <w:rPr>
-                <w:rFonts w:ascii="Figtree" w:hAnsi="Figtree" w:cs="Figtree"/>
-                <w:b w:val="0"/>
-                <w:i w:val="0"/>
-                <w:color w:val="022429"/>
-                <w:sz w:val="16"/>
-              </w:rPr>
-              <w:t xml:space="preserve">  </w:t>
-            </w:r>
-            <w:r>
-              <w:rPr>
-                <w:rFonts w:ascii="Figtree" w:hAnsi="Figtree" w:cs="Figtree"/>
-                <w:b/>
-                <w:i w:val="0"/>
-                <w:color w:val="022429"/>
-                <w:sz w:val="16"/>
-                <w:spacing w:val="20"/>
-                <w:shd w:val="clear" w:color="auto" w:fill="FDB602"/>
-              </w:rPr>
-              <w:t xml:space="preserve">  PART MGMT  </w:t>
-            </w:r>
-            <w:r>
-              <w:rPr>
-                <w:rFonts w:ascii="Figtree" w:hAnsi="Figtree" w:cs="Figtree"/>
-                <w:b w:val="0"/>
-                <w:i w:val="0"/>
-                <w:color w:val="022429"/>
-                <w:sz w:val="16"/>
-              </w:rPr>
-              <w:t xml:space="preserve">  </w:t>
-            </w:r>
-            <w:r>
-              <w:rPr>
-                <w:rFonts w:ascii="Figtree" w:hAnsi="Figtree" w:cs="Figtree"/>
-                <w:b/>
-                <w:i w:val="0"/>
-                <w:color w:val="022429"/>
-                <w:sz w:val="16"/>
-                <w:spacing w:val="20"/>
-                <w:shd w:val="clear" w:color="auto" w:fill="FDB602"/>
-              </w:rPr>
-              <w:t xml:space="preserve">  FLEXIBLE STORAGE  </w:t>
-            </w:r>
-            <w:r>
-              <w:rPr>
-                <w:rFonts w:ascii="Figtree" w:hAnsi="Figtree" w:cs="Figtree"/>
-                <w:b w:val="0"/>
-                <w:i w:val="0"/>
-                <w:color w:val="022429"/>
-                <w:sz w:val="16"/>
-              </w:rPr>
-              <w:t xml:space="preserve">  </w:t>
-            </w:r>
-            <w:r>
-              <w:rPr>
-                <w:rFonts w:ascii="Figtree" w:hAnsi="Figtree" w:cs="Figtree"/>
-                <w:b/>
-                <w:i w:val="0"/>
-                <w:color w:val="FDB602"/>
-                <w:sz w:val="16"/>
-                <w:spacing w:val="20"/>
-              </w:rPr>
-              <w:t>[ PARCEL ]</w:t>
-            </w:r>
-            <w:r>
-              <w:rPr>
-                <w:rFonts w:ascii="Figtree" w:hAnsi="Figtree" w:cs="Figtree"/>
-                <w:b w:val="0"/>
-                <w:i w:val="0"/>
-                <w:color w:val="022429"/>
-                <w:sz w:val="16"/>
-              </w:rPr>
-              <w:t xml:space="preserve">  </w:t>
-            </w:r>
-            <w:r>
-              <w:rPr>
-                <w:rFonts w:ascii="Figtree" w:hAnsi="Figtree" w:cs="Figtree"/>
-                <w:b/>
-                <w:i w:val="0"/>
-                <w:color w:val="FDB602"/>
-                <w:sz w:val="16"/>
-                <w:spacing w:val="20"/>
-              </w:rPr>
-              <w:t>[ FREIGHT ]</w:t>
-            </w:r>
-            <w:r>
-              <w:rPr>
-                <w:rFonts w:ascii="Figtree" w:hAnsi="Figtree" w:cs="Figtree"/>
-                <w:b w:val="0"/>
-                <w:i w:val="0"/>
-                <w:color w:val="022429"/>
-                <w:sz w:val="16"/>
-              </w:rPr>
-              <w:t xml:space="preserve">  </w:t>
-            </w:r>
-            <w:r>
-              <w:rPr>
-                <w:rFonts w:ascii="Figtree" w:hAnsi="Figtree" w:cs="Figtree"/>
-                <w:b/>
-                <w:i w:val="0"/>
-                <w:color w:val="FDB602"/>
-                <w:sz w:val="16"/>
-                <w:spacing w:val="20"/>
-              </w:rPr>
-              <w:t>[ ROLL-ON / ROLL-OFF ]</w:t>
-            </w:r>
-          </w:p>
-        </w:tc>
-      </w:tr>
-    </w:tbl>
-    <w:p>
-      <w:pPr>
-        <w:spacing w:before="0" w:after="40" w:line="276" w:lineRule="auto"/>
-      </w:pPr>
-    </w:p>
-    <w:tbl>
-      <w:tblPr>
-        <w:tblW w:type="auto" w:w="0"/>
-        <w:tblLayout w:type="fixed"/>
-        <w:tblLook w:firstColumn="1" w:firstRow="1" w:lastColumn="0" w:lastRow="0" w:noHBand="0" w:noVBand="1" w:val="04A0"/>
-        <w:tblBorders>
-          <w:top w:val="nil"/>
-          <w:left w:val="nil"/>
-          <w:bottom w:val="nil"/>
-          <w:right w:val="nil"/>
-          <w:insideH w:val="nil"/>
-          <w:insideV w:val="nil"/>
-        </w:tblBorders>
-      </w:tblPr>
-      <w:tblGrid>
-        <w:gridCol w:w="3542"/>
-        <w:gridCol w:w="3542"/>
-        <w:gridCol w:w="3542"/>
-      </w:tblGrid>
-      <w:tr>
-        <w:tc>
-          <w:tcPr>
-            <w:tcW w:type="dxa" w:w="3542"/>
-            <w:tcBorders>
-              <w:top w:val="single" w:sz="18" w:space="0" w:color="022429"/>
-              <w:left w:val="nil" w:sz="4" w:space="0" w:color="000000"/>
-              <w:bottom w:val="nil" w:sz="4" w:space="0" w:color="000000"/>
-              <w:right w:val="nil" w:sz="4" w:space="0" w:color="000000"/>
-            </w:tcBorders>
-            <w:tcMar>
-              <w:top w:w="100" w:type="dxa"/>
-              <w:left w:w="40" w:type="dxa"/>
-              <w:bottom w:w="40" w:type="dxa"/>
-              <w:right w:w="80" w:type="dxa"/>
-            </w:tcMar>
-          </w:tcPr>
-          <w:p>
-            <w:pPr>
-              <w:spacing w:before="0" w:after="0" w:line="276" w:lineRule="auto"/>
-            </w:pPr>
-            <w:r>
-              <w:rPr>
-                <w:rFonts w:ascii="Barlow Condensed" w:hAnsi="Barlow Condensed" w:cs="Barlow Condensed"/>
-                <w:b/>
-                <w:i w:val="0"/>
-                <w:color w:val="022429"/>
-                <w:sz w:val="20"/>
-                <w:spacing w:val="50"/>
-              </w:rPr>
-              <w:t>MADE FOR</w:t>
-            </w:r>
-          </w:p>
-          <w:p>
-            <w:pPr>
-              <w:spacing w:before="0" w:after="0" w:line="324" w:lineRule="auto"/>
-            </w:pPr>
-            <w:r>
-              <w:rPr>
-                <w:rFonts w:ascii="Figtree" w:hAnsi="Figtree" w:cs="Figtree"/>
-                <w:b w:val="0"/>
-                <w:i w:val="0"/>
-                <w:color w:val="022429"/>
-                <w:sz w:val="18"/>
-              </w:rPr>
-              <w:t>Hardware founders · Industrial OEMs · Mobility · Architectural · Defense &amp; gov · Consumer goods</w:t>
-            </w:r>
-          </w:p>
-        </w:tc>
-        <w:tc>
-          <w:tcPr>
-            <w:tcW w:type="dxa" w:w="3542"/>
-            <w:tcBorders>
-              <w:top w:val="single" w:sz="18" w:space="0" w:color="022429"/>
-              <w:left w:val="nil" w:sz="4" w:space="0" w:color="000000"/>
-              <w:bottom w:val="nil" w:sz="4" w:space="0" w:color="000000"/>
-              <w:right w:val="nil" w:sz="4" w:space="0" w:color="000000"/>
-            </w:tcBorders>
-            <w:tcMar>
-              <w:top w:w="100" w:type="dxa"/>
-              <w:left w:w="40" w:type="dxa"/>
-              <w:bottom w:w="40" w:type="dxa"/>
-              <w:right w:w="80" w:type="dxa"/>
-            </w:tcMar>
-          </w:tcPr>
-          <w:p>
-            <w:pPr>
-              <w:spacing w:before="0" w:after="0" w:line="276" w:lineRule="auto"/>
-            </w:pPr>
-            <w:r>
-              <w:rPr>
-                <w:rFonts w:ascii="Barlow Condensed" w:hAnsi="Barlow Condensed" w:cs="Barlow Condensed"/>
-                <w:b/>
-                <w:i w:val="0"/>
-                <w:color w:val="022429"/>
-                <w:sz w:val="20"/>
-                <w:spacing w:val="50"/>
-              </w:rPr>
-              <w:t>HOW WE WORK</w:t>
-            </w:r>
-          </w:p>
-          <w:p>
-            <w:pPr>
-              <w:spacing w:before="0" w:after="0" w:line="324" w:lineRule="auto"/>
-            </w:pPr>
-            <w:r>
-              <w:rPr>
-                <w:rFonts w:ascii="Figtree" w:hAnsi="Figtree" w:cs="Figtree"/>
-                <w:b w:val="0"/>
-                <w:i w:val="0"/>
-                <w:color w:val="022429"/>
-                <w:sz w:val="18"/>
-              </w:rPr>
-              <w:t>Send a print, a CAD file, or a napkin sketch. We quote, prototype, and put it on a line.</w:t>
-            </w:r>
-          </w:p>
-        </w:tc>
-        <w:tc>
-          <w:tcPr>
-            <w:tcW w:type="dxa" w:w="3542"/>
-            <w:tcBorders>
-              <w:top w:val="single" w:sz="18" w:space="0" w:color="022429"/>
-              <w:left w:val="nil" w:sz="4" w:space="0" w:color="000000"/>
-              <w:bottom w:val="nil" w:sz="4" w:space="0" w:color="000000"/>
-              <w:right w:val="nil" w:sz="4" w:space="0" w:color="000000"/>
-            </w:tcBorders>
-            <w:tcMar>
-              <w:top w:w="100" w:type="dxa"/>
-              <w:left w:w="40" w:type="dxa"/>
-              <w:bottom w:w="40" w:type="dxa"/>
-              <w:right w:w="80" w:type="dxa"/>
-            </w:tcMar>
-          </w:tcPr>
-          <w:p>
-            <w:pPr>
-              <w:spacing w:before="0" w:after="0" w:line="276" w:lineRule="auto"/>
-            </w:pPr>
-            <w:r>
-              <w:rPr>
-                <w:rFonts w:ascii="Barlow Condensed" w:hAnsi="Barlow Condensed" w:cs="Barlow Condensed"/>
-                <w:b/>
-                <w:i w:val="0"/>
-                <w:color w:val="022429"/>
-                <w:sz w:val="20"/>
-                <w:spacing w:val="50"/>
-              </w:rPr>
-              <w:t>ETHOS</w:t>
-            </w:r>
-          </w:p>
-          <w:p>
-            <w:pPr>
-              <w:spacing w:before="0" w:after="0" w:line="324" w:lineRule="auto"/>
-            </w:pPr>
-            <w:r>
-              <w:rPr>
-                <w:rFonts w:ascii="Figtree" w:hAnsi="Figtree" w:cs="Figtree"/>
-                <w:b w:val="0"/>
-                <w:i w:val="0"/>
-                <w:color w:val="022429"/>
-                <w:sz w:val="18"/>
-              </w:rPr>
-              <w:t>Local Mfg. · 100% Onshore American Industry · Builder-led · Detroit</w:t>
-            </w:r>
-          </w:p>
-        </w:tc>
-      </w:tr>
-    </w:tbl>
-    <w:p>
-      <w:pPr>
-        <w:spacing w:before="0" w:after="120" w:line="276" w:lineRule="auto"/>
-      </w:pPr>
-    </w:p>
-    <w:p>
-      <w:pPr>
-        <w:spacing w:before="0" w:after="120" w:line="276" w:lineRule="auto"/>
-      </w:pPr>
-    </w:p>
-    <w:tbl>
-      <w:tblPr>
-        <w:tblW w:type="auto" w:w="0"/>
-        <w:tblLayout w:type="fixed"/>
-        <w:tblLook w:firstColumn="1" w:firstRow="1" w:lastColumn="0" w:lastRow="0" w:noHBand="0" w:noVBand="1" w:val="04A0"/>
-        <w:tblBorders>
-          <w:top w:val="nil"/>
-          <w:left w:val="nil"/>
-          <w:bottom w:val="nil"/>
-          <w:right w:val="nil"/>
-          <w:insideH w:val="nil"/>
-          <w:insideV w:val="nil"/>
-        </w:tblBorders>
-      </w:tblPr>
-      <w:tblGrid>
-        <w:gridCol w:w="6624"/>
-        <w:gridCol w:w="4176"/>
-      </w:tblGrid>
-      <w:tr>
-        <w:tc>
-          <w:tcPr>
-            <w:tcW w:type="dxa" w:w="6624"/>
-            <w:shd w:val="clear" w:color="auto" w:fill="FDB602"/>
-            <w:tcMar>
-              <w:top w:w="180" w:type="dxa"/>
-              <w:left w:w="220" w:type="dxa"/>
-              <w:bottom w:w="180" w:type="dxa"/>
-              <w:right w:w="140" w:type="dxa"/>
-            </w:tcMar>
-            <w:tcBorders>
-              <w:top w:val="nil" w:sz="4" w:space="0" w:color="000000"/>
-              <w:left w:val="single" w:sz="64" w:space="0" w:color="022429"/>
               <w:bottom w:val="nil" w:sz="4" w:space="0" w:color="000000"/>
               <w:right w:val="nil" w:sz="4" w:space="0" w:color="000000"/>
             </w:tcBorders>
@@ -1532,40 +1333,50 @@
                 <w:b/>
                 <w:i w:val="0"/>
                 <w:color w:val="022429"/>
-                <w:sz w:val="20"/>
-                <w:spacing w:val="50"/>
+                <w:sz w:val="26"/>
+                <w:spacing w:val="60"/>
               </w:rPr>
               <w:t>HAVE A PART, KIT, OR ASSEMBLY IN MIND?</w:t>
             </w:r>
           </w:p>
           <w:p>
             <w:pPr>
-              <w:spacing w:before="40" w:after="0" w:line="276" w:lineRule="auto"/>
+              <w:spacing w:before="80" w:after="0" w:line="288" w:lineRule="auto"/>
             </w:pPr>
+            <w:r>
+              <w:rPr>
+                <w:rFonts w:ascii="Barlow Condensed" w:hAnsi="Barlow Condensed" w:cs="Barlow Condensed"/>
+                <w:b w:val="0"/>
+                <w:i w:val="0"/>
+                <w:color w:val="022429"/>
+                <w:sz w:val="28"/>
+              </w:rPr>
+              <w:t xml:space="preserve">Send a print, a CAD file, or a napkin sketch. </w:t>
+            </w:r>
             <w:r>
               <w:rPr>
                 <w:rFonts w:ascii="Barlow Condensed" w:hAnsi="Barlow Condensed" w:cs="Barlow Condensed"/>
                 <w:b/>
                 <w:i w:val="0"/>
                 <w:color w:val="022429"/>
-                <w:sz w:val="40"/>
+                <w:sz w:val="28"/>
               </w:rPr>
-              <w:t>SEND A PRINT. WE'LL PUT IT ON A LINE.</w:t>
+              <w:t>We'll quote, prototype, and put it on a line.</w:t>
             </w:r>
           </w:p>
         </w:tc>
         <w:tc>
           <w:tcPr>
-            <w:tcW w:type="dxa" w:w="4176"/>
+            <w:tcW w:type="dxa" w:w="4752"/>
             <w:shd w:val="clear" w:color="auto" w:fill="FDB602"/>
             <w:tcMar>
-              <w:top w:w="180" w:type="dxa"/>
-              <w:left w:w="140" w:type="dxa"/>
-              <w:bottom w:w="180" w:type="dxa"/>
-              <w:right w:w="200" w:type="dxa"/>
+              <w:top w:w="260" w:type="dxa"/>
+              <w:left w:w="160" w:type="dxa"/>
+              <w:bottom w:w="260" w:type="dxa"/>
+              <w:right w:w="720" w:type="dxa"/>
             </w:tcMar>
             <w:tcBorders>
-              <w:top w:val="nil" w:sz="4" w:space="0" w:color="000000"/>
+              <w:top w:val="single" w:sz="48" w:space="0" w:color="022429"/>
               <w:left w:val="nil" w:sz="4" w:space="0" w:color="000000"/>
               <w:bottom w:val="nil" w:sz="4" w:space="0" w:color="000000"/>
               <w:right w:val="nil" w:sz="4" w:space="0" w:color="000000"/>
@@ -1573,7 +1384,7 @@
           </w:tcPr>
           <w:p>
             <w:pPr>
-              <w:spacing w:before="80" w:after="0" w:line="276" w:lineRule="auto"/>
+              <w:spacing w:before="0" w:after="0" w:line="276" w:lineRule="auto"/>
               <w:jc w:val="right"/>
             </w:pPr>
             <w:r>
@@ -1582,21 +1393,21 @@
                 <w:b/>
                 <w:i w:val="0"/>
                 <w:color w:val="022429"/>
-                <w:sz w:val="28"/>
-                <w:spacing w:val="50"/>
+                <w:sz w:val="44"/>
+                <w:spacing w:val="30"/>
               </w:rPr>
               <w:t>BEACONMFG.US</w:t>
             </w:r>
           </w:p>
           <w:p>
             <w:pPr>
-              <w:spacing w:before="20" w:after="0" w:line="276" w:lineRule="auto"/>
+              <w:spacing w:before="40" w:after="0" w:line="276" w:lineRule="auto"/>
               <w:jc w:val="right"/>
             </w:pPr>
             <w:r>
               <w:rPr>
                 <w:rFonts w:ascii="Figtree" w:hAnsi="Figtree" w:cs="Figtree"/>
-                <w:b w:val="0"/>
+                <w:b/>
                 <w:i w:val="0"/>
                 <w:color w:val="022429"/>
                 <w:sz w:val="18"/>
@@ -1607,47 +1418,118 @@
         </w:tc>
       </w:tr>
     </w:tbl>
-    <w:p>
-      <w:pPr>
-        <w:spacing w:before="80" w:after="0" w:line="276" w:lineRule="auto"/>
-      </w:pPr>
-      <w:r>
-        <w:rPr>
-          <w:rFonts w:ascii="Figtree" w:hAnsi="Figtree" w:cs="Figtree"/>
-          <w:b/>
-          <w:i w:val="0"/>
-          <w:color w:val="022429"/>
-          <w:sz w:val="15"/>
-          <w:spacing w:val="30"/>
-        </w:rPr>
-        <w:t xml:space="preserve">BEACON © 2026     </w:t>
-      </w:r>
-      <w:r>
-        <w:rPr>
-          <w:rFonts w:ascii="Figtree" w:hAnsi="Figtree" w:cs="Figtree"/>
-          <w:b/>
-          <w:i w:val="0"/>
-          <w:color w:val="022429"/>
-          <w:sz w:val="15"/>
-          <w:spacing w:val="30"/>
-        </w:rPr>
-        <w:t xml:space="preserve">·     LOCAL MFG. · 100% ONSHORE AMERICAN INDUSTRY     </w:t>
-      </w:r>
-      <w:r>
-        <w:rPr>
-          <w:rFonts w:ascii="Figtree" w:hAnsi="Figtree" w:cs="Figtree"/>
-          <w:b/>
-          <w:i w:val="0"/>
-          <w:color w:val="022429"/>
-          <w:sz w:val="15"/>
-          <w:spacing w:val="30"/>
-        </w:rPr>
-        <w:t>·     CAPABILITIES STATEMENT · V2</w:t>
-      </w:r>
-    </w:p>
+    <w:tbl>
+      <w:tblPr>
+        <w:tblW w:type="auto" w:w="0"/>
+        <w:tblLayout w:type="fixed"/>
+        <w:tblLook w:firstColumn="1" w:firstRow="1" w:lastColumn="0" w:lastRow="0" w:noHBand="0" w:noVBand="1" w:val="04A0"/>
+        <w:tblBorders>
+          <w:top w:val="nil"/>
+          <w:left w:val="nil"/>
+          <w:bottom w:val="nil"/>
+          <w:right w:val="nil"/>
+          <w:insideH w:val="nil"/>
+          <w:insideV w:val="nil"/>
+        </w:tblBorders>
+      </w:tblPr>
+      <w:tblGrid>
+        <w:gridCol w:w="3600"/>
+        <w:gridCol w:w="5040"/>
+        <w:gridCol w:w="3600"/>
+      </w:tblGrid>
+      <w:tr>
+        <w:tc>
+          <w:tcPr>
+            <w:tcW w:type="dxa" w:w="3120"/>
+            <w:shd w:val="clear" w:color="auto" w:fill="022429"/>
+            <w:tcMar>
+              <w:top w:w="120" w:type="dxa"/>
+              <w:left w:w="720" w:type="dxa"/>
+              <w:bottom w:w="120" w:type="dxa"/>
+              <w:right w:w="80" w:type="dxa"/>
+            </w:tcMar>
+          </w:tcPr>
+          <w:p>
+            <w:pPr>
+              <w:spacing w:before="0" w:after="0" w:line="276" w:lineRule="auto"/>
+              <w:jc w:val="left"/>
+            </w:pPr>
+            <w:r>
+              <w:rPr>
+                <w:rFonts w:ascii="Figtree" w:hAnsi="Figtree" w:cs="Figtree"/>
+                <w:b/>
+                <w:i w:val="0"/>
+                <w:color w:val="C9B789"/>
+                <w:sz w:val="15"/>
+                <w:spacing w:val="40"/>
+              </w:rPr>
+              <w:t>BEACON © 2026</w:t>
+            </w:r>
+          </w:p>
+        </w:tc>
+        <w:tc>
+          <w:tcPr>
+            <w:tcW w:type="dxa" w:w="3120"/>
+            <w:shd w:val="clear" w:color="auto" w:fill="022429"/>
+            <w:tcMar>
+              <w:top w:w="120" w:type="dxa"/>
+              <w:left w:w="80" w:type="dxa"/>
+              <w:bottom w:w="120" w:type="dxa"/>
+              <w:right w:w="80" w:type="dxa"/>
+            </w:tcMar>
+          </w:tcPr>
+          <w:p>
+            <w:pPr>
+              <w:spacing w:before="0" w:after="0" w:line="276" w:lineRule="auto"/>
+              <w:jc w:val="center"/>
+            </w:pPr>
+            <w:r>
+              <w:rPr>
+                <w:rFonts w:ascii="Figtree" w:hAnsi="Figtree" w:cs="Figtree"/>
+                <w:b/>
+                <w:i w:val="0"/>
+                <w:color w:val="FDB602"/>
+                <w:sz w:val="15"/>
+                <w:spacing w:val="40"/>
+              </w:rPr>
+              <w:t>LOCAL MFG. · 100% ONSHORE AMERICAN INDUSTRY</w:t>
+            </w:r>
+          </w:p>
+        </w:tc>
+        <w:tc>
+          <w:tcPr>
+            <w:tcW w:type="dxa" w:w="3120"/>
+            <w:shd w:val="clear" w:color="auto" w:fill="022429"/>
+            <w:tcMar>
+              <w:top w:w="120" w:type="dxa"/>
+              <w:left w:w="80" w:type="dxa"/>
+              <w:bottom w:w="120" w:type="dxa"/>
+              <w:right w:w="720" w:type="dxa"/>
+            </w:tcMar>
+          </w:tcPr>
+          <w:p>
+            <w:pPr>
+              <w:spacing w:before="0" w:after="0" w:line="276" w:lineRule="auto"/>
+              <w:jc w:val="right"/>
+            </w:pPr>
+            <w:r>
+              <w:rPr>
+                <w:rFonts w:ascii="Figtree" w:hAnsi="Figtree" w:cs="Figtree"/>
+                <w:b/>
+                <w:i w:val="0"/>
+                <w:color w:val="C9B789"/>
+                <w:sz w:val="15"/>
+                <w:spacing w:val="40"/>
+              </w:rPr>
+              <w:t>CAPABILITIES STATEMENT · V2</w:t>
+            </w:r>
+          </w:p>
+        </w:tc>
+      </w:tr>
+    </w:tbl>
     <w:sectPr>
       <w:pgSz w:w="12240" w:h="15840"/>
-      <w:pgMar w:top="648" w:right="720" w:bottom="576" w:left="720" w:header="720" w:footer="720" w:gutter="0"/>
+      <w:pgMar w:top="0" w:right="0" w:bottom="0" w:left="0" w:header="720" w:footer="720" w:gutter="0"/>
       <w:cols w:space="720"/>
       <w:docGrid w:linePitch="360"/>
     </w:sectPr>

--- a/Beacon-Capabilities-Statement.docx
+++ b/Beacon-Capabilities-Statement.docx
@@ -18,82 +18,70 @@
         </w:tblBorders>
       </w:tblPr>
       <w:tblGrid>
-        <w:gridCol w:w="2664"/>
-        <w:gridCol w:w="5256"/>
-        <w:gridCol w:w="4320"/>
+        <w:gridCol w:w="3456"/>
+        <w:gridCol w:w="4752"/>
+        <w:gridCol w:w="4032"/>
       </w:tblGrid>
       <w:tr>
         <w:tc>
           <w:tcPr>
-            <w:tcW w:type="dxa" w:w="2664"/>
+            <w:tcW w:type="dxa" w:w="3456"/>
             <w:shd w:val="clear" w:color="auto" w:fill="022429"/>
             <w:tcMar>
-              <w:top w:w="180" w:type="dxa"/>
+              <w:top w:w="200" w:type="dxa"/>
               <w:left w:w="420" w:type="dxa"/>
-              <w:bottom w:w="180" w:type="dxa"/>
-              <w:right w:w="120" w:type="dxa"/>
+              <w:bottom w:w="200" w:type="dxa"/>
+              <w:right w:w="200" w:type="dxa"/>
             </w:tcMar>
             <w:vAlign w:val="center"/>
           </w:tcPr>
-          <w:p/>
-          <w:tbl>
-            <w:tblPr>
-              <w:tblW w:type="auto" w:w="0"/>
-              <w:tblLayout w:type="fixed"/>
-              <w:tblLook w:firstColumn="1" w:firstRow="1" w:lastColumn="0" w:lastRow="0" w:noHBand="0" w:noVBand="1" w:val="04A0"/>
-              <w:tblBorders>
-                <w:top w:val="nil"/>
-                <w:left w:val="nil"/>
-                <w:bottom w:val="nil"/>
-                <w:right w:val="nil"/>
-                <w:insideH w:val="nil"/>
-                <w:insideV w:val="nil"/>
-              </w:tblBorders>
-            </w:tblPr>
-            <w:tblGrid>
-              <w:gridCol w:w="1872"/>
-            </w:tblGrid>
-            <w:tr>
-              <w:tc>
-                <w:tcPr>
-                  <w:tcW w:type="dxa" w:w="1872"/>
-                  <w:shd w:val="clear" w:color="auto" w:fill="FDB602"/>
-                  <w:tcMar>
-                    <w:top w:w="140" w:type="dxa"/>
-                    <w:left w:w="160" w:type="dxa"/>
-                    <w:bottom w:w="100" w:type="dxa"/>
-                    <w:right w:w="160" w:type="dxa"/>
-                  </w:tcMar>
-                </w:tcPr>
-                <w:p>
-                  <w:pPr>
-                    <w:spacing w:before="0" w:after="0" w:line="276" w:lineRule="auto"/>
-                    <w:jc w:val="center"/>
-                  </w:pPr>
-                  <w:r>
-                    <w:rPr>
-                      <w:rFonts w:ascii="Barlow Condensed" w:hAnsi="Barlow Condensed" w:cs="Barlow Condensed"/>
-                      <w:b/>
-                      <w:i w:val="0"/>
-                      <w:color w:val="022429"/>
-                      <w:sz w:val="60"/>
-                      <w:spacing w:val="20"/>
-                    </w:rPr>
-                    <w:t>BEACON</w:t>
-                  </w:r>
-                </w:p>
-              </w:tc>
-            </w:tr>
-          </w:tbl>
-          <w:p/>
+          <w:p>
+            <w:pPr>
+              <w:spacing w:before="0" w:after="0" w:line="276" w:lineRule="auto"/>
+            </w:pPr>
+            <w:r>
+              <w:drawing>
+                <wp:inline xmlns:a="http://schemas.openxmlformats.org/drawingml/2006/main" xmlns:pic="http://schemas.openxmlformats.org/drawingml/2006/picture">
+                  <wp:extent cx="1554480" cy="556340"/>
+                  <wp:docPr id="1" name="Picture 1"/>
+                  <wp:cNvGraphicFramePr>
+                    <a:graphicFrameLocks noChangeAspect="1"/>
+                  </wp:cNvGraphicFramePr>
+                  <a:graphic>
+                    <a:graphicData uri="http://schemas.openxmlformats.org/drawingml/2006/picture">
+                      <pic:pic>
+                        <pic:nvPicPr>
+                          <pic:cNvPr id="0" name="beacon-logo-yellow.png"/>
+                          <pic:cNvPicPr/>
+                        </pic:nvPicPr>
+                        <pic:blipFill>
+                          <a:blip r:embed="rId9"/>
+                          <a:stretch>
+                            <a:fillRect/>
+                          </a:stretch>
+                        </pic:blipFill>
+                        <pic:spPr>
+                          <a:xfrm>
+                            <a:off x="0" y="0"/>
+                            <a:ext cx="1554480" cy="556340"/>
+                          </a:xfrm>
+                          <a:prstGeom prst="rect"/>
+                        </pic:spPr>
+                      </pic:pic>
+                    </a:graphicData>
+                  </a:graphic>
+                </wp:inline>
+              </w:drawing>
+            </w:r>
+          </w:p>
         </w:tc>
         <w:tc>
           <w:tcPr>
-            <w:tcW w:type="dxa" w:w="5256"/>
+            <w:tcW w:type="dxa" w:w="4752"/>
             <w:shd w:val="clear" w:color="auto" w:fill="022429"/>
             <w:tcMar>
               <w:top w:w="240" w:type="dxa"/>
-              <w:left w:w="240" w:type="dxa"/>
+              <w:left w:w="280" w:type="dxa"/>
               <w:bottom w:w="180" w:type="dxa"/>
               <w:right w:w="120" w:type="dxa"/>
             </w:tcMar>
@@ -125,37 +113,36 @@
                 <w:b/>
                 <w:i w:val="0"/>
                 <w:color w:val="FDF6E4"/>
-                <w:sz w:val="40"/>
+                <w:sz w:val="36"/>
               </w:rPr>
-              <w:t>BEACON MANUFACTURING</w:t>
+              <w:t>BUILDER-LED MFG.</w:t>
             </w:r>
           </w:p>
           <w:p>
             <w:pPr>
-              <w:spacing w:before="60" w:after="0" w:line="276" w:lineRule="auto"/>
+              <w:spacing w:before="0" w:after="0" w:line="276" w:lineRule="auto"/>
             </w:pPr>
             <w:r>
               <w:rPr>
-                <w:rFonts w:ascii="Figtree" w:hAnsi="Figtree" w:cs="Figtree"/>
+                <w:rFonts w:ascii="Barlow Condensed" w:hAnsi="Barlow Condensed" w:cs="Barlow Condensed"/>
                 <w:b/>
                 <w:i w:val="0"/>
-                <w:color w:val="C9B789"/>
-                <w:sz w:val="16"/>
-                <w:spacing w:val="50"/>
+                <w:color w:val="FDF6E4"/>
+                <w:sz w:val="36"/>
               </w:rPr>
-              <w:t>BUILDER-LED MFG. IN DETROIT · V2</w:t>
+              <w:t>MADE IN DETROIT.</w:t>
             </w:r>
           </w:p>
         </w:tc>
         <w:tc>
           <w:tcPr>
-            <w:tcW w:type="dxa" w:w="4320"/>
+            <w:tcW w:type="dxa" w:w="4032"/>
             <w:shd w:val="clear" w:color="auto" w:fill="022429"/>
             <w:tcMar>
               <w:top w:w="240" w:type="dxa"/>
               <w:left w:w="120" w:type="dxa"/>
               <w:bottom w:w="180" w:type="dxa"/>
-              <w:right w:w="320" w:type="dxa"/>
+              <w:right w:w="420" w:type="dxa"/>
             </w:tcMar>
             <w:vAlign w:val="center"/>
           </w:tcPr>
@@ -166,43 +153,11 @@
             </w:pPr>
             <w:r>
               <w:rPr>
-                <w:rFonts w:ascii="Figtree" w:hAnsi="Figtree" w:cs="Figtree"/>
-                <w:b w:val="0"/>
-                <w:i w:val="0"/>
-                <w:color w:val="FDF6E4"/>
-                <w:sz w:val="19"/>
-              </w:rPr>
-              <w:t>2050 15th St</w:t>
-            </w:r>
-          </w:p>
-          <w:p>
-            <w:pPr>
-              <w:spacing w:before="0" w:after="0" w:line="276" w:lineRule="auto"/>
-              <w:jc w:val="right"/>
-            </w:pPr>
-            <w:r>
-              <w:rPr>
-                <w:rFonts w:ascii="Figtree" w:hAnsi="Figtree" w:cs="Figtree"/>
-                <w:b w:val="0"/>
-                <w:i w:val="0"/>
-                <w:color w:val="FDF6E4"/>
-                <w:sz w:val="19"/>
-              </w:rPr>
-              <w:t>Detroit, MI 48216</w:t>
-            </w:r>
-          </w:p>
-          <w:p>
-            <w:pPr>
-              <w:spacing w:before="40" w:after="0" w:line="276" w:lineRule="auto"/>
-              <w:jc w:val="right"/>
-            </w:pPr>
-            <w:r>
-              <w:rPr>
                 <w:rFonts w:ascii="Barlow Condensed" w:hAnsi="Barlow Condensed" w:cs="Barlow Condensed"/>
                 <w:b/>
                 <w:i w:val="0"/>
                 <w:color w:val="FDB602"/>
-                <w:sz w:val="28"/>
+                <w:sz w:val="32"/>
                 <w:spacing w:val="30"/>
               </w:rPr>
               <w:t>BEACONMFG.US</w:t>
@@ -210,7 +165,7 @@
           </w:p>
           <w:p>
             <w:pPr>
-              <w:spacing w:before="40" w:after="0" w:line="276" w:lineRule="auto"/>
+              <w:spacing w:before="80" w:after="0" w:line="276" w:lineRule="auto"/>
               <w:jc w:val="right"/>
             </w:pPr>
             <w:r>
@@ -223,6 +178,23 @@
                 <w:spacing w:val="40"/>
               </w:rPr>
               <w:t>LOCAL MFG. · 100% ONSHORE</w:t>
+            </w:r>
+          </w:p>
+          <w:p>
+            <w:pPr>
+              <w:spacing w:before="0" w:after="0" w:line="276" w:lineRule="auto"/>
+              <w:jc w:val="right"/>
+            </w:pPr>
+            <w:r>
+              <w:rPr>
+                <w:rFonts w:ascii="Figtree" w:hAnsi="Figtree" w:cs="Figtree"/>
+                <w:b/>
+                <w:i w:val="0"/>
+                <w:color w:val="C9B789"/>
+                <w:sz w:val="16"/>
+                <w:spacing w:val="40"/>
+              </w:rPr>
+              <w:t>AMERICAN INDUSTRY</w:t>
             </w:r>
           </w:p>
         </w:tc>
@@ -328,7 +300,7 @@
                     <w:drawing>
                       <wp:inline xmlns:a="http://schemas.openxmlformats.org/drawingml/2006/main" xmlns:pic="http://schemas.openxmlformats.org/drawingml/2006/picture">
                         <wp:extent cx="749808" cy="749808"/>
-                        <wp:docPr id="1" name="Picture 1"/>
+                        <wp:docPr id="2" name="Picture 2"/>
                         <wp:cNvGraphicFramePr>
                           <a:graphicFrameLocks noChangeAspect="1"/>
                         </wp:cNvGraphicFramePr>
@@ -340,7 +312,7 @@
                                 <pic:cNvPicPr/>
                               </pic:nvPicPr>
                               <pic:blipFill>
-                                <a:blip r:embed="rId9"/>
+                                <a:blip r:embed="rId10"/>
                                 <a:stretch>
                                   <a:fillRect/>
                                 </a:stretch>
@@ -413,7 +385,7 @@
                       <w:color w:val="022429"/>
                       <w:sz w:val="21"/>
                     </w:rPr>
-                    <w:t xml:space="preserve">delivering metal fabrication, assembly, and rapid prototyping — from one-off prototypes to repeatable short runs and full production. </w:t>
+                    <w:t xml:space="preserve">delivering metal fabrication, assembly, and rapid prototyping. From one-off prototypes to repeatable short runs and full production. </w:t>
                   </w:r>
                   <w:r>
                     <w:rPr>
@@ -1161,7 +1133,7 @@
                       <w:color w:val="C9B789"/>
                       <w:sz w:val="16"/>
                     </w:rPr>
-                    <w:t>Detroit · 2050 15th St</w:t>
+                    <w:t>Receiving · inventory · outbound.</w:t>
                   </w:r>
                 </w:p>
               </w:tc>
@@ -1521,7 +1493,7 @@
                 <w:sz w:val="15"/>
                 <w:spacing w:val="40"/>
               </w:rPr>
-              <w:t>CAPABILITIES STATEMENT · V2</w:t>
+              <w:t>CAPABILITIES STATEMENT</w:t>
             </w:r>
           </w:p>
         </w:tc>

--- a/Beacon-Capabilities-Statement.docx
+++ b/Beacon-Capabilities-Statement.docx
@@ -42,7 +42,7 @@
             <w:r>
               <w:drawing>
                 <wp:inline xmlns:a="http://schemas.openxmlformats.org/drawingml/2006/main" xmlns:pic="http://schemas.openxmlformats.org/drawingml/2006/picture">
-                  <wp:extent cx="1554480" cy="556340"/>
+                  <wp:extent cx="1691640" cy="557838"/>
                   <wp:docPr id="1" name="Picture 1"/>
                   <wp:cNvGraphicFramePr>
                     <a:graphicFrameLocks noChangeAspect="1"/>
@@ -51,7 +51,7 @@
                     <a:graphicData uri="http://schemas.openxmlformats.org/drawingml/2006/picture">
                       <pic:pic>
                         <pic:nvPicPr>
-                          <pic:cNvPr id="0" name="beacon-logo-yellow.png"/>
+                          <pic:cNvPr id="0" name="beacon-logo-cream.png"/>
                           <pic:cNvPicPr/>
                         </pic:nvPicPr>
                         <pic:blipFill>
@@ -63,7 +63,7 @@
                         <pic:spPr>
                           <a:xfrm>
                             <a:off x="0" y="0"/>
-                            <a:ext cx="1554480" cy="556340"/>
+                            <a:ext cx="1691640" cy="557838"/>
                           </a:xfrm>
                           <a:prstGeom prst="rect"/>
                         </pic:spPr>
@@ -396,7 +396,7 @@
                       <w:sz w:val="21"/>
                       <w:shd w:val="clear" w:color="auto" w:fill="FDB602"/>
                     </w:rPr>
-                    <w:t xml:space="preserve">  Bring us a problem.  </w:t>
+                    <w:t xml:space="preserve">  Bring us your manufacturing challenges.  </w:t>
                   </w:r>
                 </w:p>
               </w:tc>
@@ -569,7 +569,7 @@
                       <w:color w:val="022429"/>
                       <w:sz w:val="19"/>
                     </w:rPr>
-                    <w:t xml:space="preserve"> — tube + flat</w:t>
+                    <w:t xml:space="preserve"> tube + flat</w:t>
                   </w:r>
                 </w:p>
                 <w:p>
@@ -1213,7 +1213,7 @@
                       <w:color w:val="FDF6E4"/>
                       <w:sz w:val="20"/>
                     </w:rPr>
-                    <w:t xml:space="preserve"> — including no-box, roll-on / roll-off</w:t>
+                    <w:t xml:space="preserve"> including no-box, roll-on / roll-off</w:t>
                   </w:r>
                 </w:p>
                 <w:p>
@@ -1256,6 +1256,106 @@
             </w:tr>
           </w:tbl>
           <w:p/>
+          <w:p>
+            <w:pPr>
+              <w:spacing w:before="160" w:after="40" w:line="276" w:lineRule="auto"/>
+            </w:pPr>
+          </w:p>
+          <w:p>
+            <w:pPr>
+              <w:spacing w:before="40" w:after="40" w:line="276" w:lineRule="auto"/>
+            </w:pPr>
+            <w:r>
+              <w:rPr>
+                <w:rFonts w:ascii="Figtree" w:hAnsi="Figtree" w:cs="Figtree"/>
+                <w:b/>
+                <w:i w:val="0"/>
+                <w:color w:val="FDB602"/>
+                <w:sz w:val="28"/>
+              </w:rPr>
+              <w:t xml:space="preserve">▮▮ </w:t>
+            </w:r>
+            <w:r>
+              <w:rPr>
+                <w:rFonts w:ascii="Barlow Condensed" w:hAnsi="Barlow Condensed" w:cs="Barlow Condensed"/>
+                <w:b/>
+                <w:i w:val="0"/>
+                <w:color w:val="022429"/>
+                <w:sz w:val="30"/>
+                <w:spacing w:val="70"/>
+              </w:rPr>
+              <w:t xml:space="preserve">LOCATION   </w:t>
+            </w:r>
+            <w:r>
+              <w:rPr>
+                <w:rFonts w:ascii="Figtree" w:hAnsi="Figtree" w:cs="Figtree"/>
+                <w:b w:val="0"/>
+                <w:i/>
+                <w:color w:val="022429"/>
+                <w:sz w:val="18"/>
+              </w:rPr>
+              <w:t xml:space="preserve">23rd Street Manufacturing Campus · Corktown, Detroit   </w:t>
+            </w:r>
+            <w:r>
+              <w:rPr>
+                <w:rFonts w:ascii="Barlow Condensed" w:hAnsi="Barlow Condensed" w:cs="Barlow Condensed"/>
+                <w:b/>
+                <w:i w:val="0"/>
+                <w:color w:val="022429"/>
+                <w:sz w:val="16"/>
+                <w:spacing w:val="30"/>
+                <w:shd w:val="clear" w:color="auto" w:fill="FDB602"/>
+              </w:rPr>
+              <w:t xml:space="preserve">  0.68 MI TO MICHIGAN CENTRAL · 1 MI TO CANADA  </w:t>
+            </w:r>
+          </w:p>
+          <w:p>
+            <w:pPr>
+              <w:spacing w:before="0" w:after="80" w:line="276" w:lineRule="auto"/>
+              <w:pBdr>
+                <w:bottom w:val="single" w:sz="12" w:space="1" w:color="022429"/>
+              </w:pBdr>
+            </w:pPr>
+          </w:p>
+          <w:p>
+            <w:pPr>
+              <w:spacing w:before="0" w:after="80" w:line="276" w:lineRule="auto"/>
+            </w:pPr>
+            <w:r>
+              <w:drawing>
+                <wp:inline xmlns:a="http://schemas.openxmlformats.org/drawingml/2006/main" xmlns:pic="http://schemas.openxmlformats.org/drawingml/2006/picture">
+                  <wp:extent cx="6675120" cy="1035402"/>
+                  <wp:docPr id="3" name="Picture 3"/>
+                  <wp:cNvGraphicFramePr>
+                    <a:graphicFrameLocks noChangeAspect="1"/>
+                  </wp:cNvGraphicFramePr>
+                  <a:graphic>
+                    <a:graphicData uri="http://schemas.openxmlformats.org/drawingml/2006/picture">
+                      <pic:pic>
+                        <pic:nvPicPr>
+                          <pic:cNvPr id="0" name="beacon-location-map.png"/>
+                          <pic:cNvPicPr/>
+                        </pic:nvPicPr>
+                        <pic:blipFill>
+                          <a:blip r:embed="rId11"/>
+                          <a:stretch>
+                            <a:fillRect/>
+                          </a:stretch>
+                        </pic:blipFill>
+                        <pic:spPr>
+                          <a:xfrm>
+                            <a:off x="0" y="0"/>
+                            <a:ext cx="6675120" cy="1035402"/>
+                          </a:xfrm>
+                          <a:prstGeom prst="rect"/>
+                        </pic:spPr>
+                      </pic:pic>
+                    </a:graphicData>
+                  </a:graphic>
+                </wp:inline>
+              </w:drawing>
+            </w:r>
+          </w:p>
         </w:tc>
       </w:tr>
     </w:tbl>

--- a/Beacon-Capabilities-Statement.docx
+++ b/Beacon-Capabilities-Statement.docx
@@ -1258,7 +1258,7 @@
           <w:p/>
           <w:p>
             <w:pPr>
-              <w:spacing w:before="160" w:after="40" w:line="276" w:lineRule="auto"/>
+              <w:spacing w:before="120" w:after="40" w:line="276" w:lineRule="auto"/>
             </w:pPr>
           </w:p>
           <w:p>
@@ -1294,19 +1294,7 @@
                 <w:color w:val="022429"/>
                 <w:sz w:val="18"/>
               </w:rPr>
-              <w:t xml:space="preserve">23rd Street Manufacturing Campus · Corktown, Detroit   </w:t>
-            </w:r>
-            <w:r>
-              <w:rPr>
-                <w:rFonts w:ascii="Barlow Condensed" w:hAnsi="Barlow Condensed" w:cs="Barlow Condensed"/>
-                <w:b/>
-                <w:i w:val="0"/>
-                <w:color w:val="022429"/>
-                <w:sz w:val="16"/>
-                <w:spacing w:val="30"/>
-                <w:shd w:val="clear" w:color="auto" w:fill="FDB602"/>
-              </w:rPr>
-              <w:t xml:space="preserve">  0.68 MI TO MICHIGAN CENTRAL · 1 MI TO CANADA  </w:t>
+              <w:t>Corktown, Detroit · steps from Michigan Central &amp; Newlab</w:t>
             </w:r>
           </w:p>
           <w:p>
@@ -1317,45 +1305,227 @@
               </w:pBdr>
             </w:pPr>
           </w:p>
-          <w:p>
-            <w:pPr>
-              <w:spacing w:before="0" w:after="80" w:line="276" w:lineRule="auto"/>
-            </w:pPr>
-            <w:r>
-              <w:drawing>
-                <wp:inline xmlns:a="http://schemas.openxmlformats.org/drawingml/2006/main" xmlns:pic="http://schemas.openxmlformats.org/drawingml/2006/picture">
-                  <wp:extent cx="6675120" cy="1035402"/>
-                  <wp:docPr id="3" name="Picture 3"/>
-                  <wp:cNvGraphicFramePr>
-                    <a:graphicFrameLocks noChangeAspect="1"/>
-                  </wp:cNvGraphicFramePr>
-                  <a:graphic>
-                    <a:graphicData uri="http://schemas.openxmlformats.org/drawingml/2006/picture">
-                      <pic:pic>
-                        <pic:nvPicPr>
-                          <pic:cNvPr id="0" name="beacon-location-map.png"/>
-                          <pic:cNvPicPr/>
-                        </pic:nvPicPr>
-                        <pic:blipFill>
-                          <a:blip r:embed="rId11"/>
-                          <a:stretch>
-                            <a:fillRect/>
-                          </a:stretch>
-                        </pic:blipFill>
-                        <pic:spPr>
-                          <a:xfrm>
-                            <a:off x="0" y="0"/>
-                            <a:ext cx="6675120" cy="1035402"/>
-                          </a:xfrm>
-                          <a:prstGeom prst="rect"/>
-                        </pic:spPr>
-                      </pic:pic>
-                    </a:graphicData>
-                  </a:graphic>
-                </wp:inline>
-              </w:drawing>
-            </w:r>
-          </w:p>
+          <w:tbl>
+            <w:tblPr>
+              <w:tblW w:type="auto" w:w="0"/>
+              <w:tblLayout w:type="fixed"/>
+              <w:tblLook w:firstColumn="1" w:firstRow="1" w:lastColumn="0" w:lastRow="0" w:noHBand="0" w:noVBand="1" w:val="04A0"/>
+              <w:tblBorders>
+                <w:top w:val="nil"/>
+                <w:left w:val="nil"/>
+                <w:bottom w:val="nil"/>
+                <w:right w:val="nil"/>
+                <w:insideH w:val="nil"/>
+                <w:insideV w:val="nil"/>
+              </w:tblBorders>
+            </w:tblPr>
+            <w:tblGrid>
+              <w:gridCol w:w="6984"/>
+              <w:gridCol w:w="3528"/>
+            </w:tblGrid>
+            <w:tr>
+              <w:tc>
+                <w:tcPr>
+                  <w:tcW w:type="dxa" w:w="6984"/>
+                  <w:tcMar>
+                    <w:top w:w="0" w:type="dxa"/>
+                    <w:left w:w="0" w:type="dxa"/>
+                    <w:bottom w:w="0" w:type="dxa"/>
+                    <w:right w:w="120" w:type="dxa"/>
+                  </w:tcMar>
+                  <w:vAlign w:val="center"/>
+                </w:tcPr>
+                <w:p>
+                  <w:pPr>
+                    <w:spacing w:before="0" w:after="0" w:line="276" w:lineRule="auto"/>
+                  </w:pPr>
+                  <w:r>
+                    <w:drawing>
+                      <wp:inline xmlns:a="http://schemas.openxmlformats.org/drawingml/2006/main" xmlns:pic="http://schemas.openxmlformats.org/drawingml/2006/picture">
+                        <wp:extent cx="4343400" cy="962458"/>
+                        <wp:docPr id="3" name="Picture 3"/>
+                        <wp:cNvGraphicFramePr>
+                          <a:graphicFrameLocks noChangeAspect="1"/>
+                        </wp:cNvGraphicFramePr>
+                        <a:graphic>
+                          <a:graphicData uri="http://schemas.openxmlformats.org/drawingml/2006/picture">
+                            <pic:pic>
+                              <pic:nvPicPr>
+                                <pic:cNvPr id="0" name="beacon-location-map.png"/>
+                                <pic:cNvPicPr/>
+                              </pic:nvPicPr>
+                              <pic:blipFill>
+                                <a:blip r:embed="rId11"/>
+                                <a:stretch>
+                                  <a:fillRect/>
+                                </a:stretch>
+                              </pic:blipFill>
+                              <pic:spPr>
+                                <a:xfrm>
+                                  <a:off x="0" y="0"/>
+                                  <a:ext cx="4343400" cy="962458"/>
+                                </a:xfrm>
+                                <a:prstGeom prst="rect"/>
+                              </pic:spPr>
+                            </pic:pic>
+                          </a:graphicData>
+                        </a:graphic>
+                      </wp:inline>
+                    </w:drawing>
+                  </w:r>
+                </w:p>
+              </w:tc>
+              <w:tc>
+                <w:tcPr>
+                  <w:tcW w:type="dxa" w:w="3528"/>
+                  <w:shd w:val="clear" w:color="auto" w:fill="022429"/>
+                  <w:tcMar>
+                    <w:top w:w="180" w:type="dxa"/>
+                    <w:left w:w="200" w:type="dxa"/>
+                    <w:bottom w:w="180" w:type="dxa"/>
+                    <w:right w:w="200" w:type="dxa"/>
+                  </w:tcMar>
+                  <w:tcBorders>
+                    <w:top w:val="nil" w:sz="4" w:space="0" w:color="000000"/>
+                    <w:left w:val="single" w:sz="36" w:space="0" w:color="FDB602"/>
+                    <w:bottom w:val="nil" w:sz="4" w:space="0" w:color="000000"/>
+                    <w:right w:val="nil" w:sz="4" w:space="0" w:color="000000"/>
+                  </w:tcBorders>
+                </w:tcPr>
+                <w:p>
+                  <w:pPr>
+                    <w:spacing w:before="0" w:after="0" w:line="276" w:lineRule="auto"/>
+                  </w:pPr>
+                  <w:r>
+                    <w:rPr>
+                      <w:rFonts w:ascii="Barlow Condensed" w:hAnsi="Barlow Condensed" w:cs="Barlow Condensed"/>
+                      <w:b/>
+                      <w:i w:val="0"/>
+                      <w:color w:val="FDB602"/>
+                      <w:sz w:val="20"/>
+                      <w:spacing w:val="60"/>
+                    </w:rPr>
+                    <w:t>SPACES TO SCALE</w:t>
+                  </w:r>
+                </w:p>
+                <w:p>
+                  <w:pPr>
+                    <w:spacing w:before="40" w:after="0" w:line="276" w:lineRule="auto"/>
+                  </w:pPr>
+                  <w:r>
+                    <w:rPr>
+                      <w:rFonts w:ascii="Barlow Condensed" w:hAnsi="Barlow Condensed" w:cs="Barlow Condensed"/>
+                      <w:b/>
+                      <w:i w:val="0"/>
+                      <w:color w:val="FDF6E4"/>
+                      <w:sz w:val="32"/>
+                    </w:rPr>
+                    <w:t>2 CAMPUSES</w:t>
+                  </w:r>
+                </w:p>
+                <w:p>
+                  <w:pPr>
+                    <w:spacing w:before="0" w:after="0" w:line="276" w:lineRule="auto"/>
+                  </w:pPr>
+                  <w:r>
+                    <w:rPr>
+                      <w:rFonts w:ascii="Barlow Condensed" w:hAnsi="Barlow Condensed" w:cs="Barlow Condensed"/>
+                      <w:b/>
+                      <w:i w:val="0"/>
+                      <w:color w:val="FDF6E4"/>
+                      <w:sz w:val="32"/>
+                    </w:rPr>
+                    <w:t>200,000+ SF</w:t>
+                  </w:r>
+                </w:p>
+                <w:p>
+                  <w:pPr>
+                    <w:spacing w:before="80" w:after="0" w:line="276" w:lineRule="auto"/>
+                  </w:pPr>
+                  <w:r>
+                    <w:rPr>
+                      <w:rFonts w:ascii="Barlow Condensed" w:hAnsi="Barlow Condensed" w:cs="Barlow Condensed"/>
+                      <w:b/>
+                      <w:i w:val="0"/>
+                      <w:color w:val="022429"/>
+                      <w:sz w:val="16"/>
+                      <w:spacing w:val="30"/>
+                      <w:shd w:val="clear" w:color="auto" w:fill="FDB602"/>
+                    </w:rPr>
+                    <w:t xml:space="preserve">  1,000 – 20,000 SF BAYS  </w:t>
+                  </w:r>
+                </w:p>
+                <w:p>
+                  <w:pPr>
+                    <w:spacing w:before="120" w:after="0" w:line="336" w:lineRule="auto"/>
+                  </w:pPr>
+                  <w:r>
+                    <w:rPr>
+                      <w:rFonts w:ascii="Figtree" w:hAnsi="Figtree" w:cs="Figtree"/>
+                      <w:b w:val="0"/>
+                      <w:i w:val="0"/>
+                      <w:color w:val="FDF6E4"/>
+                      <w:sz w:val="17"/>
+                    </w:rPr>
+                    <w:t xml:space="preserve">Both sites sit inside Detroit's </w:t>
+                  </w:r>
+                  <w:r>
+                    <w:rPr>
+                      <w:rFonts w:ascii="Figtree" w:hAnsi="Figtree" w:cs="Figtree"/>
+                      <w:b/>
+                      <w:i w:val="0"/>
+                      <w:color w:val="FDB602"/>
+                      <w:sz w:val="17"/>
+                    </w:rPr>
+                    <w:t>Corktown Aerial Mobility &amp; Transportation Innovation Zone</w:t>
+                  </w:r>
+                  <w:r>
+                    <w:rPr>
+                      <w:rFonts w:ascii="Figtree" w:hAnsi="Figtree" w:cs="Figtree"/>
+                      <w:b w:val="0"/>
+                      <w:i w:val="0"/>
+                      <w:color w:val="FDF6E4"/>
+                      <w:sz w:val="17"/>
+                    </w:rPr>
+                    <w:t xml:space="preserve"> — close to pilots, partners, and test corridors.</w:t>
+                  </w:r>
+                </w:p>
+                <w:p>
+                  <w:pPr>
+                    <w:spacing w:before="120" w:after="0" w:line="288" w:lineRule="auto"/>
+                  </w:pPr>
+                  <w:r>
+                    <w:rPr>
+                      <w:rFonts w:ascii="Barlow Condensed" w:hAnsi="Barlow Condensed" w:cs="Barlow Condensed"/>
+                      <w:b/>
+                      <w:i w:val="0"/>
+                      <w:color w:val="C9B789"/>
+                      <w:sz w:val="18"/>
+                      <w:spacing w:val="40"/>
+                    </w:rPr>
+                    <w:t>DRONES · ROBOTICS · MOBILITY</w:t>
+                  </w:r>
+                </w:p>
+                <w:p>
+                  <w:pPr>
+                    <w:spacing w:before="0" w:after="0" w:line="288" w:lineRule="auto"/>
+                  </w:pPr>
+                  <w:r>
+                    <w:rPr>
+                      <w:rFonts w:ascii="Barlow Condensed" w:hAnsi="Barlow Condensed" w:cs="Barlow Condensed"/>
+                      <w:b/>
+                      <w:i w:val="0"/>
+                      <w:color w:val="C9B789"/>
+                      <w:sz w:val="18"/>
+                      <w:spacing w:val="40"/>
+                    </w:rPr>
+                    <w:t>MANUFACTURE · SCALE · TEST · DEPLOY</w:t>
+                  </w:r>
+                </w:p>
+              </w:tc>
+            </w:tr>
+          </w:tbl>
+          <w:p/>
         </w:tc>
       </w:tr>
     </w:tbl>

--- a/Beacon-Capabilities-Statement.docx
+++ b/Beacon-Capabilities-Statement.docx
@@ -1013,7 +1013,7 @@
           </w:p>
           <w:p>
             <w:pPr>
-              <w:spacing w:before="160" w:after="40" w:line="276" w:lineRule="auto"/>
+              <w:spacing w:before="200" w:after="40" w:line="276" w:lineRule="auto"/>
             </w:pPr>
             <w:r>
               <w:rPr>
@@ -1034,7 +1034,7 @@
                 <w:sz w:val="30"/>
                 <w:spacing w:val="70"/>
               </w:rPr>
-              <w:t xml:space="preserve">WAREHOUSING &amp; LOGISTICS   </w:t>
+              <w:t xml:space="preserve">FACILITIES &amp; LOGISTICS   </w:t>
             </w:r>
             <w:r>
               <w:rPr>
@@ -1044,12 +1044,12 @@
                 <w:color w:val="022429"/>
                 <w:sz w:val="18"/>
               </w:rPr>
-              <w:t>Products in, products out — without the chaos.</w:t>
+              <w:t>Corktown, Detroit · 2 campuses · 200,000+ SF · steps from Michigan Central &amp; Newlab</w:t>
             </w:r>
           </w:p>
           <w:p>
             <w:pPr>
-              <w:spacing w:before="0" w:after="120" w:line="276" w:lineRule="auto"/>
+              <w:spacing w:before="0" w:after="100" w:line="276" w:lineRule="auto"/>
               <w:pBdr>
                 <w:bottom w:val="single" w:sz="12" w:space="1" w:color="022429"/>
               </w:pBdr>
@@ -1070,23 +1070,74 @@
               </w:tblBorders>
             </w:tblPr>
             <w:tblGrid>
-              <w:gridCol w:w="3024"/>
-              <w:gridCol w:w="7488"/>
+              <w:gridCol w:w="6552"/>
+              <w:gridCol w:w="3960"/>
             </w:tblGrid>
             <w:tr>
               <w:tc>
                 <w:tcPr>
-                  <w:tcW w:type="dxa" w:w="3024"/>
+                  <w:tcW w:type="dxa" w:w="6552"/>
+                  <w:tcMar>
+                    <w:top w:w="0" w:type="dxa"/>
+                    <w:left w:w="0" w:type="dxa"/>
+                    <w:bottom w:w="0" w:type="dxa"/>
+                    <w:right w:w="160" w:type="dxa"/>
+                  </w:tcMar>
+                  <w:vAlign w:val="center"/>
+                </w:tcPr>
+                <w:p>
+                  <w:pPr>
+                    <w:spacing w:before="0" w:after="0" w:line="276" w:lineRule="auto"/>
+                  </w:pPr>
+                  <w:r>
+                    <w:drawing>
+                      <wp:inline xmlns:a="http://schemas.openxmlformats.org/drawingml/2006/main" xmlns:pic="http://schemas.openxmlformats.org/drawingml/2006/picture">
+                        <wp:extent cx="4023360" cy="891540"/>
+                        <wp:docPr id="3" name="Picture 3"/>
+                        <wp:cNvGraphicFramePr>
+                          <a:graphicFrameLocks noChangeAspect="1"/>
+                        </wp:cNvGraphicFramePr>
+                        <a:graphic>
+                          <a:graphicData uri="http://schemas.openxmlformats.org/drawingml/2006/picture">
+                            <pic:pic>
+                              <pic:nvPicPr>
+                                <pic:cNvPr id="0" name="beacon-location-map.png"/>
+                                <pic:cNvPicPr/>
+                              </pic:nvPicPr>
+                              <pic:blipFill>
+                                <a:blip r:embed="rId11"/>
+                                <a:stretch>
+                                  <a:fillRect/>
+                                </a:stretch>
+                              </pic:blipFill>
+                              <pic:spPr>
+                                <a:xfrm>
+                                  <a:off x="0" y="0"/>
+                                  <a:ext cx="4023360" cy="891540"/>
+                                </a:xfrm>
+                                <a:prstGeom prst="rect"/>
+                              </pic:spPr>
+                            </pic:pic>
+                          </a:graphicData>
+                        </a:graphic>
+                      </wp:inline>
+                    </w:drawing>
+                  </w:r>
+                </w:p>
+              </w:tc>
+              <w:tc>
+                <w:tcPr>
+                  <w:tcW w:type="dxa" w:w="3960"/>
                   <w:shd w:val="clear" w:color="auto" w:fill="022429"/>
                   <w:tcMar>
                     <w:top w:w="200" w:type="dxa"/>
                     <w:left w:w="220" w:type="dxa"/>
                     <w:bottom w:w="200" w:type="dxa"/>
-                    <w:right w:w="160" w:type="dxa"/>
+                    <w:right w:w="220" w:type="dxa"/>
                   </w:tcMar>
                   <w:tcBorders>
                     <w:top w:val="nil" w:sz="4" w:space="0" w:color="000000"/>
-                    <w:left w:val="single" w:sz="48" w:space="0" w:color="FDB602"/>
+                    <w:left w:val="single" w:sz="40" w:space="0" w:color="FDB602"/>
                     <w:bottom w:val="nil" w:sz="4" w:space="0" w:color="000000"/>
                     <w:right w:val="nil" w:sz="4" w:space="0" w:color="000000"/>
                   </w:tcBorders>
@@ -1094,6 +1145,22 @@
                 <w:p>
                   <w:pPr>
                     <w:spacing w:before="0" w:after="0" w:line="276" w:lineRule="auto"/>
+                  </w:pPr>
+                  <w:r>
+                    <w:rPr>
+                      <w:rFonts w:ascii="Barlow Condensed" w:hAnsi="Barlow Condensed" w:cs="Barlow Condensed"/>
+                      <w:b/>
+                      <w:i w:val="0"/>
+                      <w:color w:val="FDB602"/>
+                      <w:sz w:val="20"/>
+                      <w:spacing w:val="60"/>
+                    </w:rPr>
+                    <w:t>SPACES TO SCALE</w:t>
+                  </w:r>
+                </w:p>
+                <w:p>
+                  <w:pPr>
+                    <w:spacing w:before="60" w:after="0" w:line="276" w:lineRule="auto"/>
                   </w:pPr>
                   <w:r>
                     <w:rPr>
@@ -1123,324 +1190,46 @@
                 </w:p>
                 <w:p>
                   <w:pPr>
-                    <w:spacing w:before="80" w:after="0" w:line="276" w:lineRule="auto"/>
+                    <w:spacing w:before="120" w:after="0" w:line="360" w:lineRule="auto"/>
                   </w:pPr>
                   <w:r>
                     <w:rPr>
-                      <w:rFonts w:ascii="Figtree" w:hAnsi="Figtree" w:cs="Figtree"/>
-                      <w:b w:val="0"/>
-                      <w:i/>
-                      <w:color w:val="C9B789"/>
-                      <w:sz w:val="16"/>
-                    </w:rPr>
-                    <w:t>Receiving · inventory · outbound.</w:t>
-                  </w:r>
-                </w:p>
-              </w:tc>
-              <w:tc>
-                <w:tcPr>
-                  <w:tcW w:type="dxa" w:w="7488"/>
-                  <w:shd w:val="clear" w:color="auto" w:fill="022429"/>
-                  <w:tcMar>
-                    <w:top w:w="200" w:type="dxa"/>
-                    <w:left w:w="200" w:type="dxa"/>
-                    <w:bottom w:w="200" w:type="dxa"/>
-                    <w:right w:w="200" w:type="dxa"/>
-                  </w:tcMar>
-                  <w:tcBorders>
-                    <w:top w:val="nil" w:sz="4" w:space="0" w:color="000000"/>
-                    <w:left w:val="single" w:sz="6" w:space="0" w:color="FDB602"/>
-                    <w:bottom w:val="nil" w:sz="4" w:space="0" w:color="000000"/>
-                    <w:right w:val="nil" w:sz="4" w:space="0" w:color="000000"/>
-                  </w:tcBorders>
-                </w:tcPr>
-                <w:p>
-                  <w:pPr>
-                    <w:spacing w:before="0" w:after="0" w:line="360" w:lineRule="auto"/>
-                    <w:ind w:left="144"/>
-                  </w:pPr>
-                  <w:r>
-                    <w:rPr>
-                      <w:rFonts w:ascii="Figtree" w:hAnsi="Figtree" w:cs="Figtree"/>
+                      <w:rFonts w:ascii="Barlow Condensed" w:hAnsi="Barlow Condensed" w:cs="Barlow Condensed"/>
                       <w:b/>
                       <w:i w:val="0"/>
-                      <w:color w:val="FDB602"/>
-                      <w:sz w:val="18"/>
+                      <w:color w:val="022429"/>
+                      <w:sz w:val="16"/>
+                      <w:spacing w:val="30"/>
+                      <w:shd w:val="clear" w:color="auto" w:fill="FDB602"/>
                     </w:rPr>
-                    <w:t xml:space="preserve">■ </w:t>
-                  </w:r>
-                  <w:r>
-                    <w:rPr>
-                      <w:rFonts w:ascii="Figtree" w:hAnsi="Figtree" w:cs="Figtree"/>
-                      <w:b/>
-                      <w:i w:val="0"/>
-                      <w:color w:val="FDF6E4"/>
-                      <w:sz w:val="20"/>
-                    </w:rPr>
-                    <w:t>Receiving, inventory, and part management</w:t>
-                  </w:r>
-                </w:p>
-                <w:p>
-                  <w:pPr>
-                    <w:spacing w:before="0" w:after="0" w:line="360" w:lineRule="auto"/>
-                    <w:ind w:left="144"/>
-                  </w:pPr>
-                  <w:r>
-                    <w:rPr>
-                      <w:rFonts w:ascii="Figtree" w:hAnsi="Figtree" w:cs="Figtree"/>
-                      <w:b/>
-                      <w:i w:val="0"/>
-                      <w:color w:val="FDB602"/>
-                      <w:sz w:val="18"/>
-                    </w:rPr>
-                    <w:t xml:space="preserve">■ </w:t>
-                  </w:r>
-                  <w:r>
-                    <w:rPr>
-                      <w:rFonts w:ascii="Figtree" w:hAnsi="Figtree" w:cs="Figtree"/>
-                      <w:b/>
-                      <w:i w:val="0"/>
-                      <w:color w:val="FDF6E4"/>
-                      <w:sz w:val="20"/>
-                    </w:rPr>
-                    <w:t>Parcel + freight</w:t>
+                    <w:t xml:space="preserve">  2 CAMPUSES  </w:t>
                   </w:r>
                   <w:r>
                     <w:rPr>
                       <w:rFonts w:ascii="Figtree" w:hAnsi="Figtree" w:cs="Figtree"/>
                       <w:b w:val="0"/>
                       <w:i w:val="0"/>
-                      <w:color w:val="FDF6E4"/>
-                      <w:sz w:val="20"/>
+                      <w:color w:val="022429"/>
+                      <w:sz w:val="16"/>
                     </w:rPr>
-                    <w:t xml:space="preserve"> including no-box, roll-on / roll-off</w:t>
+                    <w:t xml:space="preserve">  </w:t>
                   </w:r>
-                </w:p>
-                <w:p>
-                  <w:pPr>
-                    <w:spacing w:before="0" w:after="0" w:line="360" w:lineRule="auto"/>
-                    <w:ind w:left="144"/>
-                  </w:pPr>
-                  <w:r>
-                    <w:rPr>
-                      <w:rFonts w:ascii="Figtree" w:hAnsi="Figtree" w:cs="Figtree"/>
-                      <w:b/>
-                      <w:i w:val="0"/>
-                      <w:color w:val="FDB602"/>
-                      <w:sz w:val="18"/>
-                    </w:rPr>
-                    <w:t xml:space="preserve">■ </w:t>
-                  </w:r>
-                  <w:r>
-                    <w:rPr>
-                      <w:rFonts w:ascii="Figtree" w:hAnsi="Figtree" w:cs="Figtree"/>
-                      <w:b/>
-                      <w:i w:val="0"/>
-                      <w:color w:val="FDF6E4"/>
-                      <w:sz w:val="20"/>
-                    </w:rPr>
-                    <w:t>Flexible storage</w:t>
-                  </w:r>
-                  <w:r>
-                    <w:rPr>
-                      <w:rFonts w:ascii="Figtree" w:hAnsi="Figtree" w:cs="Figtree"/>
-                      <w:b w:val="0"/>
-                      <w:i w:val="0"/>
-                      <w:color w:val="FDF6E4"/>
-                      <w:sz w:val="20"/>
-                    </w:rPr>
-                    <w:t xml:space="preserve"> on the floor</w:t>
-                  </w:r>
-                </w:p>
-              </w:tc>
-            </w:tr>
-          </w:tbl>
-          <w:p/>
-          <w:p>
-            <w:pPr>
-              <w:spacing w:before="120" w:after="40" w:line="276" w:lineRule="auto"/>
-            </w:pPr>
-          </w:p>
-          <w:p>
-            <w:pPr>
-              <w:spacing w:before="40" w:after="40" w:line="276" w:lineRule="auto"/>
-            </w:pPr>
-            <w:r>
-              <w:rPr>
-                <w:rFonts w:ascii="Figtree" w:hAnsi="Figtree" w:cs="Figtree"/>
-                <w:b/>
-                <w:i w:val="0"/>
-                <w:color w:val="FDB602"/>
-                <w:sz w:val="28"/>
-              </w:rPr>
-              <w:t xml:space="preserve">▮▮ </w:t>
-            </w:r>
-            <w:r>
-              <w:rPr>
-                <w:rFonts w:ascii="Barlow Condensed" w:hAnsi="Barlow Condensed" w:cs="Barlow Condensed"/>
-                <w:b/>
-                <w:i w:val="0"/>
-                <w:color w:val="022429"/>
-                <w:sz w:val="30"/>
-                <w:spacing w:val="70"/>
-              </w:rPr>
-              <w:t xml:space="preserve">LOCATION   </w:t>
-            </w:r>
-            <w:r>
-              <w:rPr>
-                <w:rFonts w:ascii="Figtree" w:hAnsi="Figtree" w:cs="Figtree"/>
-                <w:b w:val="0"/>
-                <w:i/>
-                <w:color w:val="022429"/>
-                <w:sz w:val="18"/>
-              </w:rPr>
-              <w:t>Corktown, Detroit · steps from Michigan Central &amp; Newlab</w:t>
-            </w:r>
-          </w:p>
-          <w:p>
-            <w:pPr>
-              <w:spacing w:before="0" w:after="80" w:line="276" w:lineRule="auto"/>
-              <w:pBdr>
-                <w:bottom w:val="single" w:sz="12" w:space="1" w:color="022429"/>
-              </w:pBdr>
-            </w:pPr>
-          </w:p>
-          <w:tbl>
-            <w:tblPr>
-              <w:tblW w:type="auto" w:w="0"/>
-              <w:tblLayout w:type="fixed"/>
-              <w:tblLook w:firstColumn="1" w:firstRow="1" w:lastColumn="0" w:lastRow="0" w:noHBand="0" w:noVBand="1" w:val="04A0"/>
-              <w:tblBorders>
-                <w:top w:val="nil"/>
-                <w:left w:val="nil"/>
-                <w:bottom w:val="nil"/>
-                <w:right w:val="nil"/>
-                <w:insideH w:val="nil"/>
-                <w:insideV w:val="nil"/>
-              </w:tblBorders>
-            </w:tblPr>
-            <w:tblGrid>
-              <w:gridCol w:w="6984"/>
-              <w:gridCol w:w="3528"/>
-            </w:tblGrid>
-            <w:tr>
-              <w:tc>
-                <w:tcPr>
-                  <w:tcW w:type="dxa" w:w="6984"/>
-                  <w:tcMar>
-                    <w:top w:w="0" w:type="dxa"/>
-                    <w:left w:w="0" w:type="dxa"/>
-                    <w:bottom w:w="0" w:type="dxa"/>
-                    <w:right w:w="120" w:type="dxa"/>
-                  </w:tcMar>
-                  <w:vAlign w:val="center"/>
-                </w:tcPr>
-                <w:p>
-                  <w:pPr>
-                    <w:spacing w:before="0" w:after="0" w:line="276" w:lineRule="auto"/>
-                  </w:pPr>
-                  <w:r>
-                    <w:drawing>
-                      <wp:inline xmlns:a="http://schemas.openxmlformats.org/drawingml/2006/main" xmlns:pic="http://schemas.openxmlformats.org/drawingml/2006/picture">
-                        <wp:extent cx="4343400" cy="962458"/>
-                        <wp:docPr id="3" name="Picture 3"/>
-                        <wp:cNvGraphicFramePr>
-                          <a:graphicFrameLocks noChangeAspect="1"/>
-                        </wp:cNvGraphicFramePr>
-                        <a:graphic>
-                          <a:graphicData uri="http://schemas.openxmlformats.org/drawingml/2006/picture">
-                            <pic:pic>
-                              <pic:nvPicPr>
-                                <pic:cNvPr id="0" name="beacon-location-map.png"/>
-                                <pic:cNvPicPr/>
-                              </pic:nvPicPr>
-                              <pic:blipFill>
-                                <a:blip r:embed="rId11"/>
-                                <a:stretch>
-                                  <a:fillRect/>
-                                </a:stretch>
-                              </pic:blipFill>
-                              <pic:spPr>
-                                <a:xfrm>
-                                  <a:off x="0" y="0"/>
-                                  <a:ext cx="4343400" cy="962458"/>
-                                </a:xfrm>
-                                <a:prstGeom prst="rect"/>
-                              </pic:spPr>
-                            </pic:pic>
-                          </a:graphicData>
-                        </a:graphic>
-                      </wp:inline>
-                    </w:drawing>
-                  </w:r>
-                </w:p>
-              </w:tc>
-              <w:tc>
-                <w:tcPr>
-                  <w:tcW w:type="dxa" w:w="3528"/>
-                  <w:shd w:val="clear" w:color="auto" w:fill="022429"/>
-                  <w:tcMar>
-                    <w:top w:w="180" w:type="dxa"/>
-                    <w:left w:w="200" w:type="dxa"/>
-                    <w:bottom w:w="180" w:type="dxa"/>
-                    <w:right w:w="200" w:type="dxa"/>
-                  </w:tcMar>
-                  <w:tcBorders>
-                    <w:top w:val="nil" w:sz="4" w:space="0" w:color="000000"/>
-                    <w:left w:val="single" w:sz="36" w:space="0" w:color="FDB602"/>
-                    <w:bottom w:val="nil" w:sz="4" w:space="0" w:color="000000"/>
-                    <w:right w:val="nil" w:sz="4" w:space="0" w:color="000000"/>
-                  </w:tcBorders>
-                </w:tcPr>
-                <w:p>
-                  <w:pPr>
-                    <w:spacing w:before="0" w:after="0" w:line="276" w:lineRule="auto"/>
-                  </w:pPr>
                   <w:r>
                     <w:rPr>
                       <w:rFonts w:ascii="Barlow Condensed" w:hAnsi="Barlow Condensed" w:cs="Barlow Condensed"/>
                       <w:b/>
                       <w:i w:val="0"/>
-                      <w:color w:val="FDB602"/>
-                      <w:sz w:val="20"/>
-                      <w:spacing w:val="60"/>
+                      <w:color w:val="022429"/>
+                      <w:sz w:val="16"/>
+                      <w:spacing w:val="30"/>
+                      <w:shd w:val="clear" w:color="auto" w:fill="FDB602"/>
                     </w:rPr>
-                    <w:t>SPACES TO SCALE</w:t>
+                    <w:t xml:space="preserve">  200,000+ SF  </w:t>
                   </w:r>
                 </w:p>
                 <w:p>
                   <w:pPr>
-                    <w:spacing w:before="40" w:after="0" w:line="276" w:lineRule="auto"/>
-                  </w:pPr>
-                  <w:r>
-                    <w:rPr>
-                      <w:rFonts w:ascii="Barlow Condensed" w:hAnsi="Barlow Condensed" w:cs="Barlow Condensed"/>
-                      <w:b/>
-                      <w:i w:val="0"/>
-                      <w:color w:val="FDF6E4"/>
-                      <w:sz w:val="32"/>
-                    </w:rPr>
-                    <w:t>2 CAMPUSES</w:t>
-                  </w:r>
-                </w:p>
-                <w:p>
-                  <w:pPr>
-                    <w:spacing w:before="0" w:after="0" w:line="276" w:lineRule="auto"/>
-                  </w:pPr>
-                  <w:r>
-                    <w:rPr>
-                      <w:rFonts w:ascii="Barlow Condensed" w:hAnsi="Barlow Condensed" w:cs="Barlow Condensed"/>
-                      <w:b/>
-                      <w:i w:val="0"/>
-                      <w:color w:val="FDF6E4"/>
-                      <w:sz w:val="32"/>
-                    </w:rPr>
-                    <w:t>200,000+ SF</w:t>
-                  </w:r>
-                </w:p>
-                <w:p>
-                  <w:pPr>
-                    <w:spacing w:before="80" w:after="0" w:line="276" w:lineRule="auto"/>
+                    <w:spacing w:before="60" w:after="0" w:line="276" w:lineRule="auto"/>
                   </w:pPr>
                   <w:r>
                     <w:rPr>
@@ -1457,7 +1246,7 @@
                 </w:p>
                 <w:p>
                   <w:pPr>
-                    <w:spacing w:before="120" w:after="0" w:line="336" w:lineRule="auto"/>
+                    <w:spacing w:before="140" w:after="0" w:line="336" w:lineRule="auto"/>
                   </w:pPr>
                   <w:r>
                     <w:rPr>
@@ -1487,28 +1276,134 @@
                       <w:color w:val="FDF6E4"/>
                       <w:sz w:val="17"/>
                     </w:rPr>
-                    <w:t xml:space="preserve"> — close to pilots, partners, and test corridors.</w:t>
+                    <w:t xml:space="preserve"> — close to pilots, partners, and test corridors for drones, robotics, and mobility.</w:t>
                   </w:r>
                 </w:p>
                 <w:p>
                   <w:pPr>
-                    <w:spacing w:before="120" w:after="0" w:line="288" w:lineRule="auto"/>
+                    <w:spacing w:before="160" w:after="100" w:line="276" w:lineRule="auto"/>
+                    <w:pBdr>
+                      <w:bottom w:val="single" w:sz="4" w:space="1" w:color="FDB602"/>
+                    </w:pBdr>
+                  </w:pPr>
+                </w:p>
+                <w:p>
+                  <w:pPr>
+                    <w:spacing w:before="0" w:after="0" w:line="276" w:lineRule="auto"/>
                   </w:pPr>
                   <w:r>
                     <w:rPr>
                       <w:rFonts w:ascii="Barlow Condensed" w:hAnsi="Barlow Condensed" w:cs="Barlow Condensed"/>
                       <w:b/>
                       <w:i w:val="0"/>
-                      <w:color w:val="C9B789"/>
+                      <w:color w:val="FDB602"/>
                       <w:sz w:val="18"/>
-                      <w:spacing w:val="40"/>
+                      <w:spacing w:val="50"/>
                     </w:rPr>
-                    <w:t>DRONES · ROBOTICS · MOBILITY</w:t>
+                    <w:t>WAREHOUSING &amp; LOGISTICS</w:t>
                   </w:r>
                 </w:p>
                 <w:p>
                   <w:pPr>
-                    <w:spacing w:before="0" w:after="0" w:line="288" w:lineRule="auto"/>
+                    <w:spacing w:before="0" w:after="0" w:line="336" w:lineRule="auto"/>
+                    <w:ind w:left="115"/>
+                  </w:pPr>
+                  <w:r>
+                    <w:rPr>
+                      <w:rFonts w:ascii="Figtree" w:hAnsi="Figtree" w:cs="Figtree"/>
+                      <w:b/>
+                      <w:i w:val="0"/>
+                      <w:color w:val="FDB602"/>
+                      <w:sz w:val="15"/>
+                    </w:rPr>
+                    <w:t xml:space="preserve">■ </w:t>
+                  </w:r>
+                  <w:r>
+                    <w:rPr>
+                      <w:rFonts w:ascii="Figtree" w:hAnsi="Figtree" w:cs="Figtree"/>
+                      <w:b/>
+                      <w:i w:val="0"/>
+                      <w:color w:val="FDF6E4"/>
+                      <w:sz w:val="18"/>
+                    </w:rPr>
+                    <w:t>Receiving, inventory, and part management</w:t>
+                  </w:r>
+                </w:p>
+                <w:p>
+                  <w:pPr>
+                    <w:spacing w:before="0" w:after="0" w:line="336" w:lineRule="auto"/>
+                    <w:ind w:left="115"/>
+                  </w:pPr>
+                  <w:r>
+                    <w:rPr>
+                      <w:rFonts w:ascii="Figtree" w:hAnsi="Figtree" w:cs="Figtree"/>
+                      <w:b/>
+                      <w:i w:val="0"/>
+                      <w:color w:val="FDB602"/>
+                      <w:sz w:val="15"/>
+                    </w:rPr>
+                    <w:t xml:space="preserve">■ </w:t>
+                  </w:r>
+                  <w:r>
+                    <w:rPr>
+                      <w:rFonts w:ascii="Figtree" w:hAnsi="Figtree" w:cs="Figtree"/>
+                      <w:b/>
+                      <w:i w:val="0"/>
+                      <w:color w:val="FDF6E4"/>
+                      <w:sz w:val="18"/>
+                    </w:rPr>
+                    <w:t>Parcel + freight</w:t>
+                  </w:r>
+                  <w:r>
+                    <w:rPr>
+                      <w:rFonts w:ascii="Figtree" w:hAnsi="Figtree" w:cs="Figtree"/>
+                      <w:b w:val="0"/>
+                      <w:i w:val="0"/>
+                      <w:color w:val="FDF6E4"/>
+                      <w:sz w:val="18"/>
+                    </w:rPr>
+                    <w:t xml:space="preserve"> including no-box, roll-on / roll-off</w:t>
+                  </w:r>
+                </w:p>
+                <w:p>
+                  <w:pPr>
+                    <w:spacing w:before="0" w:after="0" w:line="336" w:lineRule="auto"/>
+                    <w:ind w:left="115"/>
+                  </w:pPr>
+                  <w:r>
+                    <w:rPr>
+                      <w:rFonts w:ascii="Figtree" w:hAnsi="Figtree" w:cs="Figtree"/>
+                      <w:b/>
+                      <w:i w:val="0"/>
+                      <w:color w:val="FDB602"/>
+                      <w:sz w:val="15"/>
+                    </w:rPr>
+                    <w:t xml:space="preserve">■ </w:t>
+                  </w:r>
+                  <w:r>
+                    <w:rPr>
+                      <w:rFonts w:ascii="Figtree" w:hAnsi="Figtree" w:cs="Figtree"/>
+                      <w:b/>
+                      <w:i w:val="0"/>
+                      <w:color w:val="FDF6E4"/>
+                      <w:sz w:val="18"/>
+                    </w:rPr>
+                    <w:t>Flexible storage</w:t>
+                  </w:r>
+                  <w:r>
+                    <w:rPr>
+                      <w:rFonts w:ascii="Figtree" w:hAnsi="Figtree" w:cs="Figtree"/>
+                      <w:b w:val="0"/>
+                      <w:i w:val="0"/>
+                      <w:color w:val="FDF6E4"/>
+                      <w:sz w:val="18"/>
+                    </w:rPr>
+                    <w:t xml:space="preserve"> on the floor</w:t>
+                  </w:r>
+                </w:p>
+                <w:p>
+                  <w:pPr>
+                    <w:spacing w:before="160" w:after="0" w:line="288" w:lineRule="auto"/>
                   </w:pPr>
                   <w:r>
                     <w:rPr>

--- a/Beacon-Capabilities-Statement.docx
+++ b/Beacon-Capabilities-Statement.docx
@@ -605,7 +605,7 @@
                       <w:color w:val="022429"/>
                       <w:sz w:val="19"/>
                     </w:rPr>
-                    <w:t xml:space="preserve"> — brake press, tube bending, punch &amp; press</w:t>
+                    <w:t xml:space="preserve"> brake press, tube bending, punch &amp; press</w:t>
                   </w:r>
                 </w:p>
                 <w:p>
@@ -641,7 +641,7 @@
                       <w:color w:val="022429"/>
                       <w:sz w:val="19"/>
                     </w:rPr>
-                    <w:t xml:space="preserve"> — MIG / TIG / laser + robotic</w:t>
+                    <w:t xml:space="preserve"> MIG / TIG / laser + robotic</w:t>
                   </w:r>
                 </w:p>
                 <w:p>
@@ -677,7 +677,7 @@
                       <w:color w:val="022429"/>
                       <w:sz w:val="19"/>
                     </w:rPr>
-                    <w:t xml:space="preserve"> — jigs &amp; fixtures for repeatability</w:t>
+                    <w:t xml:space="preserve"> jigs &amp; fixtures for repeatability</w:t>
                   </w:r>
                 </w:p>
               </w:tc>
@@ -742,7 +742,7 @@
                       <w:color w:val="022429"/>
                       <w:sz w:val="18"/>
                     </w:rPr>
-                    <w:t>Kitting, sub-assembly, full builds — and everything in between.</w:t>
+                    <w:t>Kitting, sub-assembly, full builds, and everything in between.</w:t>
                   </w:r>
                 </w:p>
                 <w:p>
@@ -947,7 +947,7 @@
                       <w:color w:val="022429"/>
                       <w:sz w:val="19"/>
                     </w:rPr>
-                    <w:t xml:space="preserve"> — FDM, SLA, SLS (EOS)</w:t>
+                    <w:t xml:space="preserve"> FDM, SLA, SLS (EOS)</w:t>
                   </w:r>
                 </w:p>
                 <w:p>
@@ -1092,7 +1092,7 @@
                   <w:r>
                     <w:drawing>
                       <wp:inline xmlns:a="http://schemas.openxmlformats.org/drawingml/2006/main" xmlns:pic="http://schemas.openxmlformats.org/drawingml/2006/picture">
-                        <wp:extent cx="4023360" cy="891540"/>
+                        <wp:extent cx="4023360" cy="1541450"/>
                         <wp:docPr id="3" name="Picture 3"/>
                         <wp:cNvGraphicFramePr>
                           <a:graphicFrameLocks noChangeAspect="1"/>
@@ -1113,7 +1113,7 @@
                               <pic:spPr>
                                 <a:xfrm>
                                   <a:off x="0" y="0"/>
-                                  <a:ext cx="4023360" cy="891540"/>
+                                  <a:ext cx="4023360" cy="1541450"/>
                                 </a:xfrm>
                                 <a:prstGeom prst="rect"/>
                               </pic:spPr>
@@ -1276,20 +1276,12 @@
                       <w:color w:val="FDF6E4"/>
                       <w:sz w:val="17"/>
                     </w:rPr>
-                    <w:t xml:space="preserve"> — close to pilots, partners, and test corridors for drones, robotics, and mobility.</w:t>
+                    <w:t>, close to pilots, partners, and test corridors for drones, robotics, and mobility.</w:t>
                   </w:r>
                 </w:p>
                 <w:p>
                   <w:pPr>
-                    <w:spacing w:before="160" w:after="100" w:line="276" w:lineRule="auto"/>
-                    <w:pBdr>
-                      <w:bottom w:val="single" w:sz="4" w:space="1" w:color="FDB602"/>
-                    </w:pBdr>
-                  </w:pPr>
-                </w:p>
-                <w:p>
-                  <w:pPr>
-                    <w:spacing w:before="0" w:after="0" w:line="276" w:lineRule="auto"/>
+                    <w:spacing w:before="200" w:after="0" w:line="276" w:lineRule="auto"/>
                   </w:pPr>
                   <w:r>
                     <w:rPr>

--- a/Beacon-Capabilities-Statement.docx
+++ b/Beacon-Capabilities-Statement.docx
@@ -1070,13 +1070,13 @@
               </w:tblBorders>
             </w:tblPr>
             <w:tblGrid>
-              <w:gridCol w:w="6552"/>
-              <w:gridCol w:w="3960"/>
+              <w:gridCol w:w="7560"/>
+              <w:gridCol w:w="2952"/>
             </w:tblGrid>
             <w:tr>
               <w:tc>
                 <w:tcPr>
-                  <w:tcW w:type="dxa" w:w="6552"/>
+                  <w:tcW w:type="dxa" w:w="7560"/>
                   <w:tcMar>
                     <w:top w:w="0" w:type="dxa"/>
                     <w:left w:w="0" w:type="dxa"/>
@@ -1092,7 +1092,7 @@
                   <w:r>
                     <w:drawing>
                       <wp:inline xmlns:a="http://schemas.openxmlformats.org/drawingml/2006/main" xmlns:pic="http://schemas.openxmlformats.org/drawingml/2006/picture">
-                        <wp:extent cx="4023360" cy="1541450"/>
+                        <wp:extent cx="4663440" cy="1786680"/>
                         <wp:docPr id="3" name="Picture 3"/>
                         <wp:cNvGraphicFramePr>
                           <a:graphicFrameLocks noChangeAspect="1"/>
@@ -1113,7 +1113,7 @@
                               <pic:spPr>
                                 <a:xfrm>
                                   <a:off x="0" y="0"/>
-                                  <a:ext cx="4023360" cy="1541450"/>
+                                  <a:ext cx="4663440" cy="1786680"/>
                                 </a:xfrm>
                                 <a:prstGeom prst="rect"/>
                               </pic:spPr>
@@ -1127,7 +1127,7 @@
               </w:tc>
               <w:tc>
                 <w:tcPr>
-                  <w:tcW w:type="dxa" w:w="3960"/>
+                  <w:tcW w:type="dxa" w:w="2952"/>
                   <w:shd w:val="clear" w:color="auto" w:fill="022429"/>
                   <w:tcMar>
                     <w:top w:w="200" w:type="dxa"/>

--- a/Beacon-Capabilities-Statement.docx
+++ b/Beacon-Capabilities-Statement.docx
@@ -1092,7 +1092,7 @@
                   <w:r>
                     <w:drawing>
                       <wp:inline xmlns:a="http://schemas.openxmlformats.org/drawingml/2006/main" xmlns:pic="http://schemas.openxmlformats.org/drawingml/2006/picture">
-                        <wp:extent cx="4663440" cy="1786680"/>
+                        <wp:extent cx="4663440" cy="1830400"/>
                         <wp:docPr id="3" name="Picture 3"/>
                         <wp:cNvGraphicFramePr>
                           <a:graphicFrameLocks noChangeAspect="1"/>
@@ -1113,7 +1113,7 @@
                               <pic:spPr>
                                 <a:xfrm>
                                   <a:off x="0" y="0"/>
-                                  <a:ext cx="4663440" cy="1786680"/>
+                                  <a:ext cx="4663440" cy="1830400"/>
                                 </a:xfrm>
                                 <a:prstGeom prst="rect"/>
                               </pic:spPr>
